--- a/06. Ataskaitos knygutė 2026/[4] Kokybiškos studijos ir joms pritaikyta aplinka/[4.2] Atstovavimas VU.docx
+++ b/06. Ataskaitos knygutė 2026/[4] Kokybiškos studijos ir joms pritaikyta aplinka/[4.2] Atstovavimas VU.docx
@@ -311,43 +311,6 @@
       </w:pPr>
     </w:p>
   </w:comment>
-  <w:comment xmlns:w="http://schemas.openxmlformats.org/wordprocessingml/2006/main" w:initials="KM" w:author="Klėja Merčaitytė" w:date="2026-05-03T13:16:18" w:id="1200777977">
-    <w:p xmlns:w14="http://schemas.microsoft.com/office/word/2010/wordml" xmlns:w="http://schemas.openxmlformats.org/wordprocessingml/2006/main">
-      <w:pPr>
-        <w:pStyle w:val="CommentText"/>
-      </w:pPr>
-      <w:r>
-        <w:rPr>
-          <w:rStyle w:val="CommentReference"/>
-        </w:rPr>
-        <w:annotationRef/>
-      </w:r>
-      <w:r>
-        <w:fldChar w:fldCharType="begin"/>
-      </w:r>
-      <w:r>
-        <w:instrText xml:space="preserve"> HYPERLINK "mailto:atstovai@vusa.lt"</w:instrText>
-      </w:r>
-      <w:bookmarkStart w:name="_@_F7CBECCC32054ABFABA40907E608D0CCZ" w:id="1043446006"/>
-      <w:r>
-        <w:fldChar w:fldCharType="separate"/>
-      </w:r>
-      <w:bookmarkEnd w:id="1043446006"/>
-      <w:r>
-        <w:rPr>
-          <w:rStyle w:val="Mention"/>
-          <w:noProof/>
-        </w:rPr>
-        <w:t>@Emilis Mikulskis</w:t>
-      </w:r>
-      <w:r>
-        <w:fldChar w:fldCharType="end"/>
-      </w:r>
-      <w:r>
-        <w:t xml:space="preserve"> </w:t>
-      </w:r>
-    </w:p>
-  </w:comment>
   <w:comment xmlns:w="http://schemas.openxmlformats.org/wordprocessingml/2006/main" w:initials="KM" w:author="Klėja Merčaitytė" w:date="2026-05-03T13:17:46" w:id="705393431">
     <w:p xmlns:w14="http://schemas.microsoft.com/office/word/2010/wordml" xmlns:w="http://schemas.openxmlformats.org/wordprocessingml/2006/main">
       <w:pPr>
@@ -420,27 +383,6 @@
       <w:r>
         <w:t xml:space="preserve">  gal yra kas nors, ką reikėtų paminėti _ VU SA atstovas atkreipė dėmesį, kad magistrantūros studijoje svarbu... / Buvo siekiama užtikrinti lankstesnę.....lalalala</w:t>
       </w:r>
-    </w:p>
-  </w:comment>
-  <w:comment xmlns:w="http://schemas.openxmlformats.org/wordprocessingml/2006/main" w:initials="EM" w:author="Emilis Mikulskis" w:date="2026-05-03T13:32:56" w:id="1199212237">
-    <w:p xmlns:w14="http://schemas.microsoft.com/office/word/2010/wordml" xmlns:w="http://schemas.openxmlformats.org/wordprocessingml/2006/main">
-      <w:pPr>
-        <w:pStyle w:val="CommentText"/>
-      </w:pPr>
-      <w:r>
-        <w:rPr>
-          <w:rStyle w:val="CommentReference"/>
-        </w:rPr>
-        <w:annotationRef/>
-      </w:r>
-      <w:r>
-        <w:t>galima enbent dėl naujo modelio kaip organizuojama parašyti, nes šiaip nelabai kas buvo šiuo klausimu</w:t>
-      </w:r>
-    </w:p>
-    <w:p xmlns:w14="http://schemas.microsoft.com/office/word/2010/wordml" xmlns:w="http://schemas.openxmlformats.org/wordprocessingml/2006/main">
-      <w:pPr>
-        <w:pStyle w:val="CommentText"/>
-      </w:pPr>
     </w:p>
   </w:comment>
   <w:comment xmlns:w="http://schemas.openxmlformats.org/wordprocessingml/2006/main" w:initials="EM" w:author="Emilis Mikulskis" w:date="2026-05-03T13:26:23" w:id="1321069104">
@@ -544,14 +486,12 @@
   <w15:commentEx w15:done="1" w15:paraId="684AC5DA"/>
   <w15:commentEx w15:done="1" w15:paraId="29C27252"/>
   <w15:commentEx w15:done="1" w15:paraId="73B79F95"/>
-  <w15:commentEx w15:done="0" w15:paraId="18A720E8"/>
+  <w15:commentEx w15:done="1" w15:paraId="18A720E8"/>
   <w15:commentEx w15:done="1" w15:paraId="29F95B19"/>
   <w15:commentEx w15:done="0" w15:paraId="07C31F61" w15:paraIdParent="72C6429F"/>
-  <w15:commentEx w15:done="0" w15:paraId="7F001F58"/>
   <w15:commentEx w15:done="1" w15:paraId="3261CA6D"/>
   <w15:commentEx w15:done="0" w15:paraId="72C6429F"/>
   <w15:commentEx w15:done="1" w15:paraId="39F219C8"/>
-  <w15:commentEx w15:done="0" w15:paraId="068DB0D1" w15:paraIdParent="7F001F58"/>
   <w15:commentEx w15:done="1" w15:paraId="76A940DF" w15:paraIdParent="39F219C8"/>
 </w15:commentsEx>
 </file>
@@ -567,11 +507,9 @@
   <w16cex:commentExtensible w16cex:durableId="0BE906DC" w16cex:dateUtc="2026-04-22T07:16:19.669Z"/>
   <w16cex:commentExtensible w16cex:durableId="687D7766" w16cex:dateUtc="2026-04-24T14:21:00.777Z"/>
   <w16cex:commentExtensible w16cex:durableId="3A91F3C2" w16cex:dateUtc="2026-05-07T13:24:32.062Z"/>
-  <w16cex:commentExtensible w16cex:durableId="0D02CCBF" w16cex:dateUtc="2026-05-03T10:16:18.018Z"/>
   <w16cex:commentExtensible w16cex:durableId="30F097B1" w16cex:dateUtc="2026-05-03T10:17:46.772Z"/>
   <w16cex:commentExtensible w16cex:durableId="106EAB36" w16cex:dateUtc="2026-05-06T14:05:29.611Z"/>
   <w16cex:commentExtensible w16cex:durableId="692D9F9A" w16cex:dateUtc="2026-05-03T10:21:54.599Z"/>
-  <w16cex:commentExtensible w16cex:durableId="128E06A6" w16cex:dateUtc="2026-05-03T10:32:56.257Z"/>
   <w16cex:commentExtensible w16cex:durableId="50E0610F" w16cex:dateUtc="2026-05-03T10:26:23.897Z"/>
 </w16cex:commentsExtensible>
 </file>
@@ -586,10 +524,8 @@
   <w16cid:commentId w16cid:paraId="73B79F95" w16cid:durableId="51E6F7CE"/>
   <w16cid:commentId w16cid:paraId="18A720E8" w16cid:durableId="0BE906DC"/>
   <w16cid:commentId w16cid:paraId="29F95B19" w16cid:durableId="687D7766"/>
-  <w16cid:commentId w16cid:paraId="7F001F58" w16cid:durableId="0D02CCBF"/>
   <w16cid:commentId w16cid:paraId="3261CA6D" w16cid:durableId="30F097B1"/>
   <w16cid:commentId w16cid:paraId="39F219C8" w16cid:durableId="692D9F9A"/>
-  <w16cid:commentId w16cid:paraId="068DB0D1" w16cid:durableId="128E06A6"/>
   <w16cid:commentId w16cid:paraId="76A940DF" w16cid:durableId="50E0610F"/>
   <w16cid:commentId w16cid:paraId="72C6429F" w16cid:durableId="106EAB36"/>
   <w16cid:commentId w16cid:paraId="07C31F61" w16cid:durableId="3A91F3C2"/>
@@ -18918,1154 +18854,6 @@
         <w:t>). Bendras paskirtų stipendijų dydis: 289 BSI. Dažniausiu atveju stipendija nebuvo skiriama, nes nebuvo pateikta pakankamai įrodančių dokumentų arba pateikta pakartotinai darkart tuo pačiu tikslu.</w:t>
       </w:r>
     </w:p>
-    <w:tbl>
-      <w:tblPr>
-        <w:tblStyle w:val="TableNormal"/>
-        <w:bidiVisual w:val="0"/>
-        <w:tblW w:w="8608" w:type="dxa"/>
-        <w:tblLook w:val="06A0" w:firstRow="1" w:lastRow="0" w:firstColumn="1" w:lastColumn="0" w:noHBand="1" w:noVBand="1"/>
-      </w:tblPr>
-      <w:tblGrid>
-        <w:gridCol w:w="8608"/>
-      </w:tblGrid>
-      <w:tr>
-        <w:trPr>
-          <w:trHeight w:val="720"/>
-        </w:trPr>
-        <w:tc>
-          <w:tcPr>
-            <w:tcW w:w="8608" w:type="dxa"/>
-            <w:tcBorders>
-              <w:top w:val="single" w:color="000000" w:themeColor="text1" w:sz="4"/>
-              <w:left w:val="single" w:color="000000" w:themeColor="text1" w:sz="4"/>
-              <w:bottom w:val="single" w:color="000000" w:themeColor="text1" w:sz="4"/>
-              <w:right w:val="single" w:color="000000" w:themeColor="text1" w:sz="4"/>
-            </w:tcBorders>
-            <w:shd w:val="clear" w:color="auto" w:fill="FFF2CC"/>
-            <w:tcMar>
-              <w:top w:w="15" w:type="dxa"/>
-              <w:left w:w="15" w:type="dxa"/>
-              <w:right w:w="15" w:type="dxa"/>
-            </w:tcMar>
-            <w:vAlign w:val="center"/>
-          </w:tcPr>
-          <w:p>
-            <w:pPr>
-              <w:spacing w:before="0" w:beforeAutospacing="off" w:after="0" w:afterAutospacing="off"/>
-              <w:jc w:val="left"/>
-              <w:rPr>
-                <w:rFonts w:ascii="Arial" w:hAnsi="Arial" w:eastAsia="Arial" w:cs="Arial"/>
-                <w:b w:val="0"/>
-                <w:bCs w:val="0"/>
-                <w:i w:val="0"/>
-                <w:iCs w:val="0"/>
-                <w:strike w:val="0"/>
-                <w:dstrike w:val="0"/>
-                <w:color w:val="000000" w:themeColor="text1" w:themeTint="FF" w:themeShade="FF"/>
-                <w:sz w:val="20"/>
-                <w:szCs w:val="20"/>
-                <w:u w:val="none"/>
-              </w:rPr>
-            </w:pPr>
-            <w:r>
-              <w:rPr>
-                <w:rFonts w:ascii="Arial" w:hAnsi="Arial" w:eastAsia="Arial" w:cs="Arial"/>
-                <w:b w:val="0"/>
-                <w:bCs w:val="0"/>
-                <w:i w:val="0"/>
-                <w:iCs w:val="0"/>
-                <w:strike w:val="0"/>
-                <w:dstrike w:val="0"/>
-                <w:color w:val="000000" w:themeColor="text1" w:themeTint="FF" w:themeShade="FF"/>
-                <w:sz w:val="20"/>
-                <w:szCs w:val="20"/>
-                <w:u w:val="none"/>
-              </w:rPr>
-              <w:t>VU stipendijų už s</w:t>
-            </w:r>
-            <w:r>
-              <w:rPr>
-                <w:rFonts w:ascii="Arial" w:hAnsi="Arial" w:eastAsia="Arial" w:cs="Arial"/>
-                <w:b w:val="0"/>
-                <w:bCs w:val="0"/>
-                <w:i w:val="0"/>
-                <w:iCs w:val="0"/>
-                <w:strike w:val="0"/>
-                <w:dstrike w:val="0"/>
-                <w:color w:val="000000" w:themeColor="text1" w:themeTint="FF" w:themeShade="FF"/>
-                <w:sz w:val="20"/>
-                <w:szCs w:val="20"/>
-                <w:u w:val="none"/>
-              </w:rPr>
-              <w:t>portinius pasiekimus skirstymo komisija</w:t>
-            </w:r>
-            <w:r>
-              <w:rPr>
-                <w:rFonts w:ascii="Arial" w:hAnsi="Arial" w:eastAsia="Arial" w:cs="Arial"/>
-                <w:b w:val="0"/>
-                <w:bCs w:val="0"/>
-                <w:i w:val="0"/>
-                <w:iCs w:val="0"/>
-                <w:strike w:val="0"/>
-                <w:dstrike w:val="0"/>
-                <w:color w:val="000000" w:themeColor="text1" w:themeTint="FF" w:themeShade="FF"/>
-                <w:sz w:val="20"/>
-                <w:szCs w:val="20"/>
-                <w:u w:val="none"/>
-              </w:rPr>
-              <w:t xml:space="preserve"> (vienkartinės tikslinės stipendijos už sporto pasiekimus</w:t>
-            </w:r>
-            <w:r>
-              <w:rPr>
-                <w:rFonts w:ascii="Arial" w:hAnsi="Arial" w:eastAsia="Arial" w:cs="Arial"/>
-                <w:b w:val="0"/>
-                <w:bCs w:val="0"/>
-                <w:i w:val="0"/>
-                <w:iCs w:val="0"/>
-                <w:strike w:val="0"/>
-                <w:dstrike w:val="0"/>
-                <w:color w:val="000000" w:themeColor="text1" w:themeTint="FF" w:themeShade="FF"/>
-                <w:sz w:val="20"/>
-                <w:szCs w:val="20"/>
-                <w:u w:val="none"/>
-              </w:rPr>
-              <w:t>)</w:t>
-            </w:r>
-            <w:r>
-              <w:rPr>
-                <w:rFonts w:ascii="Arial" w:hAnsi="Arial" w:eastAsia="Arial" w:cs="Arial"/>
-                <w:b w:val="0"/>
-                <w:bCs w:val="0"/>
-                <w:i w:val="0"/>
-                <w:iCs w:val="0"/>
-                <w:strike w:val="0"/>
-                <w:dstrike w:val="0"/>
-                <w:color w:val="000000" w:themeColor="text1" w:themeTint="FF" w:themeShade="FF"/>
-                <w:sz w:val="20"/>
-                <w:szCs w:val="20"/>
-                <w:u w:val="none"/>
-              </w:rPr>
-              <w:t xml:space="preserve"> </w:t>
-            </w:r>
-          </w:p>
-        </w:tc>
-      </w:tr>
-      <w:tr>
-        <w:trPr>
-          <w:trHeight w:val="720"/>
-        </w:trPr>
-        <w:tc>
-          <w:tcPr>
-            <w:tcW w:w="8608" w:type="dxa"/>
-            <w:tcBorders>
-              <w:top w:val="single" w:color="000000" w:themeColor="text1" w:sz="4"/>
-              <w:left w:val="single" w:color="000000" w:themeColor="text1" w:sz="4"/>
-              <w:bottom w:val="single" w:color="000000" w:themeColor="text1" w:sz="4"/>
-              <w:right w:val="single" w:color="000000" w:themeColor="text1" w:sz="4"/>
-            </w:tcBorders>
-            <w:shd w:val="clear" w:color="auto" w:fill="FFF2CC"/>
-            <w:tcMar>
-              <w:top w:w="15" w:type="dxa"/>
-              <w:left w:w="15" w:type="dxa"/>
-              <w:right w:w="15" w:type="dxa"/>
-            </w:tcMar>
-            <w:vAlign w:val="center"/>
-          </w:tcPr>
-          <w:p>
-            <w:pPr>
-              <w:pStyle w:val="Normal"/>
-              <w:bidi w:val="0"/>
-              <w:jc w:val="left"/>
-              <w:rPr>
-                <w:rFonts w:ascii="Arial" w:hAnsi="Arial" w:eastAsia="Arial" w:cs="Arial"/>
-                <w:b w:val="0"/>
-                <w:bCs w:val="0"/>
-                <w:i w:val="0"/>
-                <w:iCs w:val="0"/>
-                <w:strike w:val="0"/>
-                <w:dstrike w:val="0"/>
-                <w:color w:val="000000" w:themeColor="text1" w:themeTint="FF" w:themeShade="FF"/>
-                <w:sz w:val="20"/>
-                <w:szCs w:val="20"/>
-                <w:u w:val="none"/>
-              </w:rPr>
-            </w:pPr>
-            <w:r>
-              <w:rPr>
-                <w:rFonts w:ascii="Arial" w:hAnsi="Arial" w:eastAsia="Arial" w:cs="Arial"/>
-                <w:b w:val="0"/>
-                <w:bCs w:val="0"/>
-                <w:i w:val="0"/>
-                <w:iCs w:val="0"/>
-                <w:strike w:val="0"/>
-                <w:dstrike w:val="0"/>
-                <w:color w:val="000000" w:themeColor="text1" w:themeTint="FF" w:themeShade="FF"/>
-                <w:sz w:val="20"/>
-                <w:szCs w:val="20"/>
-                <w:u w:val="none"/>
-              </w:rPr>
-              <w:t>Austėja I. - 1</w:t>
-            </w:r>
-            <w:r>
-              <w:rPr>
-                <w:rFonts w:ascii="Arial" w:hAnsi="Arial" w:eastAsia="Arial" w:cs="Arial"/>
-                <w:b w:val="0"/>
-                <w:bCs w:val="0"/>
-                <w:i w:val="0"/>
-                <w:iCs w:val="0"/>
-                <w:strike w:val="0"/>
-                <w:dstrike w:val="0"/>
-                <w:color w:val="000000" w:themeColor="text1" w:themeTint="FF" w:themeShade="FF"/>
-                <w:sz w:val="20"/>
-                <w:szCs w:val="20"/>
-                <w:u w:val="none"/>
-              </w:rPr>
-              <w:t xml:space="preserve"> </w:t>
-            </w:r>
-            <w:r>
-              <w:rPr>
-                <w:rFonts w:ascii="Arial" w:hAnsi="Arial" w:eastAsia="Arial" w:cs="Arial"/>
-                <w:b w:val="0"/>
-                <w:bCs w:val="0"/>
-                <w:i w:val="0"/>
-                <w:iCs w:val="0"/>
-                <w:strike w:val="0"/>
-                <w:dstrike w:val="0"/>
-                <w:color w:val="000000" w:themeColor="text1" w:themeTint="FF" w:themeShade="FF"/>
-                <w:sz w:val="20"/>
-                <w:szCs w:val="20"/>
-                <w:u w:val="none"/>
-              </w:rPr>
-              <w:t>k</w:t>
-            </w:r>
-            <w:r>
-              <w:rPr>
-                <w:rFonts w:ascii="Arial" w:hAnsi="Arial" w:eastAsia="Arial" w:cs="Arial"/>
-                <w:b w:val="0"/>
-                <w:bCs w:val="0"/>
-                <w:i w:val="0"/>
-                <w:iCs w:val="0"/>
-                <w:strike w:val="0"/>
-                <w:dstrike w:val="0"/>
-                <w:color w:val="000000" w:themeColor="text1" w:themeTint="FF" w:themeShade="FF"/>
-                <w:sz w:val="20"/>
-                <w:szCs w:val="20"/>
-                <w:u w:val="none"/>
-              </w:rPr>
-              <w:t>artas</w:t>
-            </w:r>
-            <w:r>
-              <w:rPr>
-                <w:rFonts w:ascii="Arial" w:hAnsi="Arial" w:eastAsia="Arial" w:cs="Arial"/>
-                <w:b w:val="0"/>
-                <w:bCs w:val="0"/>
-                <w:i w:val="0"/>
-                <w:iCs w:val="0"/>
-                <w:strike w:val="0"/>
-                <w:dstrike w:val="0"/>
-                <w:color w:val="000000" w:themeColor="text1" w:themeTint="FF" w:themeShade="FF"/>
-                <w:sz w:val="20"/>
-                <w:szCs w:val="20"/>
-                <w:u w:val="none"/>
-              </w:rPr>
-              <w:t xml:space="preserve"> </w:t>
-            </w:r>
-            <w:r>
-              <w:rPr>
-                <w:rFonts w:ascii="Arial" w:hAnsi="Arial" w:eastAsia="Arial" w:cs="Arial"/>
-                <w:b w:val="0"/>
-                <w:bCs w:val="0"/>
-                <w:i w:val="0"/>
-                <w:iCs w:val="0"/>
-                <w:strike w:val="0"/>
-                <w:dstrike w:val="0"/>
-                <w:color w:val="000000" w:themeColor="text1" w:themeTint="FF" w:themeShade="FF"/>
-                <w:sz w:val="20"/>
-                <w:szCs w:val="20"/>
-                <w:u w:val="none"/>
-              </w:rPr>
-              <w:t>b</w:t>
-            </w:r>
-            <w:r>
-              <w:rPr>
-                <w:rFonts w:ascii="Arial" w:hAnsi="Arial" w:eastAsia="Arial" w:cs="Arial"/>
-                <w:b w:val="0"/>
-                <w:bCs w:val="0"/>
-                <w:i w:val="0"/>
-                <w:iCs w:val="0"/>
-                <w:strike w:val="0"/>
-                <w:dstrike w:val="0"/>
-                <w:color w:val="000000" w:themeColor="text1" w:themeTint="FF" w:themeShade="FF"/>
-                <w:sz w:val="20"/>
-                <w:szCs w:val="20"/>
-                <w:u w:val="none"/>
-              </w:rPr>
-              <w:t xml:space="preserve">uvo paskirstytos stipendijos, </w:t>
-            </w:r>
-            <w:r>
-              <w:rPr>
-                <w:rFonts w:ascii="Arial" w:hAnsi="Arial" w:eastAsia="Arial" w:cs="Arial"/>
-                <w:b w:val="0"/>
-                <w:bCs w:val="0"/>
-                <w:i w:val="0"/>
-                <w:iCs w:val="0"/>
-                <w:strike w:val="0"/>
-                <w:dstrike w:val="0"/>
-                <w:color w:val="000000" w:themeColor="text1" w:themeTint="FF" w:themeShade="FF"/>
-                <w:sz w:val="20"/>
-                <w:szCs w:val="20"/>
-                <w:u w:val="none"/>
-              </w:rPr>
-              <w:t>12 mėn.</w:t>
-            </w:r>
-            <w:r>
-              <w:rPr>
-                <w:rFonts w:ascii="Arial" w:hAnsi="Arial" w:eastAsia="Arial" w:cs="Arial"/>
-                <w:b w:val="0"/>
-                <w:bCs w:val="0"/>
-                <w:i w:val="0"/>
-                <w:iCs w:val="0"/>
-                <w:strike w:val="0"/>
-                <w:dstrike w:val="0"/>
-                <w:color w:val="000000" w:themeColor="text1" w:themeTint="FF" w:themeShade="FF"/>
-                <w:sz w:val="20"/>
-                <w:szCs w:val="20"/>
-                <w:u w:val="none"/>
-              </w:rPr>
-              <w:t>;</w:t>
-            </w:r>
-            <w:r>
-              <w:rPr>
-                <w:rFonts w:ascii="Arial" w:hAnsi="Arial" w:eastAsia="Arial" w:cs="Arial"/>
-                <w:b w:val="0"/>
-                <w:bCs w:val="0"/>
-                <w:i w:val="0"/>
-                <w:iCs w:val="0"/>
-                <w:strike w:val="0"/>
-                <w:dstrike w:val="0"/>
-                <w:color w:val="000000" w:themeColor="text1" w:themeTint="FF" w:themeShade="FF"/>
-                <w:sz w:val="20"/>
-                <w:szCs w:val="20"/>
-                <w:u w:val="none"/>
-              </w:rPr>
-              <w:t xml:space="preserve"> </w:t>
-            </w:r>
-            <w:r>
-              <w:rPr>
-                <w:rFonts w:ascii="Arial" w:hAnsi="Arial" w:eastAsia="Arial" w:cs="Arial"/>
-                <w:b w:val="0"/>
-                <w:bCs w:val="0"/>
-                <w:i w:val="0"/>
-                <w:iCs w:val="0"/>
-                <w:strike w:val="0"/>
-                <w:dstrike w:val="0"/>
-                <w:color w:val="000000" w:themeColor="text1" w:themeTint="FF" w:themeShade="FF"/>
-                <w:sz w:val="20"/>
-                <w:szCs w:val="20"/>
-                <w:u w:val="none"/>
-              </w:rPr>
-              <w:t>137 studentam</w:t>
-            </w:r>
-            <w:r>
-              <w:rPr>
-                <w:rFonts w:ascii="Arial" w:hAnsi="Arial" w:eastAsia="Arial" w:cs="Arial"/>
-                <w:b w:val="0"/>
-                <w:bCs w:val="0"/>
-                <w:i w:val="0"/>
-                <w:iCs w:val="0"/>
-                <w:strike w:val="0"/>
-                <w:dstrike w:val="0"/>
-                <w:color w:val="000000" w:themeColor="text1" w:themeTint="FF" w:themeShade="FF"/>
-                <w:sz w:val="20"/>
-                <w:szCs w:val="20"/>
-                <w:u w:val="none"/>
-              </w:rPr>
-              <w:t>s</w:t>
-            </w:r>
-            <w:r>
-              <w:rPr>
-                <w:rFonts w:ascii="Arial" w:hAnsi="Arial" w:eastAsia="Arial" w:cs="Arial"/>
-                <w:b w:val="0"/>
-                <w:bCs w:val="0"/>
-                <w:i w:val="0"/>
-                <w:iCs w:val="0"/>
-                <w:strike w:val="0"/>
-                <w:dstrike w:val="0"/>
-                <w:color w:val="000000" w:themeColor="text1" w:themeTint="FF" w:themeShade="FF"/>
-                <w:sz w:val="20"/>
-                <w:szCs w:val="20"/>
-                <w:u w:val="none"/>
-              </w:rPr>
-              <w:t xml:space="preserve"> išdalintos;</w:t>
-            </w:r>
-            <w:r>
-              <w:rPr>
-                <w:rFonts w:ascii="Arial" w:hAnsi="Arial" w:eastAsia="Arial" w:cs="Arial"/>
-                <w:b w:val="0"/>
-                <w:bCs w:val="0"/>
-                <w:i w:val="0"/>
-                <w:iCs w:val="0"/>
-                <w:strike w:val="0"/>
-                <w:dstrike w:val="0"/>
-                <w:color w:val="000000" w:themeColor="text1" w:themeTint="FF" w:themeShade="FF"/>
-                <w:sz w:val="20"/>
-                <w:szCs w:val="20"/>
-                <w:u w:val="none"/>
-              </w:rPr>
-              <w:t xml:space="preserve"> </w:t>
-            </w:r>
-            <w:r>
-              <w:rPr>
-                <w:rFonts w:ascii="Arial" w:hAnsi="Arial" w:eastAsia="Arial" w:cs="Arial"/>
-                <w:b w:val="0"/>
-                <w:bCs w:val="0"/>
-                <w:i w:val="0"/>
-                <w:iCs w:val="0"/>
-                <w:strike w:val="0"/>
-                <w:dstrike w:val="0"/>
-                <w:color w:val="000000" w:themeColor="text1" w:themeTint="FF" w:themeShade="FF"/>
-                <w:sz w:val="20"/>
-                <w:szCs w:val="20"/>
-                <w:u w:val="none"/>
-              </w:rPr>
-              <w:t>sporto šakos už kurias davė:</w:t>
-            </w:r>
-            <w:r>
-              <w:rPr>
-                <w:rFonts w:ascii="Arial" w:hAnsi="Arial" w:eastAsia="Arial" w:cs="Arial"/>
-                <w:b w:val="0"/>
-                <w:bCs w:val="0"/>
-                <w:i w:val="0"/>
-                <w:iCs w:val="0"/>
-                <w:strike w:val="0"/>
-                <w:dstrike w:val="0"/>
-                <w:color w:val="000000" w:themeColor="text1" w:themeTint="FF" w:themeShade="FF"/>
-                <w:sz w:val="20"/>
-                <w:szCs w:val="20"/>
-                <w:u w:val="none"/>
-              </w:rPr>
-              <w:t xml:space="preserve"> </w:t>
-            </w:r>
-            <w:r>
-              <w:rPr>
-                <w:rFonts w:ascii="Arial" w:hAnsi="Arial" w:eastAsia="Arial" w:cs="Arial"/>
-                <w:b w:val="0"/>
-                <w:bCs w:val="0"/>
-                <w:i w:val="0"/>
-                <w:iCs w:val="0"/>
-                <w:strike w:val="0"/>
-                <w:dstrike w:val="0"/>
-                <w:color w:val="000000" w:themeColor="text1" w:themeTint="FF" w:themeShade="FF"/>
-                <w:sz w:val="20"/>
-                <w:szCs w:val="20"/>
-                <w:u w:val="none"/>
-              </w:rPr>
-              <w:t>Dziudo</w:t>
-            </w:r>
-            <w:r>
-              <w:rPr>
-                <w:rFonts w:ascii="Arial" w:hAnsi="Arial" w:eastAsia="Arial" w:cs="Arial"/>
-                <w:b w:val="0"/>
-                <w:bCs w:val="0"/>
-                <w:i w:val="0"/>
-                <w:iCs w:val="0"/>
-                <w:strike w:val="0"/>
-                <w:dstrike w:val="0"/>
-                <w:color w:val="000000" w:themeColor="text1" w:themeTint="FF" w:themeShade="FF"/>
-                <w:sz w:val="20"/>
-                <w:szCs w:val="20"/>
-                <w:u w:val="none"/>
-              </w:rPr>
-              <w:t xml:space="preserve"> </w:t>
-            </w:r>
-            <w:r>
-              <w:rPr>
-                <w:rFonts w:ascii="Arial" w:hAnsi="Arial" w:eastAsia="Arial" w:cs="Arial"/>
-                <w:b w:val="0"/>
-                <w:bCs w:val="0"/>
-                <w:i w:val="0"/>
-                <w:iCs w:val="0"/>
-                <w:strike w:val="0"/>
-                <w:dstrike w:val="0"/>
-                <w:color w:val="000000" w:themeColor="text1" w:themeTint="FF" w:themeShade="FF"/>
-                <w:sz w:val="20"/>
-                <w:szCs w:val="20"/>
-                <w:u w:val="none"/>
-              </w:rPr>
-              <w:t>sam</w:t>
-            </w:r>
-            <w:r>
-              <w:rPr>
-                <w:rFonts w:ascii="Arial" w:hAnsi="Arial" w:eastAsia="Arial" w:cs="Arial"/>
-                <w:b w:val="0"/>
-                <w:bCs w:val="0"/>
-                <w:i w:val="0"/>
-                <w:iCs w:val="0"/>
-                <w:strike w:val="0"/>
-                <w:dstrike w:val="0"/>
-                <w:color w:val="000000" w:themeColor="text1" w:themeTint="FF" w:themeShade="FF"/>
-                <w:sz w:val="20"/>
-                <w:szCs w:val="20"/>
-                <w:u w:val="none"/>
-              </w:rPr>
-              <w:t>bo</w:t>
-            </w:r>
-            <w:r>
-              <w:rPr>
-                <w:rFonts w:ascii="Arial" w:hAnsi="Arial" w:eastAsia="Arial" w:cs="Arial"/>
-                <w:b w:val="0"/>
-                <w:bCs w:val="0"/>
-                <w:i w:val="0"/>
-                <w:iCs w:val="0"/>
-                <w:strike w:val="0"/>
-                <w:dstrike w:val="0"/>
-                <w:color w:val="000000" w:themeColor="text1" w:themeTint="FF" w:themeShade="FF"/>
-                <w:sz w:val="20"/>
-                <w:szCs w:val="20"/>
-                <w:u w:val="none"/>
-              </w:rPr>
-              <w:t>, fechtavimas, futbolas, irklavimas, lengvoji atletika, merginų krepšinis, merginų tinklinis, orientavimosi sport</w:t>
-            </w:r>
-            <w:r>
-              <w:rPr>
-                <w:rFonts w:ascii="Arial" w:hAnsi="Arial" w:eastAsia="Arial" w:cs="Arial"/>
-                <w:b w:val="0"/>
-                <w:bCs w:val="0"/>
-                <w:i w:val="0"/>
-                <w:iCs w:val="0"/>
-                <w:strike w:val="0"/>
-                <w:dstrike w:val="0"/>
-                <w:color w:val="000000" w:themeColor="text1" w:themeTint="FF" w:themeShade="FF"/>
-                <w:sz w:val="20"/>
-                <w:szCs w:val="20"/>
-                <w:u w:val="none"/>
-              </w:rPr>
-              <w:t xml:space="preserve">as, plaukimas, stalo tenisas, sunkioji atletika, tenisas, vaikinų krepšinis, vaikinų </w:t>
-            </w:r>
-            <w:r>
-              <w:rPr>
-                <w:rFonts w:ascii="Arial" w:hAnsi="Arial" w:eastAsia="Arial" w:cs="Arial"/>
-                <w:b w:val="0"/>
-                <w:bCs w:val="0"/>
-                <w:i w:val="0"/>
-                <w:iCs w:val="0"/>
-                <w:strike w:val="0"/>
-                <w:dstrike w:val="0"/>
-                <w:color w:val="000000" w:themeColor="text1" w:themeTint="FF" w:themeShade="FF"/>
-                <w:sz w:val="20"/>
-                <w:szCs w:val="20"/>
-                <w:u w:val="none"/>
-              </w:rPr>
-              <w:t>tenklinis</w:t>
-            </w:r>
-            <w:r>
-              <w:rPr>
-                <w:rFonts w:ascii="Arial" w:hAnsi="Arial" w:eastAsia="Arial" w:cs="Arial"/>
-                <w:b w:val="0"/>
-                <w:bCs w:val="0"/>
-                <w:i w:val="0"/>
-                <w:iCs w:val="0"/>
-                <w:strike w:val="0"/>
-                <w:dstrike w:val="0"/>
-                <w:color w:val="000000" w:themeColor="text1" w:themeTint="FF" w:themeShade="FF"/>
-                <w:sz w:val="20"/>
-                <w:szCs w:val="20"/>
-                <w:u w:val="none"/>
-              </w:rPr>
-              <w:t xml:space="preserve">, karatė, </w:t>
-            </w:r>
-            <w:r>
-              <w:rPr>
-                <w:rFonts w:ascii="Arial" w:hAnsi="Arial" w:eastAsia="Arial" w:cs="Arial"/>
-                <w:b w:val="0"/>
-                <w:bCs w:val="0"/>
-                <w:i w:val="0"/>
-                <w:iCs w:val="0"/>
-                <w:strike w:val="0"/>
-                <w:dstrike w:val="0"/>
-                <w:color w:val="000000" w:themeColor="text1" w:themeTint="FF" w:themeShade="FF"/>
-                <w:sz w:val="20"/>
-                <w:szCs w:val="20"/>
-                <w:u w:val="none"/>
-              </w:rPr>
-              <w:t>džiudžitsu</w:t>
-            </w:r>
-            <w:r>
-              <w:rPr>
-                <w:rFonts w:ascii="Arial" w:hAnsi="Arial" w:eastAsia="Arial" w:cs="Arial"/>
-                <w:b w:val="0"/>
-                <w:bCs w:val="0"/>
-                <w:i w:val="0"/>
-                <w:iCs w:val="0"/>
-                <w:strike w:val="0"/>
-                <w:dstrike w:val="0"/>
-                <w:color w:val="000000" w:themeColor="text1" w:themeTint="FF" w:themeShade="FF"/>
-                <w:sz w:val="20"/>
-                <w:szCs w:val="20"/>
-                <w:u w:val="none"/>
-              </w:rPr>
-              <w:t>;</w:t>
-            </w:r>
-          </w:p>
-          <w:p>
-            <w:pPr>
-              <w:pStyle w:val="Normal"/>
-              <w:bidi w:val="0"/>
-              <w:jc w:val="left"/>
-              <w:rPr>
-                <w:rFonts w:ascii="Arial" w:hAnsi="Arial" w:eastAsia="Arial" w:cs="Arial"/>
-                <w:b w:val="0"/>
-                <w:bCs w:val="0"/>
-                <w:i w:val="0"/>
-                <w:iCs w:val="0"/>
-                <w:strike w:val="0"/>
-                <w:dstrike w:val="0"/>
-                <w:color w:val="000000" w:themeColor="text1" w:themeTint="FF" w:themeShade="FF"/>
-                <w:sz w:val="20"/>
-                <w:szCs w:val="20"/>
-                <w:u w:val="none"/>
-              </w:rPr>
-            </w:pPr>
-            <w:r>
-              <w:rPr>
-                <w:rFonts w:ascii="Arial" w:hAnsi="Arial" w:eastAsia="Arial" w:cs="Arial"/>
-                <w:b w:val="0"/>
-                <w:bCs w:val="0"/>
-                <w:i w:val="0"/>
-                <w:iCs w:val="0"/>
-                <w:strike w:val="0"/>
-                <w:dstrike w:val="0"/>
-                <w:color w:val="000000" w:themeColor="text1" w:themeTint="FF" w:themeShade="FF"/>
-                <w:sz w:val="20"/>
-                <w:szCs w:val="20"/>
-                <w:u w:val="none"/>
-              </w:rPr>
-              <w:t xml:space="preserve">2025 m. </w:t>
-            </w:r>
-            <w:r>
-              <w:rPr>
-                <w:rFonts w:ascii="Arial" w:hAnsi="Arial" w:eastAsia="Arial" w:cs="Arial"/>
-                <w:b w:val="0"/>
-                <w:bCs w:val="0"/>
-                <w:i w:val="0"/>
-                <w:iCs w:val="0"/>
-                <w:strike w:val="0"/>
-                <w:dstrike w:val="0"/>
-                <w:color w:val="000000" w:themeColor="text1" w:themeTint="FF" w:themeShade="FF"/>
-                <w:sz w:val="20"/>
-                <w:szCs w:val="20"/>
-                <w:u w:val="none"/>
-              </w:rPr>
-              <w:t xml:space="preserve">Gegužę </w:t>
-            </w:r>
-            <w:r>
-              <w:rPr>
-                <w:rFonts w:ascii="Arial" w:hAnsi="Arial" w:eastAsia="Arial" w:cs="Arial"/>
-                <w:b w:val="0"/>
-                <w:bCs w:val="0"/>
-                <w:i w:val="0"/>
-                <w:iCs w:val="0"/>
-                <w:strike w:val="0"/>
-                <w:dstrike w:val="0"/>
-                <w:color w:val="000000" w:themeColor="text1" w:themeTint="FF" w:themeShade="FF"/>
-                <w:sz w:val="20"/>
-                <w:szCs w:val="20"/>
-                <w:u w:val="none"/>
-              </w:rPr>
-              <w:t xml:space="preserve">- </w:t>
-            </w:r>
-            <w:r>
-              <w:rPr>
-                <w:rFonts w:ascii="Arial" w:hAnsi="Arial" w:eastAsia="Arial" w:cs="Arial"/>
-                <w:b w:val="0"/>
-                <w:bCs w:val="0"/>
-                <w:i w:val="0"/>
-                <w:iCs w:val="0"/>
-                <w:strike w:val="0"/>
-                <w:dstrike w:val="0"/>
-                <w:color w:val="000000" w:themeColor="text1" w:themeTint="FF" w:themeShade="FF"/>
-                <w:sz w:val="20"/>
-                <w:szCs w:val="20"/>
-                <w:u w:val="none"/>
-              </w:rPr>
-              <w:t xml:space="preserve">gavo </w:t>
-            </w:r>
-            <w:r>
-              <w:rPr>
-                <w:rFonts w:ascii="Arial" w:hAnsi="Arial" w:eastAsia="Arial" w:cs="Arial"/>
-                <w:b w:val="0"/>
-                <w:bCs w:val="0"/>
-                <w:i w:val="0"/>
-                <w:iCs w:val="0"/>
-                <w:strike w:val="0"/>
-                <w:dstrike w:val="0"/>
-                <w:color w:val="000000" w:themeColor="text1" w:themeTint="FF" w:themeShade="FF"/>
-                <w:sz w:val="20"/>
-                <w:szCs w:val="20"/>
-                <w:u w:val="none"/>
-              </w:rPr>
-              <w:t>70 student</w:t>
-            </w:r>
-            <w:r>
-              <w:rPr>
-                <w:rFonts w:ascii="Arial" w:hAnsi="Arial" w:eastAsia="Arial" w:cs="Arial"/>
-                <w:b w:val="0"/>
-                <w:bCs w:val="0"/>
-                <w:i w:val="0"/>
-                <w:iCs w:val="0"/>
-                <w:strike w:val="0"/>
-                <w:dstrike w:val="0"/>
-                <w:color w:val="000000" w:themeColor="text1" w:themeTint="FF" w:themeShade="FF"/>
-                <w:sz w:val="20"/>
-                <w:szCs w:val="20"/>
-                <w:u w:val="none"/>
-              </w:rPr>
-              <w:t>ų</w:t>
-            </w:r>
-            <w:r>
-              <w:rPr>
-                <w:rFonts w:ascii="Arial" w:hAnsi="Arial" w:eastAsia="Arial" w:cs="Arial"/>
-                <w:b w:val="0"/>
-                <w:bCs w:val="0"/>
-                <w:i w:val="0"/>
-                <w:iCs w:val="0"/>
-                <w:strike w:val="0"/>
-                <w:dstrike w:val="0"/>
-                <w:color w:val="000000" w:themeColor="text1" w:themeTint="FF" w:themeShade="FF"/>
-                <w:sz w:val="20"/>
-                <w:szCs w:val="20"/>
-                <w:u w:val="none"/>
-              </w:rPr>
-              <w:t xml:space="preserve">; </w:t>
-            </w:r>
-            <w:r>
-              <w:rPr>
-                <w:rFonts w:ascii="Arial" w:hAnsi="Arial" w:eastAsia="Arial" w:cs="Arial"/>
-                <w:b w:val="0"/>
-                <w:bCs w:val="0"/>
-                <w:i w:val="0"/>
-                <w:iCs w:val="0"/>
-                <w:strike w:val="0"/>
-                <w:dstrike w:val="0"/>
-                <w:color w:val="000000" w:themeColor="text1" w:themeTint="FF" w:themeShade="FF"/>
-                <w:sz w:val="20"/>
-                <w:szCs w:val="20"/>
-                <w:u w:val="none"/>
-              </w:rPr>
-              <w:t xml:space="preserve">išdalintos už: tinklinis, lengvoji atletika, futbolas, jėgos trikovė, stalo tenisas, krepšinis, lengvoji atletika, moterų </w:t>
-            </w:r>
-            <w:r>
-              <w:rPr>
-                <w:rFonts w:ascii="Arial" w:hAnsi="Arial" w:eastAsia="Arial" w:cs="Arial"/>
-                <w:b w:val="0"/>
-                <w:bCs w:val="0"/>
-                <w:i w:val="0"/>
-                <w:iCs w:val="0"/>
-                <w:strike w:val="0"/>
-                <w:dstrike w:val="0"/>
-                <w:color w:val="000000" w:themeColor="text1" w:themeTint="FF" w:themeShade="FF"/>
-                <w:sz w:val="20"/>
-                <w:szCs w:val="20"/>
-                <w:u w:val="none"/>
-              </w:rPr>
-              <w:t xml:space="preserve">krepšinis, orientavimosi sportas, merginų tinklinis; </w:t>
-            </w:r>
-          </w:p>
-          <w:p>
-            <w:pPr>
-              <w:pStyle w:val="Normal"/>
-              <w:bidi w:val="0"/>
-              <w:jc w:val="left"/>
-              <w:rPr>
-                <w:rFonts w:ascii="Arial" w:hAnsi="Arial" w:eastAsia="Arial" w:cs="Arial"/>
-                <w:b w:val="0"/>
-                <w:bCs w:val="0"/>
-                <w:i w:val="0"/>
-                <w:iCs w:val="0"/>
-                <w:strike w:val="0"/>
-                <w:dstrike w:val="0"/>
-                <w:color w:val="000000" w:themeColor="text1" w:themeTint="FF" w:themeShade="FF"/>
-                <w:sz w:val="20"/>
-                <w:szCs w:val="20"/>
-                <w:u w:val="none"/>
-              </w:rPr>
-            </w:pPr>
-            <w:r>
-              <w:rPr>
-                <w:rFonts w:ascii="Arial" w:hAnsi="Arial" w:eastAsia="Arial" w:cs="Arial"/>
-                <w:b w:val="0"/>
-                <w:bCs w:val="0"/>
-                <w:i w:val="0"/>
-                <w:iCs w:val="0"/>
-                <w:strike w:val="0"/>
-                <w:dstrike w:val="0"/>
-                <w:color w:val="000000" w:themeColor="text1" w:themeTint="FF" w:themeShade="FF"/>
-                <w:sz w:val="20"/>
-                <w:szCs w:val="20"/>
-                <w:u w:val="none"/>
-              </w:rPr>
-              <w:t xml:space="preserve">2026 m. gegužė - dėl šio mėnesio jokios informacijos nėra dar. </w:t>
-            </w:r>
-          </w:p>
-          <w:p>
-            <w:pPr>
-              <w:pStyle w:val="Normal"/>
-              <w:bidi w:val="0"/>
-              <w:jc w:val="left"/>
-              <w:rPr>
-                <w:rFonts w:ascii="Arial" w:hAnsi="Arial" w:eastAsia="Arial" w:cs="Arial"/>
-                <w:b w:val="0"/>
-                <w:bCs w:val="0"/>
-                <w:i w:val="0"/>
-                <w:iCs w:val="0"/>
-                <w:strike w:val="0"/>
-                <w:dstrike w:val="0"/>
-                <w:color w:val="000000" w:themeColor="text1" w:themeTint="FF" w:themeShade="FF"/>
-                <w:sz w:val="20"/>
-                <w:szCs w:val="20"/>
-                <w:u w:val="none"/>
-              </w:rPr>
-            </w:pPr>
-            <w:r>
-              <w:rPr>
-                <w:rFonts w:ascii="Arial" w:hAnsi="Arial" w:eastAsia="Arial" w:cs="Arial"/>
-                <w:b w:val="0"/>
-                <w:bCs w:val="0"/>
-                <w:i w:val="0"/>
-                <w:iCs w:val="0"/>
-                <w:strike w:val="0"/>
-                <w:dstrike w:val="0"/>
-                <w:color w:val="000000" w:themeColor="text1" w:themeTint="FF" w:themeShade="FF"/>
-                <w:sz w:val="20"/>
-                <w:szCs w:val="20"/>
-                <w:u w:val="none"/>
-              </w:rPr>
-              <w:t>Didžioji dalis studentų universiteto</w:t>
-            </w:r>
-            <w:r>
-              <w:rPr>
-                <w:rFonts w:ascii="Arial" w:hAnsi="Arial" w:eastAsia="Arial" w:cs="Arial"/>
-                <w:b w:val="0"/>
-                <w:bCs w:val="0"/>
-                <w:i w:val="0"/>
-                <w:iCs w:val="0"/>
-                <w:strike w:val="0"/>
-                <w:dstrike w:val="0"/>
-                <w:color w:val="000000" w:themeColor="text1" w:themeTint="FF" w:themeShade="FF"/>
-                <w:sz w:val="20"/>
-                <w:szCs w:val="20"/>
-                <w:u w:val="none"/>
-              </w:rPr>
-              <w:t xml:space="preserve"> ir Lietuvos</w:t>
-            </w:r>
-            <w:r>
-              <w:rPr>
-                <w:rFonts w:ascii="Arial" w:hAnsi="Arial" w:eastAsia="Arial" w:cs="Arial"/>
-                <w:b w:val="0"/>
-                <w:bCs w:val="0"/>
-                <w:i w:val="0"/>
-                <w:iCs w:val="0"/>
-                <w:strike w:val="0"/>
-                <w:dstrike w:val="0"/>
-                <w:color w:val="000000" w:themeColor="text1" w:themeTint="FF" w:themeShade="FF"/>
-                <w:sz w:val="20"/>
-                <w:szCs w:val="20"/>
-                <w:u w:val="none"/>
-              </w:rPr>
-              <w:t xml:space="preserve"> </w:t>
-            </w:r>
-            <w:r>
-              <w:rPr>
-                <w:rFonts w:ascii="Arial" w:hAnsi="Arial" w:eastAsia="Arial" w:cs="Arial"/>
-                <w:b w:val="0"/>
-                <w:bCs w:val="0"/>
-                <w:i w:val="0"/>
-                <w:iCs w:val="0"/>
-                <w:strike w:val="0"/>
-                <w:dstrike w:val="0"/>
-                <w:color w:val="000000" w:themeColor="text1" w:themeTint="FF" w:themeShade="FF"/>
-                <w:sz w:val="20"/>
-                <w:szCs w:val="20"/>
-                <w:u w:val="none"/>
-              </w:rPr>
-              <w:t xml:space="preserve">rinktinės nariai, Lietuvos </w:t>
-            </w:r>
-            <w:r>
-              <w:rPr>
-                <w:rFonts w:ascii="Arial" w:hAnsi="Arial" w:eastAsia="Arial" w:cs="Arial"/>
-                <w:b w:val="0"/>
-                <w:bCs w:val="0"/>
-                <w:i w:val="0"/>
-                <w:iCs w:val="0"/>
-                <w:strike w:val="0"/>
-                <w:dstrike w:val="0"/>
-                <w:color w:val="000000" w:themeColor="text1" w:themeTint="FF" w:themeShade="FF"/>
-                <w:sz w:val="20"/>
-                <w:szCs w:val="20"/>
-                <w:u w:val="none"/>
-              </w:rPr>
-              <w:t>(</w:t>
-            </w:r>
-            <w:r>
-              <w:rPr>
-                <w:rFonts w:ascii="Arial" w:hAnsi="Arial" w:eastAsia="Arial" w:cs="Arial"/>
-                <w:b w:val="0"/>
-                <w:bCs w:val="0"/>
-                <w:i w:val="0"/>
-                <w:iCs w:val="0"/>
-                <w:strike w:val="0"/>
-                <w:dstrike w:val="0"/>
-                <w:color w:val="000000" w:themeColor="text1" w:themeTint="FF" w:themeShade="FF"/>
-                <w:sz w:val="20"/>
-                <w:szCs w:val="20"/>
-                <w:u w:val="none"/>
-              </w:rPr>
-              <w:t>studentų</w:t>
-            </w:r>
-            <w:r>
-              <w:rPr>
-                <w:rFonts w:ascii="Arial" w:hAnsi="Arial" w:eastAsia="Arial" w:cs="Arial"/>
-                <w:b w:val="0"/>
-                <w:bCs w:val="0"/>
-                <w:i w:val="0"/>
-                <w:iCs w:val="0"/>
-                <w:strike w:val="0"/>
-                <w:dstrike w:val="0"/>
-                <w:color w:val="000000" w:themeColor="text1" w:themeTint="FF" w:themeShade="FF"/>
-                <w:sz w:val="20"/>
-                <w:szCs w:val="20"/>
-                <w:u w:val="none"/>
-              </w:rPr>
-              <w:t>)</w:t>
-            </w:r>
-            <w:r>
-              <w:rPr>
-                <w:rFonts w:ascii="Arial" w:hAnsi="Arial" w:eastAsia="Arial" w:cs="Arial"/>
-                <w:b w:val="0"/>
-                <w:bCs w:val="0"/>
-                <w:i w:val="0"/>
-                <w:iCs w:val="0"/>
-                <w:strike w:val="0"/>
-                <w:dstrike w:val="0"/>
-                <w:color w:val="000000" w:themeColor="text1" w:themeTint="FF" w:themeShade="FF"/>
-                <w:sz w:val="20"/>
-                <w:szCs w:val="20"/>
-                <w:u w:val="none"/>
-              </w:rPr>
-              <w:t xml:space="preserve"> čempionai, dalyvavę </w:t>
-            </w:r>
-            <w:r>
-              <w:rPr>
-                <w:rFonts w:ascii="Arial" w:hAnsi="Arial" w:eastAsia="Arial" w:cs="Arial"/>
-                <w:b w:val="0"/>
-                <w:bCs w:val="0"/>
-                <w:i w:val="0"/>
-                <w:iCs w:val="0"/>
-                <w:strike w:val="0"/>
-                <w:dstrike w:val="0"/>
-                <w:color w:val="000000" w:themeColor="text1" w:themeTint="FF" w:themeShade="FF"/>
-                <w:sz w:val="20"/>
-                <w:szCs w:val="20"/>
-                <w:u w:val="none"/>
-              </w:rPr>
-              <w:t>E</w:t>
-            </w:r>
-            <w:r>
-              <w:rPr>
-                <w:rFonts w:ascii="Arial" w:hAnsi="Arial" w:eastAsia="Arial" w:cs="Arial"/>
-                <w:b w:val="0"/>
-                <w:bCs w:val="0"/>
-                <w:i w:val="0"/>
-                <w:iCs w:val="0"/>
-                <w:strike w:val="0"/>
-                <w:dstrike w:val="0"/>
-                <w:color w:val="000000" w:themeColor="text1" w:themeTint="FF" w:themeShade="FF"/>
-                <w:sz w:val="20"/>
-                <w:szCs w:val="20"/>
-                <w:u w:val="none"/>
-              </w:rPr>
-              <w:t>uropos</w:t>
-            </w:r>
-            <w:r>
-              <w:rPr>
-                <w:rFonts w:ascii="Arial" w:hAnsi="Arial" w:eastAsia="Arial" w:cs="Arial"/>
-                <w:b w:val="0"/>
-                <w:bCs w:val="0"/>
-                <w:i w:val="0"/>
-                <w:iCs w:val="0"/>
-                <w:strike w:val="0"/>
-                <w:dstrike w:val="0"/>
-                <w:color w:val="000000" w:themeColor="text1" w:themeTint="FF" w:themeShade="FF"/>
-                <w:sz w:val="20"/>
-                <w:szCs w:val="20"/>
-                <w:u w:val="none"/>
-              </w:rPr>
-              <w:t xml:space="preserve"> ir pasaulio</w:t>
-            </w:r>
-            <w:r>
-              <w:rPr>
-                <w:rFonts w:ascii="Arial" w:hAnsi="Arial" w:eastAsia="Arial" w:cs="Arial"/>
-                <w:b w:val="0"/>
-                <w:bCs w:val="0"/>
-                <w:i w:val="0"/>
-                <w:iCs w:val="0"/>
-                <w:strike w:val="0"/>
-                <w:dstrike w:val="0"/>
-                <w:color w:val="000000" w:themeColor="text1" w:themeTint="FF" w:themeShade="FF"/>
-                <w:sz w:val="20"/>
-                <w:szCs w:val="20"/>
-                <w:u w:val="none"/>
-              </w:rPr>
-              <w:t xml:space="preserve"> studentų varžybose, </w:t>
-            </w:r>
-            <w:r>
-              <w:rPr>
-                <w:rFonts w:ascii="Arial" w:hAnsi="Arial" w:eastAsia="Arial" w:cs="Arial"/>
-                <w:b w:val="0"/>
-                <w:bCs w:val="0"/>
-                <w:i w:val="0"/>
-                <w:iCs w:val="0"/>
-                <w:strike w:val="0"/>
-                <w:dstrike w:val="0"/>
-                <w:color w:val="000000" w:themeColor="text1" w:themeTint="FF" w:themeShade="FF"/>
-                <w:sz w:val="20"/>
-                <w:szCs w:val="20"/>
-                <w:u w:val="none"/>
-              </w:rPr>
-              <w:t>Lietuvos studentų krepšinio lyga</w:t>
-            </w:r>
-            <w:r>
-              <w:rPr>
-                <w:rFonts w:ascii="Arial" w:hAnsi="Arial" w:eastAsia="Arial" w:cs="Arial"/>
-                <w:b w:val="0"/>
-                <w:bCs w:val="0"/>
-                <w:i w:val="0"/>
-                <w:iCs w:val="0"/>
-                <w:strike w:val="0"/>
-                <w:dstrike w:val="0"/>
-                <w:color w:val="000000" w:themeColor="text1" w:themeTint="FF" w:themeShade="FF"/>
-                <w:sz w:val="20"/>
-                <w:szCs w:val="20"/>
-                <w:u w:val="none"/>
-              </w:rPr>
-              <w:t xml:space="preserve"> ir  kt. </w:t>
-            </w:r>
-            <w:r>
-              <w:rPr>
-                <w:rFonts w:ascii="Arial" w:hAnsi="Arial" w:eastAsia="Arial" w:cs="Arial"/>
-                <w:b w:val="0"/>
-                <w:bCs w:val="0"/>
-                <w:i w:val="0"/>
-                <w:iCs w:val="0"/>
-                <w:strike w:val="0"/>
-                <w:dstrike w:val="0"/>
-                <w:color w:val="000000" w:themeColor="text1" w:themeTint="FF" w:themeShade="FF"/>
-                <w:sz w:val="20"/>
-                <w:szCs w:val="20"/>
-                <w:u w:val="none"/>
-              </w:rPr>
-              <w:t xml:space="preserve">Pasaulinio lygio </w:t>
-            </w:r>
-            <w:r>
-              <w:rPr>
-                <w:rFonts w:ascii="Arial" w:hAnsi="Arial" w:eastAsia="Arial" w:cs="Arial"/>
-                <w:b w:val="0"/>
-                <w:bCs w:val="0"/>
-                <w:i w:val="0"/>
-                <w:iCs w:val="0"/>
-                <w:strike w:val="0"/>
-                <w:dstrike w:val="0"/>
-                <w:color w:val="000000" w:themeColor="text1" w:themeTint="FF" w:themeShade="FF"/>
-                <w:sz w:val="20"/>
-                <w:szCs w:val="20"/>
-                <w:u w:val="none"/>
-              </w:rPr>
-              <w:t xml:space="preserve">čempionatai, </w:t>
-            </w:r>
-            <w:r>
-              <w:rPr>
-                <w:rFonts w:ascii="Arial" w:hAnsi="Arial" w:eastAsia="Arial" w:cs="Arial"/>
-                <w:b w:val="0"/>
-                <w:bCs w:val="0"/>
-                <w:i w:val="0"/>
-                <w:iCs w:val="0"/>
-                <w:strike w:val="0"/>
-                <w:dstrike w:val="0"/>
-                <w:color w:val="000000" w:themeColor="text1" w:themeTint="FF" w:themeShade="FF"/>
-                <w:sz w:val="20"/>
-                <w:szCs w:val="20"/>
-                <w:u w:val="none"/>
-              </w:rPr>
-              <w:t xml:space="preserve">stipendijos skirtos ne tik apdovanoti už </w:t>
-            </w:r>
-            <w:r>
-              <w:rPr>
-                <w:rFonts w:ascii="Arial" w:hAnsi="Arial" w:eastAsia="Arial" w:cs="Arial"/>
-                <w:b w:val="0"/>
-                <w:bCs w:val="0"/>
-                <w:i w:val="0"/>
-                <w:iCs w:val="0"/>
-                <w:strike w:val="0"/>
-                <w:dstrike w:val="0"/>
-                <w:color w:val="000000" w:themeColor="text1" w:themeTint="FF" w:themeShade="FF"/>
-                <w:sz w:val="20"/>
-                <w:szCs w:val="20"/>
-                <w:u w:val="none"/>
-              </w:rPr>
-              <w:t xml:space="preserve">jau </w:t>
-            </w:r>
-            <w:r>
-              <w:rPr>
-                <w:rFonts w:ascii="Arial" w:hAnsi="Arial" w:eastAsia="Arial" w:cs="Arial"/>
-                <w:b w:val="0"/>
-                <w:bCs w:val="0"/>
-                <w:i w:val="0"/>
-                <w:iCs w:val="0"/>
-                <w:strike w:val="0"/>
-                <w:dstrike w:val="0"/>
-                <w:color w:val="000000" w:themeColor="text1" w:themeTint="FF" w:themeShade="FF"/>
-                <w:sz w:val="20"/>
-                <w:szCs w:val="20"/>
-                <w:u w:val="none"/>
-              </w:rPr>
-              <w:t>pasiektus rezultatus, bet ir paskatinti studentus siekti aukštesnių rezultatų</w:t>
-            </w:r>
-            <w:r>
-              <w:rPr>
-                <w:rFonts w:ascii="Arial" w:hAnsi="Arial" w:eastAsia="Arial" w:cs="Arial"/>
-                <w:b w:val="0"/>
-                <w:bCs w:val="0"/>
-                <w:i w:val="0"/>
-                <w:iCs w:val="0"/>
-                <w:strike w:val="0"/>
-                <w:dstrike w:val="0"/>
-                <w:color w:val="000000" w:themeColor="text1" w:themeTint="FF" w:themeShade="FF"/>
-                <w:sz w:val="20"/>
-                <w:szCs w:val="20"/>
-                <w:u w:val="none"/>
-              </w:rPr>
-              <w:t>, kai treneriai mato potencialą bei darbą įdėtą treniruotėse</w:t>
-            </w:r>
-            <w:r>
-              <w:rPr>
-                <w:rFonts w:ascii="Arial" w:hAnsi="Arial" w:eastAsia="Arial" w:cs="Arial"/>
-                <w:b w:val="0"/>
-                <w:bCs w:val="0"/>
-                <w:i w:val="0"/>
-                <w:iCs w:val="0"/>
-                <w:strike w:val="0"/>
-                <w:dstrike w:val="0"/>
-                <w:color w:val="000000" w:themeColor="text1" w:themeTint="FF" w:themeShade="FF"/>
-                <w:sz w:val="20"/>
-                <w:szCs w:val="20"/>
-                <w:u w:val="none"/>
-              </w:rPr>
-              <w:t>;</w:t>
-            </w:r>
-          </w:p>
-        </w:tc>
-      </w:tr>
-    </w:tbl>
     <w:p>
       <w:pPr>
         <w:pStyle w:val="Normal"/>
@@ -20078,6 +18866,380 @@
           <w:lang w:val="lt-LT"/>
         </w:rPr>
       </w:pPr>
+    </w:p>
+    <w:p>
+      <w:pPr>
+        <w:pStyle w:val="Normal"/>
+        <w:spacing w:before="173" w:beforeAutospacing="off" w:after="173" w:afterAutospacing="off"/>
+        <w:rPr>
+          <w:rFonts w:ascii="Aptos" w:hAnsi="Aptos" w:eastAsia="Aptos" w:cs="Aptos"/>
+          <w:b w:val="1"/>
+          <w:bCs w:val="1"/>
+          <w:noProof w:val="0"/>
+          <w:sz w:val="24"/>
+          <w:szCs w:val="24"/>
+          <w:lang w:val="lt-LT"/>
+        </w:rPr>
+      </w:pPr>
+      <w:r>
+        <w:rPr>
+          <w:rFonts w:ascii="Aptos" w:hAnsi="Aptos" w:eastAsia="Aptos" w:cs="Aptos"/>
+          <w:b w:val="1"/>
+          <w:bCs w:val="1"/>
+          <w:noProof w:val="0"/>
+          <w:sz w:val="24"/>
+          <w:szCs w:val="24"/>
+          <w:lang w:val="lt-LT"/>
+        </w:rPr>
+        <w:t>VU stipendijų už sportinius pasiekimus skirstymo komisija</w:t>
+      </w:r>
+    </w:p>
+    <w:p>
+      <w:pPr>
+        <w:pStyle w:val="Normal"/>
+        <w:spacing w:before="173" w:beforeAutospacing="off" w:after="173" w:afterAutospacing="off"/>
+        <w:rPr>
+          <w:rFonts w:ascii="Aptos" w:hAnsi="Aptos" w:eastAsia="Aptos" w:cs="Aptos"/>
+          <w:i w:val="1"/>
+          <w:iCs w:val="1"/>
+          <w:noProof w:val="0"/>
+          <w:sz w:val="24"/>
+          <w:szCs w:val="24"/>
+          <w:lang w:val="lt-LT"/>
+        </w:rPr>
+      </w:pPr>
+      <w:r>
+        <w:rPr>
+          <w:rFonts w:ascii="Aptos" w:hAnsi="Aptos" w:eastAsia="Aptos" w:cs="Aptos"/>
+          <w:i w:val="1"/>
+          <w:iCs w:val="1"/>
+          <w:noProof w:val="0"/>
+          <w:sz w:val="24"/>
+          <w:szCs w:val="24"/>
+          <w:lang w:val="lt-LT"/>
+        </w:rPr>
+        <w:t>Studentų (-</w:t>
+      </w:r>
+      <w:r>
+        <w:rPr>
+          <w:rFonts w:ascii="Aptos" w:hAnsi="Aptos" w:eastAsia="Aptos" w:cs="Aptos"/>
+          <w:i w:val="1"/>
+          <w:iCs w:val="1"/>
+          <w:noProof w:val="0"/>
+          <w:sz w:val="24"/>
+          <w:szCs w:val="24"/>
+          <w:lang w:val="lt-LT"/>
+        </w:rPr>
+        <w:t>čių</w:t>
+      </w:r>
+      <w:r>
+        <w:rPr>
+          <w:rFonts w:ascii="Aptos" w:hAnsi="Aptos" w:eastAsia="Aptos" w:cs="Aptos"/>
+          <w:i w:val="1"/>
+          <w:iCs w:val="1"/>
+          <w:noProof w:val="0"/>
+          <w:sz w:val="24"/>
+          <w:szCs w:val="24"/>
+          <w:lang w:val="lt-LT"/>
+        </w:rPr>
+        <w:t>) atstov</w:t>
+      </w:r>
+      <w:r>
+        <w:rPr>
+          <w:rFonts w:ascii="Aptos" w:hAnsi="Aptos" w:eastAsia="Aptos" w:cs="Aptos"/>
+          <w:i w:val="1"/>
+          <w:iCs w:val="1"/>
+          <w:noProof w:val="0"/>
+          <w:sz w:val="24"/>
+          <w:szCs w:val="24"/>
+          <w:lang w:val="lt-LT"/>
+        </w:rPr>
+        <w:t>ės -</w:t>
+      </w:r>
+      <w:r>
+        <w:rPr>
+          <w:rFonts w:ascii="Aptos" w:hAnsi="Aptos" w:eastAsia="Aptos" w:cs="Aptos"/>
+          <w:i w:val="1"/>
+          <w:iCs w:val="1"/>
+          <w:noProof w:val="0"/>
+          <w:sz w:val="24"/>
+          <w:szCs w:val="24"/>
+          <w:lang w:val="lt-LT"/>
+        </w:rPr>
+        <w:t xml:space="preserve"> Aleksandra Vaskevičiūtė, Austėja Ižganaitė</w:t>
+      </w:r>
+    </w:p>
+    <w:p>
+      <w:pPr>
+        <w:pStyle w:val="Normal"/>
+        <w:bidi w:val="0"/>
+        <w:spacing w:before="173" w:beforeAutospacing="off" w:after="173" w:afterAutospacing="off"/>
+        <w:rPr>
+          <w:rFonts w:ascii="Aptos" w:hAnsi="Aptos" w:eastAsia="Aptos" w:cs="Aptos" w:asciiTheme="minorAscii" w:hAnsiTheme="minorAscii" w:eastAsiaTheme="minorAscii" w:cstheme="minorAscii"/>
+          <w:noProof w:val="0"/>
+          <w:sz w:val="24"/>
+          <w:szCs w:val="24"/>
+          <w:lang w:val="lt-LT"/>
+        </w:rPr>
+      </w:pPr>
+      <w:r>
+        <w:rPr>
+          <w:rFonts w:ascii="Aptos" w:hAnsi="Aptos" w:eastAsia="Aptos" w:cs="Aptos" w:asciiTheme="minorAscii" w:hAnsiTheme="minorAscii" w:eastAsiaTheme="minorAscii" w:cstheme="minorAscii"/>
+          <w:b w:val="0"/>
+          <w:bCs w:val="0"/>
+          <w:i w:val="0"/>
+          <w:iCs w:val="0"/>
+          <w:strike w:val="0"/>
+          <w:dstrike w:val="0"/>
+          <w:color w:val="000000" w:themeColor="text1" w:themeTint="FF" w:themeShade="FF"/>
+          <w:sz w:val="24"/>
+          <w:szCs w:val="24"/>
+          <w:u w:val="none"/>
+        </w:rPr>
+        <w:t>Stipendijos skirtos ne tik apdovanoti už jau pasiektus rezultatus, bet ir paskatinti studentus (-es) siekti aukštesnių rezultatų, pagal trenerių matomą potencialą bei treniruotėse įdėtą darbą.</w:t>
+      </w:r>
+      <w:r>
+        <w:rPr>
+          <w:rFonts w:ascii="Aptos" w:hAnsi="Aptos" w:eastAsia="Aptos" w:cs="Aptos" w:asciiTheme="minorAscii" w:hAnsiTheme="minorAscii" w:eastAsiaTheme="minorAscii" w:cstheme="minorAscii"/>
+          <w:noProof w:val="0"/>
+          <w:sz w:val="24"/>
+          <w:szCs w:val="24"/>
+          <w:lang w:val="lt-LT"/>
+        </w:rPr>
+        <w:t xml:space="preserve"> </w:t>
+      </w:r>
+    </w:p>
+    <w:p>
+      <w:pPr>
+        <w:pStyle w:val="Normal"/>
+        <w:spacing w:before="173" w:beforeAutospacing="off" w:after="173" w:afterAutospacing="off"/>
+        <w:rPr>
+          <w:rFonts w:ascii="Aptos" w:hAnsi="Aptos" w:eastAsia="Aptos" w:cs="Aptos" w:asciiTheme="minorAscii" w:hAnsiTheme="minorAscii" w:eastAsiaTheme="minorAscii" w:cstheme="minorAscii"/>
+          <w:noProof w:val="0"/>
+          <w:sz w:val="24"/>
+          <w:szCs w:val="24"/>
+          <w:lang w:val="lt-LT"/>
+        </w:rPr>
+      </w:pPr>
+      <w:r>
+        <w:rPr>
+          <w:rFonts w:ascii="Aptos" w:hAnsi="Aptos" w:eastAsia="Aptos" w:cs="Aptos" w:asciiTheme="minorAscii" w:hAnsiTheme="minorAscii" w:eastAsiaTheme="minorAscii" w:cstheme="minorAscii"/>
+          <w:noProof w:val="0"/>
+          <w:sz w:val="24"/>
+          <w:szCs w:val="24"/>
+          <w:lang w:val="lt-LT"/>
+        </w:rPr>
+        <w:t xml:space="preserve">Ataskaitiniu laikotarpiu stipendijos skirstytos du kartus: </w:t>
+      </w:r>
+      <w:r>
+        <w:rPr>
+          <w:rFonts w:ascii="Aptos" w:hAnsi="Aptos" w:eastAsia="Aptos" w:cs="Aptos" w:asciiTheme="minorAscii" w:hAnsiTheme="minorAscii" w:eastAsiaTheme="minorAscii" w:cstheme="minorAscii"/>
+          <w:noProof w:val="0"/>
+          <w:sz w:val="24"/>
+          <w:szCs w:val="24"/>
+          <w:lang w:val="lt-LT"/>
+        </w:rPr>
+        <w:t>2025 m. gegužės mėn. stipendijos skirtos 70 studentų (-</w:t>
+      </w:r>
+      <w:r>
+        <w:rPr>
+          <w:rFonts w:ascii="Aptos" w:hAnsi="Aptos" w:eastAsia="Aptos" w:cs="Aptos" w:asciiTheme="minorAscii" w:hAnsiTheme="minorAscii" w:eastAsiaTheme="minorAscii" w:cstheme="minorAscii"/>
+          <w:noProof w:val="0"/>
+          <w:sz w:val="24"/>
+          <w:szCs w:val="24"/>
+          <w:lang w:val="lt-LT"/>
+        </w:rPr>
+        <w:t>čių</w:t>
+      </w:r>
+      <w:r>
+        <w:rPr>
+          <w:rFonts w:ascii="Aptos" w:hAnsi="Aptos" w:eastAsia="Aptos" w:cs="Aptos" w:asciiTheme="minorAscii" w:hAnsiTheme="minorAscii" w:eastAsiaTheme="minorAscii" w:cstheme="minorAscii"/>
+          <w:noProof w:val="0"/>
+          <w:sz w:val="24"/>
+          <w:szCs w:val="24"/>
+          <w:lang w:val="lt-LT"/>
+        </w:rPr>
+        <w:t>) už tinklinio, lengvosios atletikos, futbolo, jėgos trikovės, stalo teniso, krepšinio,</w:t>
+      </w:r>
+      <w:r>
+        <w:rPr>
+          <w:rFonts w:ascii="Aptos" w:hAnsi="Aptos" w:eastAsia="Aptos" w:cs="Aptos" w:asciiTheme="minorAscii" w:hAnsiTheme="minorAscii" w:eastAsiaTheme="minorAscii" w:cstheme="minorAscii"/>
+          <w:noProof w:val="0"/>
+          <w:sz w:val="24"/>
+          <w:szCs w:val="24"/>
+          <w:lang w:val="lt-LT"/>
+        </w:rPr>
+        <w:t xml:space="preserve"> orientavimosi sporto pasiekimus, 2025 m. gruodžio mėn. stipendijos skirtos 137 studentams (-</w:t>
+      </w:r>
+      <w:r>
+        <w:rPr>
+          <w:rFonts w:ascii="Aptos" w:hAnsi="Aptos" w:eastAsia="Aptos" w:cs="Aptos" w:asciiTheme="minorAscii" w:hAnsiTheme="minorAscii" w:eastAsiaTheme="minorAscii" w:cstheme="minorAscii"/>
+          <w:noProof w:val="0"/>
+          <w:sz w:val="24"/>
+          <w:szCs w:val="24"/>
+          <w:lang w:val="lt-LT"/>
+        </w:rPr>
+        <w:t>ėms</w:t>
+      </w:r>
+      <w:r>
+        <w:rPr>
+          <w:rFonts w:ascii="Aptos" w:hAnsi="Aptos" w:eastAsia="Aptos" w:cs="Aptos" w:asciiTheme="minorAscii" w:hAnsiTheme="minorAscii" w:eastAsiaTheme="minorAscii" w:cstheme="minorAscii"/>
+          <w:noProof w:val="0"/>
+          <w:sz w:val="24"/>
+          <w:szCs w:val="24"/>
+          <w:lang w:val="lt-LT"/>
+        </w:rPr>
+        <w:t xml:space="preserve">) už </w:t>
+      </w:r>
+      <w:r>
+        <w:rPr>
+          <w:rFonts w:ascii="Aptos" w:hAnsi="Aptos" w:eastAsia="Aptos" w:cs="Aptos" w:asciiTheme="minorAscii" w:hAnsiTheme="minorAscii" w:eastAsiaTheme="minorAscii" w:cstheme="minorAscii"/>
+          <w:noProof w:val="0"/>
+          <w:sz w:val="24"/>
+          <w:szCs w:val="24"/>
+          <w:lang w:val="lt-LT"/>
+        </w:rPr>
+        <w:t>dziudo</w:t>
+      </w:r>
+      <w:r>
+        <w:rPr>
+          <w:rFonts w:ascii="Aptos" w:hAnsi="Aptos" w:eastAsia="Aptos" w:cs="Aptos" w:asciiTheme="minorAscii" w:hAnsiTheme="minorAscii" w:eastAsiaTheme="minorAscii" w:cstheme="minorAscii"/>
+          <w:noProof w:val="0"/>
+          <w:sz w:val="24"/>
+          <w:szCs w:val="24"/>
+          <w:lang w:val="lt-LT"/>
+        </w:rPr>
+        <w:t xml:space="preserve"> </w:t>
+      </w:r>
+      <w:r>
+        <w:rPr>
+          <w:rFonts w:ascii="Aptos" w:hAnsi="Aptos" w:eastAsia="Aptos" w:cs="Aptos" w:asciiTheme="minorAscii" w:hAnsiTheme="minorAscii" w:eastAsiaTheme="minorAscii" w:cstheme="minorAscii"/>
+          <w:noProof w:val="0"/>
+          <w:sz w:val="24"/>
+          <w:szCs w:val="24"/>
+          <w:lang w:val="lt-LT"/>
+        </w:rPr>
+        <w:t>sambo</w:t>
+      </w:r>
+      <w:r>
+        <w:rPr>
+          <w:rFonts w:ascii="Aptos" w:hAnsi="Aptos" w:eastAsia="Aptos" w:cs="Aptos" w:asciiTheme="minorAscii" w:hAnsiTheme="minorAscii" w:eastAsiaTheme="minorAscii" w:cstheme="minorAscii"/>
+          <w:noProof w:val="0"/>
+          <w:sz w:val="24"/>
+          <w:szCs w:val="24"/>
+          <w:lang w:val="lt-LT"/>
+        </w:rPr>
+        <w:t>, fechtavimo</w:t>
+      </w:r>
+      <w:r>
+        <w:rPr>
+          <w:rFonts w:ascii="Aptos" w:hAnsi="Aptos" w:eastAsia="Aptos" w:cs="Aptos" w:asciiTheme="minorAscii" w:hAnsiTheme="minorAscii" w:eastAsiaTheme="minorAscii" w:cstheme="minorAscii"/>
+          <w:noProof w:val="0"/>
+          <w:sz w:val="24"/>
+          <w:szCs w:val="24"/>
+          <w:lang w:val="lt-LT"/>
+        </w:rPr>
+        <w:t xml:space="preserve">, futbolo, irklavimo, lengvosios atletikos, krepšinio, tinklinio, orientavimosi sporto, plaukimo, stalo teniso, sunkiosios atletikos, teniso, karatė, </w:t>
+      </w:r>
+      <w:r>
+        <w:rPr>
+          <w:rFonts w:ascii="Aptos" w:hAnsi="Aptos" w:eastAsia="Aptos" w:cs="Aptos" w:asciiTheme="minorAscii" w:hAnsiTheme="minorAscii" w:eastAsiaTheme="minorAscii" w:cstheme="minorAscii"/>
+          <w:noProof w:val="0"/>
+          <w:sz w:val="24"/>
+          <w:szCs w:val="24"/>
+          <w:lang w:val="lt-LT"/>
+        </w:rPr>
+        <w:t>džiudži</w:t>
+      </w:r>
+      <w:r>
+        <w:rPr>
+          <w:rFonts w:ascii="Aptos" w:hAnsi="Aptos" w:eastAsia="Aptos" w:cs="Aptos" w:asciiTheme="minorAscii" w:hAnsiTheme="minorAscii" w:eastAsiaTheme="minorAscii" w:cstheme="minorAscii"/>
+          <w:noProof w:val="0"/>
+          <w:sz w:val="24"/>
+          <w:szCs w:val="24"/>
+          <w:lang w:val="lt-LT"/>
+        </w:rPr>
+        <w:t>tsu</w:t>
+      </w:r>
+      <w:r>
+        <w:rPr>
+          <w:rFonts w:ascii="Aptos" w:hAnsi="Aptos" w:eastAsia="Aptos" w:cs="Aptos" w:asciiTheme="minorAscii" w:hAnsiTheme="minorAscii" w:eastAsiaTheme="minorAscii" w:cstheme="minorAscii"/>
+          <w:noProof w:val="0"/>
+          <w:sz w:val="24"/>
+          <w:szCs w:val="24"/>
+          <w:lang w:val="lt-LT"/>
+        </w:rPr>
+        <w:t xml:space="preserve"> pasiekimus.</w:t>
+      </w:r>
+    </w:p>
+    <w:p>
+      <w:pPr>
+        <w:pStyle w:val="Normal"/>
+        <w:bidi w:val="0"/>
+        <w:spacing w:before="173" w:beforeAutospacing="off" w:after="173" w:afterAutospacing="off"/>
+        <w:jc w:val="left"/>
+        <w:rPr>
+          <w:rFonts w:ascii="Aptos" w:hAnsi="Aptos" w:eastAsia="Aptos" w:cs="Aptos" w:asciiTheme="minorAscii" w:hAnsiTheme="minorAscii" w:eastAsiaTheme="minorAscii" w:cstheme="minorAscii"/>
+          <w:b w:val="0"/>
+          <w:bCs w:val="0"/>
+          <w:i w:val="0"/>
+          <w:iCs w:val="0"/>
+          <w:strike w:val="0"/>
+          <w:dstrike w:val="0"/>
+          <w:color w:val="000000" w:themeColor="text1" w:themeTint="FF" w:themeShade="FF"/>
+          <w:sz w:val="24"/>
+          <w:szCs w:val="24"/>
+          <w:u w:val="none"/>
+        </w:rPr>
+      </w:pPr>
+      <w:r>
+        <w:rPr>
+          <w:rFonts w:ascii="Aptos" w:hAnsi="Aptos" w:eastAsia="Aptos" w:cs="Aptos" w:asciiTheme="minorAscii" w:hAnsiTheme="minorAscii" w:eastAsiaTheme="minorAscii" w:cstheme="minorAscii"/>
+          <w:b w:val="0"/>
+          <w:bCs w:val="0"/>
+          <w:i w:val="0"/>
+          <w:iCs w:val="0"/>
+          <w:strike w:val="0"/>
+          <w:dstrike w:val="0"/>
+          <w:color w:val="000000" w:themeColor="text1" w:themeTint="FF" w:themeShade="FF"/>
+          <w:sz w:val="24"/>
+          <w:szCs w:val="24"/>
+          <w:u w:val="none"/>
+        </w:rPr>
+        <w:t>Didžioji dalis studentų (-</w:t>
+      </w:r>
+      <w:r>
+        <w:rPr>
+          <w:rFonts w:ascii="Aptos" w:hAnsi="Aptos" w:eastAsia="Aptos" w:cs="Aptos" w:asciiTheme="minorAscii" w:hAnsiTheme="minorAscii" w:eastAsiaTheme="minorAscii" w:cstheme="minorAscii"/>
+          <w:b w:val="0"/>
+          <w:bCs w:val="0"/>
+          <w:i w:val="0"/>
+          <w:iCs w:val="0"/>
+          <w:strike w:val="0"/>
+          <w:dstrike w:val="0"/>
+          <w:color w:val="000000" w:themeColor="text1" w:themeTint="FF" w:themeShade="FF"/>
+          <w:sz w:val="24"/>
+          <w:szCs w:val="24"/>
+          <w:u w:val="none"/>
+        </w:rPr>
+        <w:t>čių</w:t>
+      </w:r>
+      <w:r>
+        <w:rPr>
+          <w:rFonts w:ascii="Aptos" w:hAnsi="Aptos" w:eastAsia="Aptos" w:cs="Aptos" w:asciiTheme="minorAscii" w:hAnsiTheme="minorAscii" w:eastAsiaTheme="minorAscii" w:cstheme="minorAscii"/>
+          <w:b w:val="0"/>
+          <w:bCs w:val="0"/>
+          <w:i w:val="0"/>
+          <w:iCs w:val="0"/>
+          <w:strike w:val="0"/>
+          <w:dstrike w:val="0"/>
+          <w:color w:val="000000" w:themeColor="text1" w:themeTint="FF" w:themeShade="FF"/>
+          <w:sz w:val="24"/>
+          <w:szCs w:val="24"/>
+          <w:u w:val="none"/>
+        </w:rPr>
+        <w:t xml:space="preserve">) Universiteto ir Lietuvos rinktinės nariai (-ės), Lietuvos (studentų) čempionai (-ės), dalyvavę Europos ir pasaulio studentų varžybose, Lietuvos studentų krepšinio lygoje ir  kt. pasaulinio lygio čempionatuose. </w:t>
+      </w:r>
     </w:p>
     <w:p>
       <w:pPr>
@@ -23353,7 +22515,67 @@
         <w:rPr>
           <w:rFonts w:ascii="Aptos Display" w:hAnsi="Aptos Display" w:eastAsia="Aptos Display" w:cs="Aptos Display" w:asciiTheme="majorAscii" w:hAnsiTheme="majorAscii" w:eastAsiaTheme="majorAscii" w:cstheme="majorAscii"/>
         </w:rPr>
-        <w:t>Kartu pirmą kartą suorganizuota Reintegracijos savaitės iniciatyva, kurios metu įtraukta tiek studentiškų organizacijų, tiek VU darinių.</w:t>
+        <w:t>Kartu pirmą kartą suorganizuota Reintegracijos savaitės iniciatyva, kurios metu į</w:t>
+      </w:r>
+      <w:r>
+        <w:rPr>
+          <w:rFonts w:ascii="Aptos Display" w:hAnsi="Aptos Display" w:eastAsia="Aptos Display" w:cs="Aptos Display" w:asciiTheme="majorAscii" w:hAnsiTheme="majorAscii" w:eastAsiaTheme="majorAscii" w:cstheme="majorAscii"/>
+        </w:rPr>
+        <w:t>si</w:t>
+      </w:r>
+      <w:r>
+        <w:rPr>
+          <w:rFonts w:ascii="Aptos Display" w:hAnsi="Aptos Display" w:eastAsia="Aptos Display" w:cs="Aptos Display" w:asciiTheme="majorAscii" w:hAnsiTheme="majorAscii" w:eastAsiaTheme="majorAscii" w:cstheme="majorAscii"/>
+        </w:rPr>
+        <w:t>trau</w:t>
+      </w:r>
+      <w:r>
+        <w:rPr>
+          <w:rFonts w:ascii="Aptos Display" w:hAnsi="Aptos Display" w:eastAsia="Aptos Display" w:cs="Aptos Display" w:asciiTheme="majorAscii" w:hAnsiTheme="majorAscii" w:eastAsiaTheme="majorAscii" w:cstheme="majorAscii"/>
+        </w:rPr>
+        <w:t>kė</w:t>
+      </w:r>
+      <w:r>
+        <w:rPr>
+          <w:rFonts w:ascii="Aptos Display" w:hAnsi="Aptos Display" w:eastAsia="Aptos Display" w:cs="Aptos Display" w:asciiTheme="majorAscii" w:hAnsiTheme="majorAscii" w:eastAsiaTheme="majorAscii" w:cstheme="majorAscii"/>
+        </w:rPr>
+        <w:t xml:space="preserve"> tiek studentišk</w:t>
+      </w:r>
+      <w:r>
+        <w:rPr>
+          <w:rFonts w:ascii="Aptos Display" w:hAnsi="Aptos Display" w:eastAsia="Aptos Display" w:cs="Aptos Display" w:asciiTheme="majorAscii" w:hAnsiTheme="majorAscii" w:eastAsiaTheme="majorAscii" w:cstheme="majorAscii"/>
+        </w:rPr>
+        <w:t>os</w:t>
+      </w:r>
+      <w:r>
+        <w:rPr>
+          <w:rFonts w:ascii="Aptos Display" w:hAnsi="Aptos Display" w:eastAsia="Aptos Display" w:cs="Aptos Display" w:asciiTheme="majorAscii" w:hAnsiTheme="majorAscii" w:eastAsiaTheme="majorAscii" w:cstheme="majorAscii"/>
+        </w:rPr>
+        <w:t xml:space="preserve"> organizacij</w:t>
+      </w:r>
+      <w:r>
+        <w:rPr>
+          <w:rFonts w:ascii="Aptos Display" w:hAnsi="Aptos Display" w:eastAsia="Aptos Display" w:cs="Aptos Display" w:asciiTheme="majorAscii" w:hAnsiTheme="majorAscii" w:eastAsiaTheme="majorAscii" w:cstheme="majorAscii"/>
+        </w:rPr>
+        <w:t>os</w:t>
+      </w:r>
+      <w:r>
+        <w:rPr>
+          <w:rFonts w:ascii="Aptos Display" w:hAnsi="Aptos Display" w:eastAsia="Aptos Display" w:cs="Aptos Display" w:asciiTheme="majorAscii" w:hAnsiTheme="majorAscii" w:eastAsiaTheme="majorAscii" w:cstheme="majorAscii"/>
+        </w:rPr>
+        <w:t>, tiek VU darini</w:t>
+      </w:r>
+      <w:r>
+        <w:rPr>
+          <w:rFonts w:ascii="Aptos Display" w:hAnsi="Aptos Display" w:eastAsia="Aptos Display" w:cs="Aptos Display" w:asciiTheme="majorAscii" w:hAnsiTheme="majorAscii" w:eastAsiaTheme="majorAscii" w:cstheme="majorAscii"/>
+        </w:rPr>
+        <w:t>ai</w:t>
+      </w:r>
+      <w:r>
+        <w:rPr>
+          <w:rFonts w:ascii="Aptos Display" w:hAnsi="Aptos Display" w:eastAsia="Aptos Display" w:cs="Aptos Display" w:asciiTheme="majorAscii" w:hAnsiTheme="majorAscii" w:eastAsiaTheme="majorAscii" w:cstheme="majorAscii"/>
+        </w:rPr>
+        <w:t>.</w:t>
       </w:r>
       <w:commentRangeEnd w:id="1735316668"/>
       <w:r>
@@ -23368,37 +22590,76 @@
         </w:rPr>
         <w:t xml:space="preserve"> </w:t>
       </w:r>
-    </w:p>
-    <w:p>
-      <w:pPr>
-        <w:pStyle w:val="Normal"/>
-        <w:ind w:right="-630" w:firstLine="720"/>
+      <w:r>
+        <w:rPr>
+          <w:rFonts w:ascii="Aptos Display" w:hAnsi="Aptos Display" w:eastAsia="Aptos Display" w:cs="Aptos Display" w:asciiTheme="majorAscii" w:hAnsiTheme="majorAscii" w:eastAsiaTheme="majorAscii" w:cstheme="majorAscii"/>
+        </w:rPr>
+        <w:t>VU SA padaliniai ir iniciatyvos organizavo visuotinius susirinkimus bei renginius ir kuratorių neformalius s</w:t>
+      </w:r>
+      <w:r>
+        <w:rPr>
+          <w:rFonts w:ascii="Aptos Display" w:hAnsi="Aptos Display" w:eastAsia="Aptos Display" w:cs="Aptos Display" w:asciiTheme="majorAscii" w:hAnsiTheme="majorAscii" w:eastAsiaTheme="majorAscii" w:cstheme="majorAscii"/>
+        </w:rPr>
+        <w:t>usitikimus su pirmakursiais (-ėmis), o Konsultavimo ir karjeros centras turėjo atvirų durų dieną bei pirmakursių protmūšį.</w:t>
+      </w:r>
+    </w:p>
+    <w:p>
+      <w:pPr>
+        <w:spacing w:before="173" w:beforeAutospacing="off" w:after="173" w:afterAutospacing="off"/>
+        <w:ind w:firstLine="720"/>
         <w:jc w:val="both"/>
         <w:rPr>
-          <w:rFonts w:ascii="Aptos Display" w:hAnsi="Aptos Display" w:eastAsia="Aptos Display" w:cs="Aptos Display" w:asciiTheme="majorAscii" w:hAnsiTheme="majorAscii" w:eastAsiaTheme="majorAscii" w:cstheme="majorAscii"/>
-        </w:rPr>
-      </w:pPr>
-      <w:commentRangeStart w:id="1200777977"/>
-      <w:commentRangeStart w:id="1199212237"/>
-      <w:r>
-        <w:rPr>
-          <w:rFonts w:ascii="Aptos Display" w:hAnsi="Aptos Display" w:eastAsia="Aptos Display" w:cs="Aptos Display" w:asciiTheme="majorAscii" w:hAnsiTheme="majorAscii" w:eastAsiaTheme="majorAscii" w:cstheme="majorAscii"/>
-        </w:rPr>
-        <w:t xml:space="preserve">Mokymosi grupelės? </w:t>
-      </w:r>
-      <w:commentRangeEnd w:id="1200777977"/>
-      <w:r>
-        <w:rPr>
-          <w:rStyle w:val="CommentReference"/>
-        </w:rPr>
-        <w:commentReference w:id="1200777977"/>
-      </w:r>
-      <w:commentRangeEnd w:id="1199212237"/>
-      <w:r>
-        <w:rPr>
-          <w:rStyle w:val="CommentReference"/>
-        </w:rPr>
-        <w:commentReference w:id="1199212237"/>
+          <w:rFonts w:ascii="Times New Roman" w:hAnsi="Times New Roman" w:eastAsia="Times New Roman" w:cs="Times New Roman"/>
+          <w:noProof w:val="0"/>
+          <w:color w:val="000000" w:themeColor="text1" w:themeTint="FF" w:themeShade="FF"/>
+          <w:sz w:val="24"/>
+          <w:szCs w:val="24"/>
+          <w:lang w:val="lt-LT"/>
+        </w:rPr>
+      </w:pPr>
+      <w:r>
+        <w:rPr>
+          <w:rFonts w:ascii="Times New Roman" w:hAnsi="Times New Roman" w:eastAsia="Times New Roman" w:cs="Times New Roman"/>
+          <w:noProof w:val="0"/>
+          <w:color w:val="000000" w:themeColor="text1" w:themeTint="FF" w:themeShade="FF"/>
+          <w:sz w:val="24"/>
+          <w:szCs w:val="24"/>
+          <w:lang w:val="lt-LT"/>
+        </w:rPr>
+        <w:t xml:space="preserve">Kartu su Studentų paslaugų ir karjeros skyriumi (SPKS) buvo peržiūrėtas mokymosi grupelių </w:t>
+      </w:r>
+      <w:r>
+        <w:rPr>
+          <w:rFonts w:ascii="Times New Roman" w:hAnsi="Times New Roman" w:eastAsia="Times New Roman" w:cs="Times New Roman"/>
+          <w:noProof w:val="0"/>
+          <w:color w:val="000000" w:themeColor="text1" w:themeTint="FF" w:themeShade="FF"/>
+          <w:sz w:val="24"/>
+          <w:szCs w:val="24"/>
+          <w:lang w:val="lt-LT"/>
+        </w:rPr>
+        <w:t>konceptas</w:t>
+      </w:r>
+      <w:r>
+        <w:rPr>
+          <w:rFonts w:ascii="Times New Roman" w:hAnsi="Times New Roman" w:eastAsia="Times New Roman" w:cs="Times New Roman"/>
+          <w:noProof w:val="0"/>
+          <w:color w:val="000000" w:themeColor="text1" w:themeTint="FF" w:themeShade="FF"/>
+          <w:sz w:val="24"/>
+          <w:szCs w:val="24"/>
+          <w:lang w:val="lt-LT"/>
+        </w:rPr>
+        <w:t xml:space="preserve"> ir sutarta, jog nuo dabar ši veikla yra organizuojama tiesiogiai SPKS kartu su KAP studijų skyriais.</w:t>
+      </w:r>
+      <w:r>
+        <w:rPr>
+          <w:rFonts w:ascii="Times New Roman" w:hAnsi="Times New Roman" w:eastAsia="Times New Roman" w:cs="Times New Roman"/>
+          <w:noProof w:val="0"/>
+          <w:color w:val="000000" w:themeColor="text1" w:themeTint="FF" w:themeShade="FF"/>
+          <w:sz w:val="24"/>
+          <w:szCs w:val="24"/>
+          <w:lang w:val="lt-LT"/>
+        </w:rPr>
+        <w:t xml:space="preserve"> VU SA tiesiogiai nebeorganizuos šios veiklos.</w:t>
       </w:r>
     </w:p>
     <w:p>
@@ -25214,7 +24475,77 @@
           <w:szCs w:val="24"/>
           <w:lang w:val="en-US"/>
         </w:rPr>
-        <w:t>The President of VU Rparticipated in discussions at the Rectorate regarding issues of concern to students and shared news from VU SR.</w:t>
+        <w:t xml:space="preserve">The President of VU </w:t>
+      </w:r>
+      <w:r>
+        <w:rPr>
+          <w:rFonts w:ascii="Aptos Display" w:hAnsi="Aptos Display" w:eastAsia="Aptos Display" w:cs="Aptos Display"/>
+          <w:noProof w:val="0"/>
+          <w:sz w:val="24"/>
+          <w:szCs w:val="24"/>
+          <w:lang w:val="en-US"/>
+        </w:rPr>
+        <w:t>S</w:t>
+      </w:r>
+      <w:r>
+        <w:rPr>
+          <w:rFonts w:ascii="Aptos Display" w:hAnsi="Aptos Display" w:eastAsia="Aptos Display" w:cs="Aptos Display"/>
+          <w:noProof w:val="0"/>
+          <w:sz w:val="24"/>
+          <w:szCs w:val="24"/>
+          <w:lang w:val="en-US"/>
+        </w:rPr>
+        <w:t>R</w:t>
+      </w:r>
+      <w:r>
+        <w:rPr>
+          <w:rFonts w:ascii="Aptos Display" w:hAnsi="Aptos Display" w:eastAsia="Aptos Display" w:cs="Aptos Display"/>
+          <w:noProof w:val="0"/>
+          <w:sz w:val="24"/>
+          <w:szCs w:val="24"/>
+          <w:lang w:val="en-US"/>
+        </w:rPr>
+        <w:t xml:space="preserve"> </w:t>
+      </w:r>
+      <w:r>
+        <w:rPr>
+          <w:rFonts w:ascii="Aptos Display" w:hAnsi="Aptos Display" w:eastAsia="Aptos Display" w:cs="Aptos Display"/>
+          <w:noProof w:val="0"/>
+          <w:sz w:val="24"/>
+          <w:szCs w:val="24"/>
+          <w:lang w:val="en-US"/>
+        </w:rPr>
+        <w:t>participated</w:t>
+      </w:r>
+      <w:r>
+        <w:rPr>
+          <w:rFonts w:ascii="Aptos Display" w:hAnsi="Aptos Display" w:eastAsia="Aptos Display" w:cs="Aptos Display"/>
+          <w:noProof w:val="0"/>
+          <w:sz w:val="24"/>
+          <w:szCs w:val="24"/>
+          <w:lang w:val="en-US"/>
+        </w:rPr>
+        <w:t xml:space="preserve"> in discussions at the Rectorate </w:t>
+      </w:r>
+      <w:r>
+        <w:rPr>
+          <w:rFonts w:ascii="Aptos Display" w:hAnsi="Aptos Display" w:eastAsia="Aptos Display" w:cs="Aptos Display"/>
+          <w:noProof w:val="0"/>
+          <w:sz w:val="24"/>
+          <w:szCs w:val="24"/>
+          <w:lang w:val="en-US"/>
+        </w:rPr>
+        <w:t>regarding</w:t>
+      </w:r>
+      <w:r>
+        <w:rPr>
+          <w:rFonts w:ascii="Aptos Display" w:hAnsi="Aptos Display" w:eastAsia="Aptos Display" w:cs="Aptos Display"/>
+          <w:noProof w:val="0"/>
+          <w:sz w:val="24"/>
+          <w:szCs w:val="24"/>
+          <w:lang w:val="en-US"/>
+        </w:rPr>
+        <w:t xml:space="preserve"> issues of concern to students and shared news from VU SR.</w:t>
       </w:r>
     </w:p>
     <w:p>
@@ -25358,7 +24689,27 @@
           <w:szCs w:val="24"/>
           <w:lang w:val="en-US"/>
         </w:rPr>
-        <w:t xml:space="preserve">a map of the accessibility of Vilnius University services, prepared by VU SA, was presented; </w:t>
+        <w:t>a map of the accessibility of Vilnius University services, prepared by VU S</w:t>
+      </w:r>
+      <w:r>
+        <w:rPr>
+          <w:rFonts w:ascii="Aptos Display" w:hAnsi="Aptos Display" w:eastAsia="Aptos Display" w:cs="Aptos Display"/>
+          <w:noProof w:val="0"/>
+          <w:sz w:val="24"/>
+          <w:szCs w:val="24"/>
+          <w:lang w:val="en-US"/>
+        </w:rPr>
+        <w:t>R</w:t>
+      </w:r>
+      <w:r>
+        <w:rPr>
+          <w:rFonts w:ascii="Aptos Display" w:hAnsi="Aptos Display" w:eastAsia="Aptos Display" w:cs="Aptos Display"/>
+          <w:noProof w:val="0"/>
+          <w:sz w:val="24"/>
+          <w:szCs w:val="24"/>
+          <w:lang w:val="en-US"/>
+        </w:rPr>
+        <w:t xml:space="preserve">, was presented; </w:t>
       </w:r>
     </w:p>
     <w:p>
@@ -37980,12 +37331,12 @@
         <w:pStyle w:val="Heading2"/>
         <w:rPr>
           <w:rFonts w:ascii="Aptos Display" w:hAnsi="Aptos Display" w:eastAsia="Aptos Display" w:cs="Aptos Display" w:asciiTheme="majorAscii" w:hAnsiTheme="majorAscii" w:eastAsiaTheme="majorAscii" w:cstheme="majorAscii"/>
-          <w:lang w:val="en-US"/>
-        </w:rPr>
-      </w:pPr>
-      <w:r>
-        <w:rPr>
-          <w:lang w:val="en-US"/>
+          <w:lang w:val="lt-LT"/>
+        </w:rPr>
+      </w:pPr>
+      <w:r>
+        <w:rPr>
+          <w:lang w:val="lt-LT"/>
         </w:rPr>
         <w:t xml:space="preserve">Study Quality Commission </w:t>
       </w:r>
@@ -38021,23 +37372,119 @@
       <w:r>
         <w:rPr>
           <w:rFonts w:ascii="Aptos Display" w:hAnsi="Aptos Display" w:eastAsia="Aptos Display" w:cs="Aptos Display" w:asciiTheme="majorAscii" w:hAnsiTheme="majorAscii" w:eastAsiaTheme="majorAscii" w:cstheme="majorAscii"/>
-          <w:lang w:val="lt-LT"/>
-        </w:rPr>
-        <w:t xml:space="preserve">During the reporting period, two meetings were held to review and approve seven study programs: improvement plans for the following fields of study: Software Engineering (FMI), Political Science (IIRPS), Information Services (FK), Electronic Engineering (FPh), Ecology (ŠA), Computer Science (FMI), and Marketing (FEBA) (24 study programs). During the meetings, commission members provided recommendations and comments to the program improvement plans and their authors on how the plans or the fields of study could be improved. The student representative was responsible for reviewing the plans for three fields of study: Software Engineering (MIF), Computer Science (MIF), and Information Services (KF) (12 study programs). The Study Quality Commission approved all </w:t>
-      </w:r>
-      <w:bookmarkStart w:name="_Int_WWh8dAvB" w:id="532338220"/>
-      <w:r>
-        <w:rPr>
-          <w:rFonts w:ascii="Aptos Display" w:hAnsi="Aptos Display" w:eastAsia="Aptos Display" w:cs="Aptos Display" w:asciiTheme="majorAscii" w:hAnsiTheme="majorAscii" w:eastAsiaTheme="majorAscii" w:cstheme="majorAscii"/>
-          <w:lang w:val="lt-LT"/>
+          <w:lang w:val="en-US"/>
+        </w:rPr>
+        <w:t>During the reporting period, two meetings were held to review and approve seven study programs: improvement plans for the following fields of study: Software Engineering (FMI), Political Science (IIRPS), Information Services (F</w:t>
+      </w:r>
+      <w:r>
+        <w:rPr>
+          <w:rFonts w:ascii="Aptos Display" w:hAnsi="Aptos Display" w:eastAsia="Aptos Display" w:cs="Aptos Display" w:asciiTheme="majorAscii" w:hAnsiTheme="majorAscii" w:eastAsiaTheme="majorAscii" w:cstheme="majorAscii"/>
+          <w:lang w:val="en-US"/>
+        </w:rPr>
+        <w:t>C</w:t>
+      </w:r>
+      <w:r>
+        <w:rPr>
+          <w:rFonts w:ascii="Aptos Display" w:hAnsi="Aptos Display" w:eastAsia="Aptos Display" w:cs="Aptos Display" w:asciiTheme="majorAscii" w:hAnsiTheme="majorAscii" w:eastAsiaTheme="majorAscii" w:cstheme="majorAscii"/>
+          <w:lang w:val="en-US"/>
+        </w:rPr>
+        <w:t>), Electronic Engineering (</w:t>
+      </w:r>
+      <w:r>
+        <w:rPr>
+          <w:rFonts w:ascii="Aptos Display" w:hAnsi="Aptos Display" w:eastAsia="Aptos Display" w:cs="Aptos Display" w:asciiTheme="majorAscii" w:hAnsiTheme="majorAscii" w:eastAsiaTheme="majorAscii" w:cstheme="majorAscii"/>
+          <w:lang w:val="en-US"/>
+        </w:rPr>
+        <w:t>FPh</w:t>
+      </w:r>
+      <w:r>
+        <w:rPr>
+          <w:rFonts w:ascii="Aptos Display" w:hAnsi="Aptos Display" w:eastAsia="Aptos Display" w:cs="Aptos Display" w:asciiTheme="majorAscii" w:hAnsiTheme="majorAscii" w:eastAsiaTheme="majorAscii" w:cstheme="majorAscii"/>
+          <w:lang w:val="en-US"/>
+        </w:rPr>
+        <w:t xml:space="preserve">), Ecology (ŠA), Computer Science (FMI), and Marketing (FEBA) (24 study programs). During the meetings, commission members provided recommendations and comments to the </w:t>
+      </w:r>
+      <w:r>
+        <w:rPr>
+          <w:rFonts w:ascii="Aptos Display" w:hAnsi="Aptos Display" w:eastAsia="Aptos Display" w:cs="Aptos Display" w:asciiTheme="majorAscii" w:hAnsiTheme="majorAscii" w:eastAsiaTheme="majorAscii" w:cstheme="majorAscii"/>
+          <w:lang w:val="en-US"/>
+        </w:rPr>
+        <w:t>program</w:t>
+      </w:r>
+      <w:r>
+        <w:rPr>
+          <w:rFonts w:ascii="Aptos Display" w:hAnsi="Aptos Display" w:eastAsia="Aptos Display" w:cs="Aptos Display" w:asciiTheme="majorAscii" w:hAnsiTheme="majorAscii" w:eastAsiaTheme="majorAscii" w:cstheme="majorAscii"/>
+          <w:lang w:val="en-US"/>
+        </w:rPr>
+        <w:t xml:space="preserve"> improvement plans and their authors on how the plans or the fields of study could be improved. The student representative </w:t>
+      </w:r>
+      <w:r>
+        <w:rPr>
+          <w:rFonts w:ascii="Aptos Display" w:hAnsi="Aptos Display" w:eastAsia="Aptos Display" w:cs="Aptos Display" w:asciiTheme="majorAscii" w:hAnsiTheme="majorAscii" w:eastAsiaTheme="majorAscii" w:cstheme="majorAscii"/>
+          <w:lang w:val="en-US"/>
+        </w:rPr>
+        <w:t>was responsible for</w:t>
+      </w:r>
+      <w:r>
+        <w:rPr>
+          <w:rFonts w:ascii="Aptos Display" w:hAnsi="Aptos Display" w:eastAsia="Aptos Display" w:cs="Aptos Display" w:asciiTheme="majorAscii" w:hAnsiTheme="majorAscii" w:eastAsiaTheme="majorAscii" w:cstheme="majorAscii"/>
+          <w:lang w:val="en-US"/>
+        </w:rPr>
+        <w:t xml:space="preserve"> reviewing the plans for three fields of study: Software Engineering (</w:t>
+      </w:r>
+      <w:r>
+        <w:rPr>
+          <w:rFonts w:ascii="Aptos Display" w:hAnsi="Aptos Display" w:eastAsia="Aptos Display" w:cs="Aptos Display" w:asciiTheme="majorAscii" w:hAnsiTheme="majorAscii" w:eastAsiaTheme="majorAscii" w:cstheme="majorAscii"/>
+          <w:lang w:val="en-US"/>
+        </w:rPr>
+        <w:t>FMI</w:t>
+      </w:r>
+      <w:r>
+        <w:rPr>
+          <w:rFonts w:ascii="Aptos Display" w:hAnsi="Aptos Display" w:eastAsia="Aptos Display" w:cs="Aptos Display" w:asciiTheme="majorAscii" w:hAnsiTheme="majorAscii" w:eastAsiaTheme="majorAscii" w:cstheme="majorAscii"/>
+          <w:lang w:val="en-US"/>
+        </w:rPr>
+        <w:t>), Computer Science (</w:t>
+      </w:r>
+      <w:r>
+        <w:rPr>
+          <w:rFonts w:ascii="Aptos Display" w:hAnsi="Aptos Display" w:eastAsia="Aptos Display" w:cs="Aptos Display" w:asciiTheme="majorAscii" w:hAnsiTheme="majorAscii" w:eastAsiaTheme="majorAscii" w:cstheme="majorAscii"/>
+          <w:lang w:val="en-US"/>
+        </w:rPr>
+        <w:t>FMI</w:t>
+      </w:r>
+      <w:r>
+        <w:rPr>
+          <w:rFonts w:ascii="Aptos Display" w:hAnsi="Aptos Display" w:eastAsia="Aptos Display" w:cs="Aptos Display" w:asciiTheme="majorAscii" w:hAnsiTheme="majorAscii" w:eastAsiaTheme="majorAscii" w:cstheme="majorAscii"/>
+          <w:lang w:val="en-US"/>
+        </w:rPr>
+        <w:t>), and Information Services (F</w:t>
+      </w:r>
+      <w:r>
+        <w:rPr>
+          <w:rFonts w:ascii="Aptos Display" w:hAnsi="Aptos Display" w:eastAsia="Aptos Display" w:cs="Aptos Display" w:asciiTheme="majorAscii" w:hAnsiTheme="majorAscii" w:eastAsiaTheme="majorAscii" w:cstheme="majorAscii"/>
+          <w:lang w:val="en-US"/>
+        </w:rPr>
+        <w:t>C</w:t>
+      </w:r>
+      <w:r>
+        <w:rPr>
+          <w:rFonts w:ascii="Aptos Display" w:hAnsi="Aptos Display" w:eastAsia="Aptos Display" w:cs="Aptos Display" w:asciiTheme="majorAscii" w:hAnsiTheme="majorAscii" w:eastAsiaTheme="majorAscii" w:cstheme="majorAscii"/>
+          <w:lang w:val="en-US"/>
+        </w:rPr>
+        <w:t xml:space="preserve">) (12 study programs). The Study Quality Commission approved all </w:t>
+      </w:r>
+      <w:r>
+        <w:rPr>
+          <w:rFonts w:ascii="Aptos Display" w:hAnsi="Aptos Display" w:eastAsia="Aptos Display" w:cs="Aptos Display" w:asciiTheme="majorAscii" w:hAnsiTheme="majorAscii" w:eastAsiaTheme="majorAscii" w:cstheme="majorAscii"/>
+          <w:lang w:val="en-US"/>
         </w:rPr>
         <w:t>7 field</w:t>
       </w:r>
-      <w:bookmarkEnd w:id="532338220"/>
-      <w:r>
-        <w:rPr>
-          <w:rFonts w:ascii="Aptos Display" w:hAnsi="Aptos Display" w:eastAsia="Aptos Display" w:cs="Aptos Display" w:asciiTheme="majorAscii" w:hAnsiTheme="majorAscii" w:eastAsiaTheme="majorAscii" w:cstheme="majorAscii"/>
-          <w:lang w:val="lt-LT"/>
+      <w:r>
+        <w:rPr>
+          <w:rFonts w:ascii="Aptos Display" w:hAnsi="Aptos Display" w:eastAsia="Aptos Display" w:cs="Aptos Display" w:asciiTheme="majorAscii" w:hAnsiTheme="majorAscii" w:eastAsiaTheme="majorAscii" w:cstheme="majorAscii"/>
+          <w:lang w:val="en-US"/>
         </w:rPr>
         <w:t xml:space="preserve"> improvement plans with the proposed improvements.</w:t>
       </w:r>
@@ -38099,9 +37546,93 @@
       <w:r>
         <w:rPr>
           <w:rFonts w:ascii="Aptos Display" w:hAnsi="Aptos Display" w:eastAsia="Aptos Display" w:cs="Aptos Display" w:asciiTheme="majorAscii" w:hAnsiTheme="majorAscii" w:eastAsiaTheme="majorAscii" w:cstheme="majorAscii"/>
-          <w:lang w:val="lt-LT"/>
-        </w:rPr>
-        <w:t>During the reporting period, the commission held 10 meetings, during which it reviewed and approved more than 60 applications for interdisciplinary courses and/or course descriptions. During one of the committee meetings, statistics on approved interdisciplinary courses were also presented, and discussions were held regarding improvements to the conditions for submitting applications and the promotion of these courses to students. In addition, during the reporting period, the committee met with VU Vice Rector Assoc. Prof. Dr. Valdas Jaskūnas to discuss the committee’s activities, the success of approved and ongoing interdisciplinary courses, and potential changes aimed at streamlining the committee’s operations.</w:t>
+          <w:lang w:val="en-US"/>
+        </w:rPr>
+        <w:t>During the reporting period, the commission held 10 meetings, during which it reviewed and approved more than 60 applications for interdisciplinary courses and/or course descriptions. During one of the commi</w:t>
+      </w:r>
+      <w:r>
+        <w:rPr>
+          <w:rFonts w:ascii="Aptos Display" w:hAnsi="Aptos Display" w:eastAsia="Aptos Display" w:cs="Aptos Display" w:asciiTheme="majorAscii" w:hAnsiTheme="majorAscii" w:eastAsiaTheme="majorAscii" w:cstheme="majorAscii"/>
+          <w:lang w:val="en-US"/>
+        </w:rPr>
+        <w:t>ssion</w:t>
+      </w:r>
+      <w:r>
+        <w:rPr>
+          <w:rFonts w:ascii="Aptos Display" w:hAnsi="Aptos Display" w:eastAsia="Aptos Display" w:cs="Aptos Display" w:asciiTheme="majorAscii" w:hAnsiTheme="majorAscii" w:eastAsiaTheme="majorAscii" w:cstheme="majorAscii"/>
+          <w:lang w:val="en-US"/>
+        </w:rPr>
+        <w:t xml:space="preserve"> meetings, statistics on approved interdisciplinary courses were also presented, and discussions were held </w:t>
+      </w:r>
+      <w:r>
+        <w:rPr>
+          <w:rFonts w:ascii="Aptos Display" w:hAnsi="Aptos Display" w:eastAsia="Aptos Display" w:cs="Aptos Display" w:asciiTheme="majorAscii" w:hAnsiTheme="majorAscii" w:eastAsiaTheme="majorAscii" w:cstheme="majorAscii"/>
+          <w:lang w:val="en-US"/>
+        </w:rPr>
+        <w:t>regarding</w:t>
+      </w:r>
+      <w:r>
+        <w:rPr>
+          <w:rFonts w:ascii="Aptos Display" w:hAnsi="Aptos Display" w:eastAsia="Aptos Display" w:cs="Aptos Display" w:asciiTheme="majorAscii" w:hAnsiTheme="majorAscii" w:eastAsiaTheme="majorAscii" w:cstheme="majorAscii"/>
+          <w:lang w:val="en-US"/>
+        </w:rPr>
+        <w:t xml:space="preserve"> improvements to the conditions for </w:t>
+      </w:r>
+      <w:r>
+        <w:rPr>
+          <w:rFonts w:ascii="Aptos Display" w:hAnsi="Aptos Display" w:eastAsia="Aptos Display" w:cs="Aptos Display" w:asciiTheme="majorAscii" w:hAnsiTheme="majorAscii" w:eastAsiaTheme="majorAscii" w:cstheme="majorAscii"/>
+          <w:lang w:val="en-US"/>
+        </w:rPr>
+        <w:t>submitting</w:t>
+      </w:r>
+      <w:r>
+        <w:rPr>
+          <w:rFonts w:ascii="Aptos Display" w:hAnsi="Aptos Display" w:eastAsia="Aptos Display" w:cs="Aptos Display" w:asciiTheme="majorAscii" w:hAnsiTheme="majorAscii" w:eastAsiaTheme="majorAscii" w:cstheme="majorAscii"/>
+          <w:lang w:val="en-US"/>
+        </w:rPr>
+        <w:t xml:space="preserve"> applications and the promotion of these courses to students. In addition, during the reporting period, the committee met with VU </w:t>
+      </w:r>
+      <w:r>
+        <w:rPr>
+          <w:rFonts w:ascii="Aptos Display" w:hAnsi="Aptos Display" w:eastAsia="Aptos Display" w:cs="Aptos Display" w:asciiTheme="majorAscii" w:hAnsiTheme="majorAscii" w:eastAsiaTheme="majorAscii" w:cstheme="majorAscii"/>
+          <w:lang w:val="en-US"/>
+        </w:rPr>
+        <w:t>Pro-</w:t>
+      </w:r>
+      <w:r>
+        <w:rPr>
+          <w:rFonts w:ascii="Aptos Display" w:hAnsi="Aptos Display" w:eastAsia="Aptos Display" w:cs="Aptos Display" w:asciiTheme="majorAscii" w:hAnsiTheme="majorAscii" w:eastAsiaTheme="majorAscii" w:cstheme="majorAscii"/>
+          <w:lang w:val="en-US"/>
+        </w:rPr>
+        <w:t xml:space="preserve">Rector </w:t>
+      </w:r>
+      <w:r>
+        <w:rPr>
+          <w:rFonts w:ascii="Aptos Display" w:hAnsi="Aptos Display" w:eastAsia="Aptos Display" w:cs="Aptos Display" w:asciiTheme="majorAscii" w:hAnsiTheme="majorAscii" w:eastAsiaTheme="majorAscii" w:cstheme="majorAscii"/>
+          <w:lang w:val="en-US"/>
+        </w:rPr>
+        <w:t>Doc</w:t>
+      </w:r>
+      <w:r>
+        <w:rPr>
+          <w:rFonts w:ascii="Aptos Display" w:hAnsi="Aptos Display" w:eastAsia="Aptos Display" w:cs="Aptos Display" w:asciiTheme="majorAscii" w:hAnsiTheme="majorAscii" w:eastAsiaTheme="majorAscii" w:cstheme="majorAscii"/>
+          <w:lang w:val="en-US"/>
+        </w:rPr>
+        <w:t xml:space="preserve">. Dr. </w:t>
+      </w:r>
+      <w:r>
+        <w:rPr>
+          <w:rFonts w:ascii="Aptos Display" w:hAnsi="Aptos Display" w:eastAsia="Aptos Display" w:cs="Aptos Display" w:asciiTheme="majorAscii" w:hAnsiTheme="majorAscii" w:eastAsiaTheme="majorAscii" w:cstheme="majorAscii"/>
+          <w:lang w:val="en-US"/>
+        </w:rPr>
+        <w:t>Valdas</w:t>
+      </w:r>
+      <w:r>
+        <w:rPr>
+          <w:rFonts w:ascii="Aptos Display" w:hAnsi="Aptos Display" w:eastAsia="Aptos Display" w:cs="Aptos Display" w:asciiTheme="majorAscii" w:hAnsiTheme="majorAscii" w:eastAsiaTheme="majorAscii" w:cstheme="majorAscii"/>
+          <w:lang w:val="en-US"/>
+        </w:rPr>
+        <w:t xml:space="preserve"> Jaskūnas to discuss the committee’s activities, the success of approved and ongoing interdisciplinary courses, and potential changes aimed at streamlining the committee’s operations.</w:t>
       </w:r>
     </w:p>
     <w:p>
@@ -38370,19 +37901,17 @@
         <w:ind w:right="-630"/>
         <w:jc w:val="both"/>
       </w:pPr>
-      <w:bookmarkStart w:name="_Int_KGGsoOvF" w:id="1010686992"/>
-      <w:r>
-        <w:rPr>
-          <w:rFonts w:ascii="Aptos Display" w:hAnsi="Aptos Display" w:eastAsia="Aptos Display" w:cs="Aptos Display" w:asciiTheme="majorAscii" w:hAnsiTheme="majorAscii" w:eastAsiaTheme="majorAscii" w:cstheme="majorAscii"/>
-          <w:lang w:val="en-US"/>
+      <w:r>
+        <w:rPr>
+          <w:rFonts w:ascii="Aptos Display" w:hAnsi="Aptos Display" w:eastAsia="Aptos Display" w:cs="Aptos Display" w:asciiTheme="majorAscii" w:hAnsiTheme="majorAscii" w:eastAsiaTheme="majorAscii" w:cstheme="majorAscii"/>
+          <w:lang w:val="lt-LT"/>
         </w:rPr>
         <w:t>Taking into account</w:t>
       </w:r>
-      <w:bookmarkEnd w:id="1010686992"/>
-      <w:r>
-        <w:rPr>
-          <w:rFonts w:ascii="Aptos Display" w:hAnsi="Aptos Display" w:eastAsia="Aptos Display" w:cs="Aptos Display" w:asciiTheme="majorAscii" w:hAnsiTheme="majorAscii" w:eastAsiaTheme="majorAscii" w:cstheme="majorAscii"/>
-          <w:lang w:val="en-US"/>
+      <w:r>
+        <w:rPr>
+          <w:rFonts w:ascii="Aptos Display" w:hAnsi="Aptos Display" w:eastAsia="Aptos Display" w:cs="Aptos Display" w:asciiTheme="majorAscii" w:hAnsiTheme="majorAscii" w:eastAsiaTheme="majorAscii" w:cstheme="majorAscii"/>
+          <w:lang w:val="lt-LT"/>
         </w:rPr>
         <w:t xml:space="preserve"> the submitted student surveys, pedagogical competencies, teaching experience, and planned academic activities, the VU SR President, based on the above-mentioned data, voted for or against the candidates’ nominations. She also provided key comments based on student feedback, with the aim of improving the study experience. The main reasons for rejecting nominations were student feedback regarding poor teaching quality or a lack of academic integrity.  </w:t>
       </w:r>
@@ -38396,7 +37925,7 @@
       <w:r>
         <w:rPr>
           <w:rFonts w:ascii="Aptos Display" w:hAnsi="Aptos Display" w:eastAsia="Aptos Display" w:cs="Aptos Display" w:asciiTheme="majorAscii" w:hAnsiTheme="majorAscii" w:eastAsiaTheme="majorAscii" w:cstheme="majorAscii"/>
-          <w:lang w:val="en-US"/>
+          <w:lang w:val="lt-LT"/>
         </w:rPr>
         <w:t>The Central Admissions Commission reviewed a total of 54 nominations. The number of nominations submitted is not final at this time, as the commission is still conducting its work.</w:t>
       </w:r>
@@ -39079,16 +38608,17 @@
     <w:p>
       <w:pPr>
         <w:pStyle w:val="Heading1"/>
-        <w:rPr>
-          <w:rFonts w:ascii="Aptos Display" w:hAnsi="Aptos Display" w:eastAsia="Aptos Display" w:cs="Aptos Display" w:asciiTheme="majorAscii" w:hAnsiTheme="majorAscii" w:eastAsiaTheme="majorAscii" w:cstheme="majorAscii"/>
-          <w:lang w:val="en-US"/>
-        </w:rPr>
-      </w:pPr>
-      <w:r>
-        <w:rPr>
-          <w:lang w:val="en-US"/>
-        </w:rPr>
-        <w:t>STIPENDIJŲ KOMISIJOS</w:t>
+        <w:suppressLineNumbers w:val="0"/>
+        <w:bidi w:val="0"/>
+        <w:spacing w:before="360" w:beforeAutospacing="off" w:after="80" w:afterAutospacing="off" w:line="279" w:lineRule="auto"/>
+        <w:ind w:left="0" w:right="0"/>
+        <w:jc w:val="left"/>
+      </w:pPr>
+      <w:r>
+        <w:rPr>
+          <w:lang w:val="en-US"/>
+        </w:rPr>
+        <w:t>Scholarship Commissions</w:t>
       </w:r>
     </w:p>
     <w:p>
@@ -39203,7 +38733,6 @@
         </w:rPr>
         <w:t xml:space="preserve"> and, if necessary, re-evaluations were conducted independently. Two rounds of scholarship allocations took place during the reporting period. During the first round, 361 applications were received; during the second round, 332 were received (at the time this report was being </w:t>
       </w:r>
-      <w:bookmarkStart w:name="_Int_zwuEq1YH" w:id="1470989478"/>
       <w:r>
         <w:rPr>
           <w:rFonts w:ascii="Aptos Display" w:hAnsi="Aptos Display" w:eastAsia="Aptos Display" w:cs="Aptos Display" w:asciiTheme="majorAscii" w:hAnsiTheme="majorAscii" w:eastAsiaTheme="majorAscii" w:cstheme="majorAscii"/>
@@ -39213,7 +38742,6 @@
         </w:rPr>
         <w:t>compiled,</w:t>
       </w:r>
-      <w:bookmarkEnd w:id="1470989478"/>
       <w:r>
         <w:rPr>
           <w:rFonts w:ascii="Aptos Display" w:hAnsi="Aptos Display" w:eastAsia="Aptos Display" w:cs="Aptos Display" w:asciiTheme="majorAscii" w:hAnsiTheme="majorAscii" w:eastAsiaTheme="majorAscii" w:cstheme="majorAscii"/>
@@ -39341,7 +38869,25 @@
           <w:iCs w:val="0"/>
           <w:lang w:val="en-US"/>
         </w:rPr>
-        <w:t>The scholarship distribution committee held two remote meetings during the reporting period. In the spring semester of 2024/2025, scholarships totaling 34,860 (498 BSB) were awarded. In the field of exact sciences, 470 BSB were distributed, and in the field of social sciences and humanities—28 BSI. In total, scholarships were awarded to 80 students. In the fall semester of 2025/2026, scholarships worth 21,630 euros (309 BSB) were awarded. 270 BSB were awarded in the field of exact sciences, and 39 BSI in the field of social sciences and humanities. In total, scholarships were awarded to 53 students.</w:t>
+        <w:t>The scholarship distribution committee held two remote meetings during the reporting period. In the spring semester of 2024/2025, scholarships totaling 34,860 (498 BSB) were awarded. In the field of exact sciences, 470 BSB were distributed, and in the field of social sciences and humanities—28 BS</w:t>
+      </w:r>
+      <w:r>
+        <w:rPr>
+          <w:rFonts w:ascii="Aptos Display" w:hAnsi="Aptos Display" w:eastAsia="Aptos Display" w:cs="Aptos Display" w:asciiTheme="majorAscii" w:hAnsiTheme="majorAscii" w:eastAsiaTheme="majorAscii" w:cstheme="majorAscii"/>
+          <w:i w:val="0"/>
+          <w:iCs w:val="0"/>
+          <w:lang w:val="en-US"/>
+        </w:rPr>
+        <w:t>B</w:t>
+      </w:r>
+      <w:r>
+        <w:rPr>
+          <w:rFonts w:ascii="Aptos Display" w:hAnsi="Aptos Display" w:eastAsia="Aptos Display" w:cs="Aptos Display" w:asciiTheme="majorAscii" w:hAnsiTheme="majorAscii" w:eastAsiaTheme="majorAscii" w:cstheme="majorAscii"/>
+          <w:i w:val="0"/>
+          <w:iCs w:val="0"/>
+          <w:lang w:val="en-US"/>
+        </w:rPr>
+        <w:t>. In total, scholarships were awarded to 80 students. In the fall semester of 2025/2026, scholarships worth 21,630 euros (309 BSB) were awarded. 270 BSB were awarded in the field of exact sciences, and 39 BSI in the field of social sciences and humanities. In total, scholarships were awarded to 53 students.</w:t>
       </w:r>
     </w:p>
     <w:p>
@@ -39696,22 +39242,17 @@
       <w:pPr>
         <w:pStyle w:val="Heading2"/>
         <w:rPr>
-          <w:rFonts w:ascii="Arial" w:hAnsi="Arial" w:eastAsia="Arial" w:cs="Arial"/>
-          <w:b w:val="0"/>
-          <w:bCs w:val="0"/>
+          <w:rFonts w:ascii="Aptos Display" w:hAnsi="Aptos Display" w:eastAsia="Aptos Display" w:cs="Aptos Display" w:asciiTheme="majorAscii" w:hAnsiTheme="majorAscii" w:eastAsiaTheme="majorAscii" w:cstheme="majorAscii"/>
           <w:i w:val="0"/>
           <w:iCs w:val="0"/>
-          <w:strike w:val="0"/>
-          <w:dstrike w:val="0"/>
-          <w:color w:val="000000" w:themeColor="text1" w:themeTint="FF" w:themeShade="FF"/>
-          <w:sz w:val="20"/>
-          <w:szCs w:val="20"/>
-          <w:u w:val="none"/>
-        </w:rPr>
-      </w:pPr>
-      <w:r>
-        <w:rPr/>
-        <w:t>VU stipendijų už sportinius pasiekimus skirstymo komisija</w:t>
+          <w:lang w:val="lt-LT"/>
+        </w:rPr>
+      </w:pPr>
+      <w:r>
+        <w:rPr>
+          <w:lang w:val="lt-LT"/>
+        </w:rPr>
+        <w:t>VU Scholarship for Athletic Achievements Distribution Commission</w:t>
       </w:r>
     </w:p>
     <w:p>
@@ -39721,19 +39262,19 @@
         <w:jc w:val="both"/>
         <w:rPr>
           <w:rFonts w:ascii="Aptos Display" w:hAnsi="Aptos Display" w:eastAsia="Aptos Display" w:cs="Aptos Display" w:asciiTheme="majorAscii" w:hAnsiTheme="majorAscii" w:eastAsiaTheme="majorAscii" w:cstheme="majorAscii"/>
-          <w:i w:val="0"/>
-          <w:iCs w:val="0"/>
-          <w:lang w:val="en-US"/>
-        </w:rPr>
-      </w:pPr>
-      <w:r>
-        <w:rPr>
-          <w:rFonts w:ascii="Aptos Display" w:hAnsi="Aptos Display" w:eastAsia="Aptos Display" w:cs="Aptos Display" w:asciiTheme="majorAscii" w:hAnsiTheme="majorAscii" w:eastAsiaTheme="majorAscii" w:cstheme="majorAscii"/>
-          <w:i w:val="0"/>
-          <w:iCs w:val="0"/>
-          <w:lang w:val="en-US"/>
-        </w:rPr>
-        <w:t>..</w:t>
+          <w:i w:val="1"/>
+          <w:iCs w:val="1"/>
+          <w:lang w:val="lt-LT"/>
+        </w:rPr>
+      </w:pPr>
+      <w:r>
+        <w:rPr>
+          <w:rFonts w:ascii="Aptos Display" w:hAnsi="Aptos Display" w:eastAsia="Aptos Display" w:cs="Aptos Display" w:asciiTheme="majorAscii" w:hAnsiTheme="majorAscii" w:eastAsiaTheme="majorAscii" w:cstheme="majorAscii"/>
+          <w:i w:val="1"/>
+          <w:iCs w:val="1"/>
+          <w:lang w:val="lt-LT"/>
+        </w:rPr>
+        <w:t xml:space="preserve">Student Representatives – Aleksandra Vaskevičiūtė, Austėja Ižganaitė </w:t>
       </w:r>
     </w:p>
     <w:p>
@@ -39741,29 +39282,15 @@
         <w:pStyle w:val="Normal"/>
         <w:ind w:right="-630"/>
         <w:jc w:val="both"/>
+      </w:pPr>
+      <w:r>
         <w:rPr>
           <w:rFonts w:ascii="Aptos Display" w:hAnsi="Aptos Display" w:eastAsia="Aptos Display" w:cs="Aptos Display" w:asciiTheme="majorAscii" w:hAnsiTheme="majorAscii" w:eastAsiaTheme="majorAscii" w:cstheme="majorAscii"/>
           <w:i w:val="0"/>
           <w:iCs w:val="0"/>
           <w:lang w:val="en-US"/>
         </w:rPr>
-      </w:pPr>
-    </w:p>
-    <w:p>
-      <w:pPr>
-        <w:pStyle w:val="Heading2"/>
-        <w:rPr>
-          <w:rFonts w:ascii="Aptos Display" w:hAnsi="Aptos Display" w:eastAsia="Aptos Display" w:cs="Aptos Display" w:asciiTheme="majorAscii" w:hAnsiTheme="majorAscii" w:eastAsiaTheme="majorAscii" w:cstheme="majorAscii"/>
-          <w:i w:val="0"/>
-          <w:iCs w:val="0"/>
-          <w:lang w:val="en-US"/>
-        </w:rPr>
-      </w:pPr>
-      <w:r>
-        <w:rPr>
-          <w:lang w:val="en-US"/>
-        </w:rPr>
-        <w:t xml:space="preserve">VU 450th Anniversary Scholarship </w:t>
+        <w:t xml:space="preserve"> </w:t>
       </w:r>
     </w:p>
     <w:p>
@@ -39771,21 +39298,60 @@
         <w:pStyle w:val="Normal"/>
         <w:ind w:right="-630"/>
         <w:jc w:val="both"/>
-        <w:rPr>
-          <w:rFonts w:ascii="Aptos Display" w:hAnsi="Aptos Display" w:eastAsia="Aptos Display" w:cs="Aptos Display" w:asciiTheme="majorAscii" w:hAnsiTheme="majorAscii" w:eastAsiaTheme="majorAscii" w:cstheme="majorAscii"/>
-          <w:i w:val="1"/>
-          <w:iCs w:val="1"/>
-          <w:lang w:val="en-US"/>
-        </w:rPr>
-      </w:pPr>
-      <w:r>
-        <w:rPr>
-          <w:rFonts w:ascii="Aptos Display" w:hAnsi="Aptos Display" w:eastAsia="Aptos Display" w:cs="Aptos Display" w:asciiTheme="majorAscii" w:hAnsiTheme="majorAscii" w:eastAsiaTheme="majorAscii" w:cstheme="majorAscii"/>
-          <w:i w:val="1"/>
-          <w:iCs w:val="1"/>
-          <w:lang w:val="en-US"/>
-        </w:rPr>
-        <w:t xml:space="preserve">Student representatives – Eivinas Zableckas, Rūta Šakickaitė </w:t>
+      </w:pPr>
+      <w:r>
+        <w:rPr>
+          <w:rFonts w:ascii="Aptos Display" w:hAnsi="Aptos Display" w:eastAsia="Aptos Display" w:cs="Aptos Display" w:asciiTheme="majorAscii" w:hAnsiTheme="majorAscii" w:eastAsiaTheme="majorAscii" w:cstheme="majorAscii"/>
+          <w:i w:val="0"/>
+          <w:iCs w:val="0"/>
+          <w:lang w:val="lt-LT"/>
+        </w:rPr>
+        <w:t xml:space="preserve">Scholarships are awarded not only to recognize achievements already </w:t>
+      </w:r>
+      <w:r>
+        <w:rPr>
+          <w:rFonts w:ascii="Aptos Display" w:hAnsi="Aptos Display" w:eastAsia="Aptos Display" w:cs="Aptos Display" w:asciiTheme="majorAscii" w:hAnsiTheme="majorAscii" w:eastAsiaTheme="majorAscii" w:cstheme="majorAscii"/>
+          <w:i w:val="0"/>
+          <w:iCs w:val="0"/>
+          <w:lang w:val="lt-LT"/>
+        </w:rPr>
+        <w:t>attained</w:t>
+      </w:r>
+      <w:r>
+        <w:rPr>
+          <w:rFonts w:ascii="Aptos Display" w:hAnsi="Aptos Display" w:eastAsia="Aptos Display" w:cs="Aptos Display" w:asciiTheme="majorAscii" w:hAnsiTheme="majorAscii" w:eastAsiaTheme="majorAscii" w:cstheme="majorAscii"/>
+          <w:i w:val="0"/>
+          <w:iCs w:val="0"/>
+          <w:lang w:val="lt-LT"/>
+        </w:rPr>
+        <w:t xml:space="preserve">, but also to encourage students to strive for higher results, based on the potential </w:t>
+      </w:r>
+      <w:r>
+        <w:rPr>
+          <w:rFonts w:ascii="Aptos Display" w:hAnsi="Aptos Display" w:eastAsia="Aptos Display" w:cs="Aptos Display" w:asciiTheme="majorAscii" w:hAnsiTheme="majorAscii" w:eastAsiaTheme="majorAscii" w:cstheme="majorAscii"/>
+          <w:i w:val="0"/>
+          <w:iCs w:val="0"/>
+          <w:lang w:val="lt-LT"/>
+        </w:rPr>
+        <w:t>identified</w:t>
+      </w:r>
+      <w:r>
+        <w:rPr>
+          <w:rFonts w:ascii="Aptos Display" w:hAnsi="Aptos Display" w:eastAsia="Aptos Display" w:cs="Aptos Display" w:asciiTheme="majorAscii" w:hAnsiTheme="majorAscii" w:eastAsiaTheme="majorAscii" w:cstheme="majorAscii"/>
+          <w:i w:val="0"/>
+          <w:iCs w:val="0"/>
+          <w:lang w:val="lt-LT"/>
+        </w:rPr>
+        <w:t xml:space="preserve"> by coaches and the effort put into training</w:t>
+      </w:r>
+      <w:r>
+        <w:rPr>
+          <w:rFonts w:ascii="Aptos Display" w:hAnsi="Aptos Display" w:eastAsia="Aptos Display" w:cs="Aptos Display" w:asciiTheme="majorAscii" w:hAnsiTheme="majorAscii" w:eastAsiaTheme="majorAscii" w:cstheme="majorAscii"/>
+          <w:i w:val="0"/>
+          <w:iCs w:val="0"/>
+          <w:lang w:val="lt-LT"/>
+        </w:rPr>
+        <w:t xml:space="preserve">.  </w:t>
       </w:r>
     </w:p>
     <w:p>
@@ -39799,45 +39365,27 @@
           <w:rFonts w:ascii="Aptos Display" w:hAnsi="Aptos Display" w:eastAsia="Aptos Display" w:cs="Aptos Display" w:asciiTheme="majorAscii" w:hAnsiTheme="majorAscii" w:eastAsiaTheme="majorAscii" w:cstheme="majorAscii"/>
           <w:i w:val="0"/>
           <w:iCs w:val="0"/>
-          <w:lang w:val="en-US"/>
-        </w:rPr>
-        <w:t xml:space="preserve">The Vilnius University 450th Anniversary Scholarship is a special scholarship </w:t>
+          <w:lang w:val="lt-LT"/>
+        </w:rPr>
+        <w:t xml:space="preserve">During the reporting period, scholarships were awarded twice: in May 2025, scholarships were awarded to 70 students for achievements in volleyball, track and field, soccer, powerlifting, table tennis, basketball, and orienteering; </w:t>
       </w:r>
       <w:r>
         <w:rPr>
           <w:rFonts w:ascii="Aptos Display" w:hAnsi="Aptos Display" w:eastAsia="Aptos Display" w:cs="Aptos Display" w:asciiTheme="majorAscii" w:hAnsiTheme="majorAscii" w:eastAsiaTheme="majorAscii" w:cstheme="majorAscii"/>
           <w:i w:val="0"/>
           <w:iCs w:val="0"/>
-          <w:lang w:val="en-US"/>
-        </w:rPr>
-        <w:t>established</w:t>
+          <w:lang w:val="lt-LT"/>
+        </w:rPr>
+        <w:t>i</w:t>
       </w:r>
       <w:r>
         <w:rPr>
           <w:rFonts w:ascii="Aptos Display" w:hAnsi="Aptos Display" w:eastAsia="Aptos Display" w:cs="Aptos Display" w:asciiTheme="majorAscii" w:hAnsiTheme="majorAscii" w:eastAsiaTheme="majorAscii" w:cstheme="majorAscii"/>
           <w:i w:val="0"/>
           <w:iCs w:val="0"/>
-          <w:lang w:val="en-US"/>
-        </w:rPr>
-        <w:t xml:space="preserve"> by Vilnius University for prospective undergraduate and integrated study program students from socially vulnerable families. </w:t>
-      </w:r>
-      <w:r>
-        <w:rPr>
-          <w:rFonts w:ascii="Aptos Display" w:hAnsi="Aptos Display" w:eastAsia="Aptos Display" w:cs="Aptos Display" w:asciiTheme="majorAscii" w:hAnsiTheme="majorAscii" w:eastAsiaTheme="majorAscii" w:cstheme="majorAscii"/>
-          <w:i w:val="0"/>
-          <w:iCs w:val="0"/>
-          <w:lang w:val="en-US"/>
-        </w:rPr>
-        <w:t>In order to</w:t>
-      </w:r>
-      <w:r>
-        <w:rPr>
-          <w:rFonts w:ascii="Aptos Display" w:hAnsi="Aptos Display" w:eastAsia="Aptos Display" w:cs="Aptos Display" w:asciiTheme="majorAscii" w:hAnsiTheme="majorAscii" w:eastAsiaTheme="majorAscii" w:cstheme="majorAscii"/>
-          <w:i w:val="0"/>
-          <w:iCs w:val="0"/>
-          <w:lang w:val="en-US"/>
-        </w:rPr>
-        <w:t xml:space="preserve"> address the pressing issue of social exclusion in Lithuania and increase access to university education, a scholarship of 300 euros per month is awarded to financially disadvantaged students for their first year of study—from September through June. </w:t>
+          <w:lang w:val="lt-LT"/>
+        </w:rPr>
+        <w:t xml:space="preserve">n December 2025, scholarships were awarded to 137 students for achievements in judo, sambo, fencing, soccer, rowing, track and field, basketball, volleyball, orienteering, swimming, table tennis, weightlifting, tennis, karate, and jiu-jitsu. </w:t>
       </w:r>
     </w:p>
     <w:p>
@@ -39853,7 +39401,7 @@
           <w:iCs w:val="0"/>
           <w:lang w:val="en-US"/>
         </w:rPr>
-        <w:t>During the reporting period, one meeting was held, during which two scholarships established by the University’s social partners and 103 scholarships awarded by the University were granted.</w:t>
+        <w:t xml:space="preserve"> </w:t>
       </w:r>
     </w:p>
     <w:p>
@@ -39861,29 +39409,15 @@
         <w:pStyle w:val="Normal"/>
         <w:ind w:right="-630"/>
         <w:jc w:val="both"/>
+      </w:pPr>
+      <w:r>
         <w:rPr>
           <w:rFonts w:ascii="Aptos Display" w:hAnsi="Aptos Display" w:eastAsia="Aptos Display" w:cs="Aptos Display" w:asciiTheme="majorAscii" w:hAnsiTheme="majorAscii" w:eastAsiaTheme="majorAscii" w:cstheme="majorAscii"/>
           <w:i w:val="0"/>
           <w:iCs w:val="0"/>
-          <w:lang w:val="en-US"/>
-        </w:rPr>
-      </w:pPr>
-    </w:p>
-    <w:p>
-      <w:pPr>
-        <w:pStyle w:val="Heading2"/>
-        <w:rPr>
-          <w:rFonts w:ascii="Aptos Display" w:hAnsi="Aptos Display" w:eastAsia="Aptos Display" w:cs="Aptos Display" w:asciiTheme="majorAscii" w:hAnsiTheme="majorAscii" w:eastAsiaTheme="majorAscii" w:cstheme="majorAscii"/>
-          <w:i w:val="0"/>
-          <w:iCs w:val="0"/>
-          <w:lang w:val="en-US"/>
-        </w:rPr>
-      </w:pPr>
-      <w:r>
-        <w:rPr>
-          <w:lang w:val="en-US"/>
-        </w:rPr>
-        <w:t>VU GDL Scholarship Distribution Commission</w:t>
+          <w:lang w:val="lt-LT"/>
+        </w:rPr>
+        <w:t xml:space="preserve">Most of the students are members of the University and Lithuanian national teams, Lithuanian (student) champions, and have participated in European and World Student Games, the Lithuanian Student Basketball League, and other world-class championships.  </w:t>
       </w:r>
     </w:p>
     <w:p>
@@ -39891,21 +39425,15 @@
         <w:pStyle w:val="Normal"/>
         <w:ind w:right="-630"/>
         <w:jc w:val="both"/>
-        <w:rPr>
-          <w:rFonts w:ascii="Aptos Display" w:hAnsi="Aptos Display" w:eastAsia="Aptos Display" w:cs="Aptos Display" w:asciiTheme="majorAscii" w:hAnsiTheme="majorAscii" w:eastAsiaTheme="majorAscii" w:cstheme="majorAscii"/>
-          <w:i w:val="1"/>
-          <w:iCs w:val="1"/>
-          <w:lang w:val="en-US"/>
-        </w:rPr>
-      </w:pPr>
-      <w:r>
-        <w:rPr>
-          <w:rFonts w:ascii="Aptos Display" w:hAnsi="Aptos Display" w:eastAsia="Aptos Display" w:cs="Aptos Display" w:asciiTheme="majorAscii" w:hAnsiTheme="majorAscii" w:eastAsiaTheme="majorAscii" w:cstheme="majorAscii"/>
-          <w:i w:val="1"/>
-          <w:iCs w:val="1"/>
-          <w:lang w:val="en-US"/>
-        </w:rPr>
-        <w:t xml:space="preserve">Student Representative – Vismantas Daujotas </w:t>
+      </w:pPr>
+      <w:r>
+        <w:rPr>
+          <w:rFonts w:ascii="Aptos Display" w:hAnsi="Aptos Display" w:eastAsia="Aptos Display" w:cs="Aptos Display" w:asciiTheme="majorAscii" w:hAnsiTheme="majorAscii" w:eastAsiaTheme="majorAscii" w:cstheme="majorAscii"/>
+          <w:i w:val="0"/>
+          <w:iCs w:val="0"/>
+          <w:lang w:val="en-US"/>
+        </w:rPr>
+        <w:t xml:space="preserve"> </w:t>
       </w:r>
     </w:p>
     <w:p>
@@ -39913,24 +39441,29 @@
         <w:pStyle w:val="Normal"/>
         <w:ind w:right="-630"/>
         <w:jc w:val="both"/>
-      </w:pPr>
-      <w:r>
         <w:rPr>
           <w:rFonts w:ascii="Aptos Display" w:hAnsi="Aptos Display" w:eastAsia="Aptos Display" w:cs="Aptos Display" w:asciiTheme="majorAscii" w:hAnsiTheme="majorAscii" w:eastAsiaTheme="majorAscii" w:cstheme="majorAscii"/>
           <w:i w:val="0"/>
           <w:iCs w:val="0"/>
           <w:lang w:val="en-US"/>
         </w:rPr>
-        <w:t>The Grand Duchy of Lithuania (GDL) scholarships are awarded to Ukrainian students enrolling at Vilnius University to help cover their living expenses during their first year of study</w:t>
-      </w:r>
-      <w:r>
+      </w:pPr>
+    </w:p>
+    <w:p>
+      <w:pPr>
+        <w:pStyle w:val="Heading2"/>
         <w:rPr>
           <w:rFonts w:ascii="Aptos Display" w:hAnsi="Aptos Display" w:eastAsia="Aptos Display" w:cs="Aptos Display" w:asciiTheme="majorAscii" w:hAnsiTheme="majorAscii" w:eastAsiaTheme="majorAscii" w:cstheme="majorAscii"/>
           <w:i w:val="0"/>
           <w:iCs w:val="0"/>
           <w:lang w:val="en-US"/>
         </w:rPr>
-        <w:t xml:space="preserve">. </w:t>
+      </w:pPr>
+      <w:r>
+        <w:rPr>
+          <w:lang w:val="en-US"/>
+        </w:rPr>
+        <w:t xml:space="preserve">VU 450th Anniversary Scholarship </w:t>
       </w:r>
     </w:p>
     <w:p>
@@ -39938,15 +39471,21 @@
         <w:pStyle w:val="Normal"/>
         <w:ind w:right="-630"/>
         <w:jc w:val="both"/>
-      </w:pPr>
-      <w:r>
-        <w:rPr>
-          <w:rFonts w:ascii="Aptos Display" w:hAnsi="Aptos Display" w:eastAsia="Aptos Display" w:cs="Aptos Display" w:asciiTheme="majorAscii" w:hAnsiTheme="majorAscii" w:eastAsiaTheme="majorAscii" w:cstheme="majorAscii"/>
-          <w:i w:val="0"/>
-          <w:iCs w:val="0"/>
-          <w:lang w:val="en-US"/>
-        </w:rPr>
-        <w:t>Since July 1, 2025, two meetings of the central commission have been held, during which the GDL scholarships were distributed.</w:t>
+        <w:rPr>
+          <w:rFonts w:ascii="Aptos Display" w:hAnsi="Aptos Display" w:eastAsia="Aptos Display" w:cs="Aptos Display" w:asciiTheme="majorAscii" w:hAnsiTheme="majorAscii" w:eastAsiaTheme="majorAscii" w:cstheme="majorAscii"/>
+          <w:i w:val="1"/>
+          <w:iCs w:val="1"/>
+          <w:lang w:val="en-US"/>
+        </w:rPr>
+      </w:pPr>
+      <w:r>
+        <w:rPr>
+          <w:rFonts w:ascii="Aptos Display" w:hAnsi="Aptos Display" w:eastAsia="Aptos Display" w:cs="Aptos Display" w:asciiTheme="majorAscii" w:hAnsiTheme="majorAscii" w:eastAsiaTheme="majorAscii" w:cstheme="majorAscii"/>
+          <w:i w:val="1"/>
+          <w:iCs w:val="1"/>
+          <w:lang w:val="en-US"/>
+        </w:rPr>
+        <w:t xml:space="preserve">Student representatives – Eivinas Zableckas, Rūta Šakickaitė </w:t>
       </w:r>
     </w:p>
     <w:p>
@@ -39954,29 +39493,51 @@
         <w:pStyle w:val="Normal"/>
         <w:ind w:right="-630"/>
         <w:jc w:val="both"/>
+      </w:pPr>
+      <w:r>
         <w:rPr>
           <w:rFonts w:ascii="Aptos Display" w:hAnsi="Aptos Display" w:eastAsia="Aptos Display" w:cs="Aptos Display" w:asciiTheme="majorAscii" w:hAnsiTheme="majorAscii" w:eastAsiaTheme="majorAscii" w:cstheme="majorAscii"/>
           <w:i w:val="0"/>
           <w:iCs w:val="0"/>
           <w:lang w:val="en-US"/>
         </w:rPr>
-      </w:pPr>
-    </w:p>
-    <w:p>
-      <w:pPr>
-        <w:pStyle w:val="Heading2"/>
+        <w:t xml:space="preserve">The Vilnius University 450th Anniversary Scholarship is a special scholarship </w:t>
+      </w:r>
+      <w:r>
         <w:rPr>
           <w:rFonts w:ascii="Aptos Display" w:hAnsi="Aptos Display" w:eastAsia="Aptos Display" w:cs="Aptos Display" w:asciiTheme="majorAscii" w:hAnsiTheme="majorAscii" w:eastAsiaTheme="majorAscii" w:cstheme="majorAscii"/>
           <w:i w:val="0"/>
           <w:iCs w:val="0"/>
           <w:lang w:val="en-US"/>
         </w:rPr>
-      </w:pPr>
-      <w:r>
-        <w:rPr>
-          <w:lang w:val="en-US"/>
-        </w:rPr>
-        <w:t xml:space="preserve">VU Social Scholarship Distribution Committee </w:t>
+        <w:t>established</w:t>
+      </w:r>
+      <w:r>
+        <w:rPr>
+          <w:rFonts w:ascii="Aptos Display" w:hAnsi="Aptos Display" w:eastAsia="Aptos Display" w:cs="Aptos Display" w:asciiTheme="majorAscii" w:hAnsiTheme="majorAscii" w:eastAsiaTheme="majorAscii" w:cstheme="majorAscii"/>
+          <w:i w:val="0"/>
+          <w:iCs w:val="0"/>
+          <w:lang w:val="en-US"/>
+        </w:rPr>
+        <w:t xml:space="preserve"> by Vilnius University for prospective undergraduate and integrated study program students from socially vulnerable families. </w:t>
+      </w:r>
+      <w:r>
+        <w:rPr>
+          <w:rFonts w:ascii="Aptos Display" w:hAnsi="Aptos Display" w:eastAsia="Aptos Display" w:cs="Aptos Display" w:asciiTheme="majorAscii" w:hAnsiTheme="majorAscii" w:eastAsiaTheme="majorAscii" w:cstheme="majorAscii"/>
+          <w:i w:val="0"/>
+          <w:iCs w:val="0"/>
+          <w:lang w:val="en-US"/>
+        </w:rPr>
+        <w:t>In order to</w:t>
+      </w:r>
+      <w:r>
+        <w:rPr>
+          <w:rFonts w:ascii="Aptos Display" w:hAnsi="Aptos Display" w:eastAsia="Aptos Display" w:cs="Aptos Display" w:asciiTheme="majorAscii" w:hAnsiTheme="majorAscii" w:eastAsiaTheme="majorAscii" w:cstheme="majorAscii"/>
+          <w:i w:val="0"/>
+          <w:iCs w:val="0"/>
+          <w:lang w:val="en-US"/>
+        </w:rPr>
+        <w:t xml:space="preserve"> address the pressing issue of social exclusion in Lithuania and increase access to university education, a scholarship of 300 euros per month is awarded to financially disadvantaged students for their first year of study—from September through June. </w:t>
       </w:r>
     </w:p>
     <w:p>
@@ -39984,21 +39545,15 @@
         <w:pStyle w:val="Normal"/>
         <w:ind w:right="-630"/>
         <w:jc w:val="both"/>
-        <w:rPr>
-          <w:rFonts w:ascii="Aptos Display" w:hAnsi="Aptos Display" w:eastAsia="Aptos Display" w:cs="Aptos Display" w:asciiTheme="majorAscii" w:hAnsiTheme="majorAscii" w:eastAsiaTheme="majorAscii" w:cstheme="majorAscii"/>
-          <w:i w:val="1"/>
-          <w:iCs w:val="1"/>
-          <w:lang w:val="en-US"/>
-        </w:rPr>
-      </w:pPr>
-      <w:r>
-        <w:rPr>
-          <w:rFonts w:ascii="Aptos Display" w:hAnsi="Aptos Display" w:eastAsia="Aptos Display" w:cs="Aptos Display" w:asciiTheme="majorAscii" w:hAnsiTheme="majorAscii" w:eastAsiaTheme="majorAscii" w:cstheme="majorAscii"/>
-          <w:i w:val="1"/>
-          <w:iCs w:val="1"/>
-          <w:lang w:val="en-US"/>
-        </w:rPr>
-        <w:t xml:space="preserve">Student Representatives – Uršulė Barkauskaitė, Viktorija Amankavičiūtė </w:t>
+      </w:pPr>
+      <w:r>
+        <w:rPr>
+          <w:rFonts w:ascii="Aptos Display" w:hAnsi="Aptos Display" w:eastAsia="Aptos Display" w:cs="Aptos Display" w:asciiTheme="majorAscii" w:hAnsiTheme="majorAscii" w:eastAsiaTheme="majorAscii" w:cstheme="majorAscii"/>
+          <w:i w:val="0"/>
+          <w:iCs w:val="0"/>
+          <w:lang w:val="en-US"/>
+        </w:rPr>
+        <w:t>During the reporting period, one meeting was held, during which two scholarships established by the University’s social partners and 103 scholarships awarded by the University were granted.</w:t>
       </w:r>
     </w:p>
     <w:p>
@@ -40006,33 +39561,29 @@
         <w:pStyle w:val="Normal"/>
         <w:ind w:right="-630"/>
         <w:jc w:val="both"/>
-      </w:pPr>
-      <w:r>
         <w:rPr>
           <w:rFonts w:ascii="Aptos Display" w:hAnsi="Aptos Display" w:eastAsia="Aptos Display" w:cs="Aptos Display" w:asciiTheme="majorAscii" w:hAnsiTheme="majorAscii" w:eastAsiaTheme="majorAscii" w:cstheme="majorAscii"/>
           <w:i w:val="0"/>
           <w:iCs w:val="0"/>
           <w:lang w:val="en-US"/>
         </w:rPr>
-        <w:t xml:space="preserve">Social scholarships are awarded to undergraduate and integrated program students who are not in their first year of study, as well as to </w:t>
-      </w:r>
-      <w:r>
+      </w:pPr>
+    </w:p>
+    <w:p>
+      <w:pPr>
+        <w:pStyle w:val="Heading2"/>
         <w:rPr>
           <w:rFonts w:ascii="Aptos Display" w:hAnsi="Aptos Display" w:eastAsia="Aptos Display" w:cs="Aptos Display" w:asciiTheme="majorAscii" w:hAnsiTheme="majorAscii" w:eastAsiaTheme="majorAscii" w:cstheme="majorAscii"/>
           <w:i w:val="0"/>
           <w:iCs w:val="0"/>
           <w:lang w:val="en-US"/>
         </w:rPr>
-        <w:t>second-cycle</w:t>
-      </w:r>
-      <w:r>
-        <w:rPr>
-          <w:rFonts w:ascii="Aptos Display" w:hAnsi="Aptos Display" w:eastAsia="Aptos Display" w:cs="Aptos Display" w:asciiTheme="majorAscii" w:hAnsiTheme="majorAscii" w:eastAsiaTheme="majorAscii" w:cstheme="majorAscii"/>
-          <w:i w:val="0"/>
-          <w:iCs w:val="0"/>
-          <w:lang w:val="en-US"/>
-        </w:rPr>
-        <w:t xml:space="preserve"> and professional pedagogy students who are not in their first semester of study and are facing social difficulties. During the reporting period, 118 scholarships were awarded to students.</w:t>
+      </w:pPr>
+      <w:r>
+        <w:rPr>
+          <w:lang w:val="en-US"/>
+        </w:rPr>
+        <w:t>VU GDL Scholarship Distribution Commission</w:t>
       </w:r>
     </w:p>
     <w:p>
@@ -40042,27 +39593,19 @@
         <w:jc w:val="both"/>
         <w:rPr>
           <w:rFonts w:ascii="Aptos Display" w:hAnsi="Aptos Display" w:eastAsia="Aptos Display" w:cs="Aptos Display" w:asciiTheme="majorAscii" w:hAnsiTheme="majorAscii" w:eastAsiaTheme="majorAscii" w:cstheme="majorAscii"/>
-          <w:i w:val="0"/>
-          <w:iCs w:val="0"/>
-          <w:lang w:val="en-US"/>
-        </w:rPr>
-      </w:pPr>
-    </w:p>
-    <w:p>
-      <w:pPr>
-        <w:pStyle w:val="Heading2"/>
-        <w:rPr>
-          <w:rFonts w:ascii="Aptos Display" w:hAnsi="Aptos Display" w:eastAsia="Aptos Display" w:cs="Aptos Display" w:asciiTheme="majorAscii" w:hAnsiTheme="majorAscii" w:eastAsiaTheme="majorAscii" w:cstheme="majorAscii"/>
-          <w:i w:val="0"/>
-          <w:iCs w:val="0"/>
-          <w:lang w:val="en-US"/>
-        </w:rPr>
-      </w:pPr>
-      <w:r>
-        <w:rPr>
-          <w:lang w:val="en-US"/>
-        </w:rPr>
-        <w:t xml:space="preserve">Romualdas Ozolas Scholarship Distribution Committee </w:t>
+          <w:i w:val="1"/>
+          <w:iCs w:val="1"/>
+          <w:lang w:val="en-US"/>
+        </w:rPr>
+      </w:pPr>
+      <w:r>
+        <w:rPr>
+          <w:rFonts w:ascii="Aptos Display" w:hAnsi="Aptos Display" w:eastAsia="Aptos Display" w:cs="Aptos Display" w:asciiTheme="majorAscii" w:hAnsiTheme="majorAscii" w:eastAsiaTheme="majorAscii" w:cstheme="majorAscii"/>
+          <w:i w:val="1"/>
+          <w:iCs w:val="1"/>
+          <w:lang w:val="en-US"/>
+        </w:rPr>
+        <w:t xml:space="preserve">Student Representative – Vismantas Daujotas </w:t>
       </w:r>
     </w:p>
     <w:p>
@@ -40070,21 +39613,24 @@
         <w:pStyle w:val="Normal"/>
         <w:ind w:right="-630"/>
         <w:jc w:val="both"/>
-        <w:rPr>
-          <w:rFonts w:ascii="Aptos Display" w:hAnsi="Aptos Display" w:eastAsia="Aptos Display" w:cs="Aptos Display" w:asciiTheme="majorAscii" w:hAnsiTheme="majorAscii" w:eastAsiaTheme="majorAscii" w:cstheme="majorAscii"/>
-          <w:i w:val="1"/>
-          <w:iCs w:val="1"/>
-          <w:lang w:val="en-US"/>
-        </w:rPr>
-      </w:pPr>
-      <w:r>
-        <w:rPr>
-          <w:rFonts w:ascii="Aptos Display" w:hAnsi="Aptos Display" w:eastAsia="Aptos Display" w:cs="Aptos Display" w:asciiTheme="majorAscii" w:hAnsiTheme="majorAscii" w:eastAsiaTheme="majorAscii" w:cstheme="majorAscii"/>
-          <w:i w:val="1"/>
-          <w:iCs w:val="1"/>
-          <w:lang w:val="en-US"/>
-        </w:rPr>
-        <w:t xml:space="preserve">Student Representatives – Livija Trakelytė, Eglė Žukaitė </w:t>
+      </w:pPr>
+      <w:r>
+        <w:rPr>
+          <w:rFonts w:ascii="Aptos Display" w:hAnsi="Aptos Display" w:eastAsia="Aptos Display" w:cs="Aptos Display" w:asciiTheme="majorAscii" w:hAnsiTheme="majorAscii" w:eastAsiaTheme="majorAscii" w:cstheme="majorAscii"/>
+          <w:i w:val="0"/>
+          <w:iCs w:val="0"/>
+          <w:lang w:val="en-US"/>
+        </w:rPr>
+        <w:t>The Grand Duchy of Lithuania (GDL) scholarships are awarded to Ukrainian students enrolling at Vilnius University to help cover their living expenses during their first year of study</w:t>
+      </w:r>
+      <w:r>
+        <w:rPr>
+          <w:rFonts w:ascii="Aptos Display" w:hAnsi="Aptos Display" w:eastAsia="Aptos Display" w:cs="Aptos Display" w:asciiTheme="majorAscii" w:hAnsiTheme="majorAscii" w:eastAsiaTheme="majorAscii" w:cstheme="majorAscii"/>
+          <w:i w:val="0"/>
+          <w:iCs w:val="0"/>
+          <w:lang w:val="en-US"/>
+        </w:rPr>
+        <w:t xml:space="preserve">. </w:t>
       </w:r>
     </w:p>
     <w:p>
@@ -40100,7 +39646,7 @@
           <w:iCs w:val="0"/>
           <w:lang w:val="en-US"/>
         </w:rPr>
-        <w:t>For the second year in a row, Vilnius University is holding a competition for the Romualdas Ozolas Scholarship, established by the Šiauliai District Municipality. The scholarship is awarded to undergraduate and graduate students whose academic interests encompass the fundamental issues of culture, linguistics, history, philosophy, politics, or international relations raised by R. Ozolas, as well as the fields of the Lithuanian Reform Movement and the history of the restoration of independence.</w:t>
+        <w:t>Since July 1, 2025, two meetings of the central commission have been held, during which the GDL scholarships were distributed.</w:t>
       </w:r>
     </w:p>
     <w:p>
@@ -40108,15 +39654,29 @@
         <w:pStyle w:val="Normal"/>
         <w:ind w:right="-630"/>
         <w:jc w:val="both"/>
-      </w:pPr>
-      <w:r>
         <w:rPr>
           <w:rFonts w:ascii="Aptos Display" w:hAnsi="Aptos Display" w:eastAsia="Aptos Display" w:cs="Aptos Display" w:asciiTheme="majorAscii" w:hAnsiTheme="majorAscii" w:eastAsiaTheme="majorAscii" w:cstheme="majorAscii"/>
           <w:i w:val="0"/>
           <w:iCs w:val="0"/>
           <w:lang w:val="en-US"/>
         </w:rPr>
-        <w:t>At the time of this report’s preparation, the commission’s meetings had not yet taken place.</w:t>
+      </w:pPr>
+    </w:p>
+    <w:p>
+      <w:pPr>
+        <w:pStyle w:val="Heading2"/>
+        <w:rPr>
+          <w:rFonts w:ascii="Aptos Display" w:hAnsi="Aptos Display" w:eastAsia="Aptos Display" w:cs="Aptos Display" w:asciiTheme="majorAscii" w:hAnsiTheme="majorAscii" w:eastAsiaTheme="majorAscii" w:cstheme="majorAscii"/>
+          <w:i w:val="0"/>
+          <w:iCs w:val="0"/>
+          <w:lang w:val="en-US"/>
+        </w:rPr>
+      </w:pPr>
+      <w:r>
+        <w:rPr>
+          <w:lang w:val="en-US"/>
+        </w:rPr>
+        <w:t xml:space="preserve">VU Social Scholarship Distribution Committee </w:t>
       </w:r>
     </w:p>
     <w:p>
@@ -40126,24 +39686,54 @@
         <w:jc w:val="both"/>
         <w:rPr>
           <w:rFonts w:ascii="Aptos Display" w:hAnsi="Aptos Display" w:eastAsia="Aptos Display" w:cs="Aptos Display" w:asciiTheme="majorAscii" w:hAnsiTheme="majorAscii" w:eastAsiaTheme="majorAscii" w:cstheme="majorAscii"/>
-          <w:i w:val="0"/>
-          <w:iCs w:val="0"/>
-          <w:lang w:val="en-US"/>
-        </w:rPr>
-      </w:pPr>
+          <w:i w:val="1"/>
+          <w:iCs w:val="1"/>
+          <w:lang w:val="en-US"/>
+        </w:rPr>
+      </w:pPr>
+      <w:r>
+        <w:rPr>
+          <w:rFonts w:ascii="Aptos Display" w:hAnsi="Aptos Display" w:eastAsia="Aptos Display" w:cs="Aptos Display" w:asciiTheme="majorAscii" w:hAnsiTheme="majorAscii" w:eastAsiaTheme="majorAscii" w:cstheme="majorAscii"/>
+          <w:i w:val="1"/>
+          <w:iCs w:val="1"/>
+          <w:lang w:val="en-US"/>
+        </w:rPr>
+        <w:t xml:space="preserve">Student Representatives – Uršulė Barkauskaitė, Viktorija Amankavičiūtė </w:t>
+      </w:r>
     </w:p>
     <w:p>
       <w:pPr>
         <w:pStyle w:val="Normal"/>
         <w:ind w:right="-630"/>
         <w:jc w:val="both"/>
+      </w:pPr>
+      <w:r>
         <w:rPr>
           <w:rFonts w:ascii="Aptos Display" w:hAnsi="Aptos Display" w:eastAsia="Aptos Display" w:cs="Aptos Display" w:asciiTheme="majorAscii" w:hAnsiTheme="majorAscii" w:eastAsiaTheme="majorAscii" w:cstheme="majorAscii"/>
           <w:i w:val="0"/>
           <w:iCs w:val="0"/>
           <w:lang w:val="en-US"/>
         </w:rPr>
-      </w:pPr>
+        <w:t xml:space="preserve">Social scholarships are awarded to undergraduate and integrated program students who are not in their first year of study, as well as to </w:t>
+      </w:r>
+      <w:r>
+        <w:rPr>
+          <w:rFonts w:ascii="Aptos Display" w:hAnsi="Aptos Display" w:eastAsia="Aptos Display" w:cs="Aptos Display" w:asciiTheme="majorAscii" w:hAnsiTheme="majorAscii" w:eastAsiaTheme="majorAscii" w:cstheme="majorAscii"/>
+          <w:i w:val="0"/>
+          <w:iCs w:val="0"/>
+          <w:lang w:val="en-US"/>
+        </w:rPr>
+        <w:t>second-cycle</w:t>
+      </w:r>
+      <w:r>
+        <w:rPr>
+          <w:rFonts w:ascii="Aptos Display" w:hAnsi="Aptos Display" w:eastAsia="Aptos Display" w:cs="Aptos Display" w:asciiTheme="majorAscii" w:hAnsiTheme="majorAscii" w:eastAsiaTheme="majorAscii" w:cstheme="majorAscii"/>
+          <w:i w:val="0"/>
+          <w:iCs w:val="0"/>
+          <w:lang w:val="en-US"/>
+        </w:rPr>
+        <w:t xml:space="preserve"> and professional pedagogy students who are not in their first semester of study and are facing social difficulties. During the reporting period, 118 scholarships were awarded to students.</w:t>
+      </w:r>
     </w:p>
     <w:p>
       <w:pPr>
@@ -40152,15 +39742,27 @@
         <w:jc w:val="both"/>
         <w:rPr>
           <w:rFonts w:ascii="Aptos Display" w:hAnsi="Aptos Display" w:eastAsia="Aptos Display" w:cs="Aptos Display" w:asciiTheme="majorAscii" w:hAnsiTheme="majorAscii" w:eastAsiaTheme="majorAscii" w:cstheme="majorAscii"/>
-          <w:lang w:val="en-US"/>
-        </w:rPr>
-      </w:pPr>
-      <w:r>
-        <w:rPr>
-          <w:rFonts w:ascii="Aptos Display" w:hAnsi="Aptos Display" w:eastAsia="Aptos Display" w:cs="Aptos Display" w:asciiTheme="majorAscii" w:hAnsiTheme="majorAscii" w:eastAsiaTheme="majorAscii" w:cstheme="majorAscii"/>
-          <w:lang w:val="en-US"/>
-        </w:rPr>
-        <w:t>WORK GROUPS</w:t>
+          <w:i w:val="0"/>
+          <w:iCs w:val="0"/>
+          <w:lang w:val="en-US"/>
+        </w:rPr>
+      </w:pPr>
+    </w:p>
+    <w:p>
+      <w:pPr>
+        <w:pStyle w:val="Heading2"/>
+        <w:rPr>
+          <w:rFonts w:ascii="Aptos Display" w:hAnsi="Aptos Display" w:eastAsia="Aptos Display" w:cs="Aptos Display" w:asciiTheme="majorAscii" w:hAnsiTheme="majorAscii" w:eastAsiaTheme="majorAscii" w:cstheme="majorAscii"/>
+          <w:i w:val="0"/>
+          <w:iCs w:val="0"/>
+          <w:lang w:val="en-US"/>
+        </w:rPr>
+      </w:pPr>
+      <w:r>
+        <w:rPr>
+          <w:lang w:val="en-US"/>
+        </w:rPr>
+        <w:t xml:space="preserve">Romualdas Ozolas Scholarship Distribution Committee </w:t>
       </w:r>
     </w:p>
     <w:p>
@@ -40170,6 +39772,75 @@
         <w:jc w:val="both"/>
         <w:rPr>
           <w:rFonts w:ascii="Aptos Display" w:hAnsi="Aptos Display" w:eastAsia="Aptos Display" w:cs="Aptos Display" w:asciiTheme="majorAscii" w:hAnsiTheme="majorAscii" w:eastAsiaTheme="majorAscii" w:cstheme="majorAscii"/>
+          <w:i w:val="1"/>
+          <w:iCs w:val="1"/>
+          <w:lang w:val="en-US"/>
+        </w:rPr>
+      </w:pPr>
+      <w:r>
+        <w:rPr>
+          <w:rFonts w:ascii="Aptos Display" w:hAnsi="Aptos Display" w:eastAsia="Aptos Display" w:cs="Aptos Display" w:asciiTheme="majorAscii" w:hAnsiTheme="majorAscii" w:eastAsiaTheme="majorAscii" w:cstheme="majorAscii"/>
+          <w:i w:val="1"/>
+          <w:iCs w:val="1"/>
+          <w:lang w:val="en-US"/>
+        </w:rPr>
+        <w:t xml:space="preserve">Student Representatives – Livija Trakelytė, Eglė Žukaitė </w:t>
+      </w:r>
+    </w:p>
+    <w:p>
+      <w:pPr>
+        <w:pStyle w:val="Normal"/>
+        <w:ind w:right="-630"/>
+        <w:jc w:val="both"/>
+      </w:pPr>
+      <w:r>
+        <w:rPr>
+          <w:rFonts w:ascii="Aptos Display" w:hAnsi="Aptos Display" w:eastAsia="Aptos Display" w:cs="Aptos Display" w:asciiTheme="majorAscii" w:hAnsiTheme="majorAscii" w:eastAsiaTheme="majorAscii" w:cstheme="majorAscii"/>
+          <w:i w:val="0"/>
+          <w:iCs w:val="0"/>
+          <w:lang w:val="en-US"/>
+        </w:rPr>
+        <w:t>For the second year in a row, Vilnius University is holding a competition for the Romualdas Ozolas Scholarship, established by the Šiauliai District Municipality. The scholarship is awarded to undergraduate and graduate students whose academic interests encompass the fundamental issues of culture, linguistics, history, philosophy, politics, or international relations raised by R. Ozolas, as well as the fields of the Lithuanian Reform Movement and the history of the restoration of independence.</w:t>
+      </w:r>
+    </w:p>
+    <w:p>
+      <w:pPr>
+        <w:pStyle w:val="Normal"/>
+        <w:ind w:right="-630"/>
+        <w:jc w:val="both"/>
+      </w:pPr>
+      <w:r>
+        <w:rPr>
+          <w:rFonts w:ascii="Aptos Display" w:hAnsi="Aptos Display" w:eastAsia="Aptos Display" w:cs="Aptos Display" w:asciiTheme="majorAscii" w:hAnsiTheme="majorAscii" w:eastAsiaTheme="majorAscii" w:cstheme="majorAscii"/>
+          <w:i w:val="0"/>
+          <w:iCs w:val="0"/>
+          <w:lang w:val="en-US"/>
+        </w:rPr>
+        <w:t>At the time of this report’s preparation, the commission’s meetings had not yet taken place.</w:t>
+      </w:r>
+    </w:p>
+    <w:p>
+      <w:pPr>
+        <w:pStyle w:val="Normal"/>
+        <w:ind w:right="-630"/>
+        <w:jc w:val="both"/>
+        <w:rPr>
+          <w:rFonts w:ascii="Aptos Display" w:hAnsi="Aptos Display" w:eastAsia="Aptos Display" w:cs="Aptos Display" w:asciiTheme="majorAscii" w:hAnsiTheme="majorAscii" w:eastAsiaTheme="majorAscii" w:cstheme="majorAscii"/>
+          <w:i w:val="0"/>
+          <w:iCs w:val="0"/>
+          <w:lang w:val="en-US"/>
+        </w:rPr>
+      </w:pPr>
+    </w:p>
+    <w:p>
+      <w:pPr>
+        <w:pStyle w:val="Normal"/>
+        <w:ind w:right="-630"/>
+        <w:jc w:val="both"/>
+        <w:rPr>
+          <w:rFonts w:ascii="Aptos Display" w:hAnsi="Aptos Display" w:eastAsia="Aptos Display" w:cs="Aptos Display" w:asciiTheme="majorAscii" w:hAnsiTheme="majorAscii" w:eastAsiaTheme="majorAscii" w:cstheme="majorAscii"/>
+          <w:i w:val="0"/>
+          <w:iCs w:val="0"/>
           <w:lang w:val="en-US"/>
         </w:rPr>
       </w:pPr>
@@ -40177,9 +39848,34 @@
     <w:p>
       <w:pPr>
         <w:pStyle w:val="Heading1"/>
+        <w:rPr>
+          <w:rFonts w:ascii="Aptos Display" w:hAnsi="Aptos Display" w:eastAsia="Aptos Display" w:cs="Aptos Display" w:asciiTheme="majorAscii" w:hAnsiTheme="majorAscii" w:eastAsiaTheme="majorAscii" w:cstheme="majorAscii"/>
+          <w:lang w:val="en-US"/>
+        </w:rPr>
+      </w:pPr>
+      <w:r>
+        <w:rPr>
+          <w:lang w:val="en-US"/>
+        </w:rPr>
+        <w:t>WORK GROUPS</w:t>
+      </w:r>
+    </w:p>
+    <w:p>
+      <w:pPr>
+        <w:pStyle w:val="Normal"/>
+        <w:ind w:right="-630"/>
+        <w:jc w:val="both"/>
+        <w:rPr>
+          <w:rFonts w:ascii="Aptos Display" w:hAnsi="Aptos Display" w:eastAsia="Aptos Display" w:cs="Aptos Display" w:asciiTheme="majorAscii" w:hAnsiTheme="majorAscii" w:eastAsiaTheme="majorAscii" w:cstheme="majorAscii"/>
+          <w:lang w:val="en-US"/>
+        </w:rPr>
+      </w:pPr>
+    </w:p>
+    <w:p>
+      <w:pPr>
+        <w:pStyle w:val="Heading2"/>
         <w:keepNext w:val="1"/>
         <w:keepLines w:val="1"/>
-        <w:spacing w:before="360" w:after="80"/>
         <w:rPr>
           <w:rFonts w:ascii="Aptos Display" w:hAnsi="Aptos Display" w:eastAsia="Aptos Display" w:cs="Aptos Display"/>
           <w:b w:val="0"/>
@@ -40197,272 +39893,126 @@
       </w:pPr>
       <w:r>
         <w:rPr>
-          <w:rFonts w:ascii="Aptos Display" w:hAnsi="Aptos Display" w:eastAsia="Aptos Display" w:cs="Aptos Display"/>
-          <w:b w:val="0"/>
-          <w:bCs w:val="0"/>
-          <w:i w:val="0"/>
-          <w:iCs w:val="0"/>
-          <w:caps w:val="0"/>
-          <w:smallCaps w:val="0"/>
-          <w:noProof w:val="0"/>
-          <w:color w:val="0F4761" w:themeColor="accent1" w:themeTint="FF" w:themeShade="BF"/>
-          <w:sz w:val="40"/>
-          <w:szCs w:val="40"/>
+          <w:noProof w:val="0"/>
           <w:lang w:val="lt-LT"/>
         </w:rPr>
         <w:t>Working</w:t>
       </w:r>
       <w:r>
         <w:rPr>
-          <w:rFonts w:ascii="Aptos Display" w:hAnsi="Aptos Display" w:eastAsia="Aptos Display" w:cs="Aptos Display"/>
-          <w:b w:val="0"/>
-          <w:bCs w:val="0"/>
-          <w:i w:val="0"/>
-          <w:iCs w:val="0"/>
-          <w:caps w:val="0"/>
-          <w:smallCaps w:val="0"/>
-          <w:noProof w:val="0"/>
-          <w:color w:val="0F4761" w:themeColor="accent1" w:themeTint="FF" w:themeShade="BF"/>
-          <w:sz w:val="40"/>
-          <w:szCs w:val="40"/>
-          <w:lang w:val="lt-LT"/>
-        </w:rPr>
-        <w:t xml:space="preserve"> Group (WG) </w:t>
-      </w:r>
-      <w:r>
-        <w:rPr>
-          <w:rFonts w:ascii="Aptos Display" w:hAnsi="Aptos Display" w:eastAsia="Aptos Display" w:cs="Aptos Display"/>
-          <w:b w:val="0"/>
-          <w:bCs w:val="0"/>
-          <w:i w:val="0"/>
-          <w:iCs w:val="0"/>
-          <w:caps w:val="0"/>
-          <w:smallCaps w:val="0"/>
-          <w:noProof w:val="0"/>
-          <w:color w:val="0F4761" w:themeColor="accent1" w:themeTint="FF" w:themeShade="BF"/>
-          <w:sz w:val="40"/>
-          <w:szCs w:val="40"/>
+          <w:noProof w:val="0"/>
+          <w:lang w:val="lt-LT"/>
+        </w:rPr>
+        <w:t xml:space="preserve"> Group</w:t>
+      </w:r>
+      <w:r>
+        <w:rPr>
+          <w:noProof w:val="0"/>
+          <w:lang w:val="lt-LT"/>
+        </w:rPr>
+        <w:t xml:space="preserve"> (WG)</w:t>
+      </w:r>
+      <w:r>
+        <w:rPr>
+          <w:noProof w:val="0"/>
+          <w:lang w:val="lt-LT"/>
+        </w:rPr>
+        <w:t xml:space="preserve"> </w:t>
+      </w:r>
+      <w:r>
+        <w:rPr>
+          <w:noProof w:val="0"/>
           <w:lang w:val="lt-LT"/>
         </w:rPr>
         <w:t>on</w:t>
       </w:r>
       <w:r>
         <w:rPr>
-          <w:rFonts w:ascii="Aptos Display" w:hAnsi="Aptos Display" w:eastAsia="Aptos Display" w:cs="Aptos Display"/>
-          <w:b w:val="0"/>
-          <w:bCs w:val="0"/>
-          <w:i w:val="0"/>
-          <w:iCs w:val="0"/>
-          <w:caps w:val="0"/>
-          <w:smallCaps w:val="0"/>
-          <w:noProof w:val="0"/>
-          <w:color w:val="0F4761" w:themeColor="accent1" w:themeTint="FF" w:themeShade="BF"/>
-          <w:sz w:val="40"/>
-          <w:szCs w:val="40"/>
+          <w:noProof w:val="0"/>
           <w:lang w:val="lt-LT"/>
         </w:rPr>
         <w:t xml:space="preserve"> </w:t>
       </w:r>
       <w:r>
         <w:rPr>
-          <w:rFonts w:ascii="Aptos Display" w:hAnsi="Aptos Display" w:eastAsia="Aptos Display" w:cs="Aptos Display"/>
-          <w:b w:val="0"/>
-          <w:bCs w:val="0"/>
-          <w:i w:val="0"/>
-          <w:iCs w:val="0"/>
-          <w:caps w:val="0"/>
-          <w:smallCaps w:val="0"/>
-          <w:noProof w:val="0"/>
-          <w:color w:val="0F4761" w:themeColor="accent1" w:themeTint="FF" w:themeShade="BF"/>
-          <w:sz w:val="40"/>
-          <w:szCs w:val="40"/>
+          <w:noProof w:val="0"/>
           <w:lang w:val="lt-LT"/>
         </w:rPr>
         <w:t>Improving</w:t>
       </w:r>
       <w:r>
         <w:rPr>
-          <w:rFonts w:ascii="Aptos Display" w:hAnsi="Aptos Display" w:eastAsia="Aptos Display" w:cs="Aptos Display"/>
-          <w:b w:val="0"/>
-          <w:bCs w:val="0"/>
-          <w:i w:val="0"/>
-          <w:iCs w:val="0"/>
-          <w:caps w:val="0"/>
-          <w:smallCaps w:val="0"/>
-          <w:noProof w:val="0"/>
-          <w:color w:val="0F4761" w:themeColor="accent1" w:themeTint="FF" w:themeShade="BF"/>
-          <w:sz w:val="40"/>
-          <w:szCs w:val="40"/>
+          <w:noProof w:val="0"/>
           <w:lang w:val="lt-LT"/>
         </w:rPr>
         <w:t xml:space="preserve"> </w:t>
       </w:r>
       <w:r>
         <w:rPr>
-          <w:rFonts w:ascii="Aptos Display" w:hAnsi="Aptos Display" w:eastAsia="Aptos Display" w:cs="Aptos Display"/>
-          <w:b w:val="0"/>
-          <w:bCs w:val="0"/>
-          <w:i w:val="0"/>
-          <w:iCs w:val="0"/>
-          <w:caps w:val="0"/>
-          <w:smallCaps w:val="0"/>
-          <w:noProof w:val="0"/>
-          <w:color w:val="0F4761" w:themeColor="accent1" w:themeTint="FF" w:themeShade="BF"/>
-          <w:sz w:val="40"/>
-          <w:szCs w:val="40"/>
+          <w:noProof w:val="0"/>
           <w:lang w:val="lt-LT"/>
         </w:rPr>
         <w:t>the</w:t>
       </w:r>
       <w:r>
         <w:rPr>
-          <w:rFonts w:ascii="Aptos Display" w:hAnsi="Aptos Display" w:eastAsia="Aptos Display" w:cs="Aptos Display"/>
-          <w:b w:val="0"/>
-          <w:bCs w:val="0"/>
-          <w:i w:val="0"/>
-          <w:iCs w:val="0"/>
-          <w:caps w:val="0"/>
-          <w:smallCaps w:val="0"/>
-          <w:noProof w:val="0"/>
-          <w:color w:val="0F4761" w:themeColor="accent1" w:themeTint="FF" w:themeShade="BF"/>
-          <w:sz w:val="40"/>
-          <w:szCs w:val="40"/>
+          <w:noProof w:val="0"/>
           <w:lang w:val="lt-LT"/>
         </w:rPr>
         <w:t xml:space="preserve"> System </w:t>
       </w:r>
       <w:r>
         <w:rPr>
-          <w:rFonts w:ascii="Aptos Display" w:hAnsi="Aptos Display" w:eastAsia="Aptos Display" w:cs="Aptos Display"/>
-          <w:b w:val="0"/>
-          <w:bCs w:val="0"/>
-          <w:i w:val="0"/>
-          <w:iCs w:val="0"/>
-          <w:caps w:val="0"/>
-          <w:smallCaps w:val="0"/>
-          <w:noProof w:val="0"/>
-          <w:color w:val="0F4761" w:themeColor="accent1" w:themeTint="FF" w:themeShade="BF"/>
-          <w:sz w:val="40"/>
-          <w:szCs w:val="40"/>
+          <w:noProof w:val="0"/>
           <w:lang w:val="lt-LT"/>
         </w:rPr>
         <w:t>of</w:t>
       </w:r>
       <w:r>
         <w:rPr>
-          <w:rFonts w:ascii="Aptos Display" w:hAnsi="Aptos Display" w:eastAsia="Aptos Display" w:cs="Aptos Display"/>
-          <w:b w:val="0"/>
-          <w:bCs w:val="0"/>
-          <w:i w:val="0"/>
-          <w:iCs w:val="0"/>
-          <w:caps w:val="0"/>
-          <w:smallCaps w:val="0"/>
-          <w:noProof w:val="0"/>
-          <w:color w:val="0F4761" w:themeColor="accent1" w:themeTint="FF" w:themeShade="BF"/>
-          <w:sz w:val="40"/>
-          <w:szCs w:val="40"/>
+          <w:noProof w:val="0"/>
           <w:lang w:val="lt-LT"/>
         </w:rPr>
         <w:t xml:space="preserve"> </w:t>
       </w:r>
       <w:r>
         <w:rPr>
-          <w:rFonts w:ascii="Aptos Display" w:hAnsi="Aptos Display" w:eastAsia="Aptos Display" w:cs="Aptos Display"/>
-          <w:b w:val="0"/>
-          <w:bCs w:val="0"/>
-          <w:i w:val="0"/>
-          <w:iCs w:val="0"/>
-          <w:caps w:val="0"/>
-          <w:smallCaps w:val="0"/>
-          <w:noProof w:val="0"/>
-          <w:color w:val="0F4761" w:themeColor="accent1" w:themeTint="FF" w:themeShade="BF"/>
-          <w:sz w:val="40"/>
-          <w:szCs w:val="40"/>
+          <w:noProof w:val="0"/>
           <w:lang w:val="lt-LT"/>
         </w:rPr>
         <w:t>Teaching</w:t>
       </w:r>
       <w:r>
         <w:rPr>
-          <w:rFonts w:ascii="Aptos Display" w:hAnsi="Aptos Display" w:eastAsia="Aptos Display" w:cs="Aptos Display"/>
-          <w:b w:val="0"/>
-          <w:bCs w:val="0"/>
-          <w:i w:val="0"/>
-          <w:iCs w:val="0"/>
-          <w:caps w:val="0"/>
-          <w:smallCaps w:val="0"/>
-          <w:noProof w:val="0"/>
-          <w:color w:val="0F4761" w:themeColor="accent1" w:themeTint="FF" w:themeShade="BF"/>
-          <w:sz w:val="40"/>
-          <w:szCs w:val="40"/>
+          <w:noProof w:val="0"/>
           <w:lang w:val="lt-LT"/>
         </w:rPr>
         <w:t xml:space="preserve"> Competencies </w:t>
       </w:r>
       <w:r>
         <w:rPr>
-          <w:rFonts w:ascii="Aptos Display" w:hAnsi="Aptos Display" w:eastAsia="Aptos Display" w:cs="Aptos Display"/>
-          <w:b w:val="0"/>
-          <w:bCs w:val="0"/>
-          <w:i w:val="0"/>
-          <w:iCs w:val="0"/>
-          <w:caps w:val="0"/>
-          <w:smallCaps w:val="0"/>
-          <w:noProof w:val="0"/>
-          <w:color w:val="0F4761" w:themeColor="accent1" w:themeTint="FF" w:themeShade="BF"/>
-          <w:sz w:val="40"/>
-          <w:szCs w:val="40"/>
+          <w:noProof w:val="0"/>
           <w:lang w:val="lt-LT"/>
         </w:rPr>
         <w:t>for</w:t>
       </w:r>
       <w:r>
         <w:rPr>
-          <w:rFonts w:ascii="Aptos Display" w:hAnsi="Aptos Display" w:eastAsia="Aptos Display" w:cs="Aptos Display"/>
-          <w:b w:val="0"/>
-          <w:bCs w:val="0"/>
-          <w:i w:val="0"/>
-          <w:iCs w:val="0"/>
-          <w:caps w:val="0"/>
-          <w:smallCaps w:val="0"/>
-          <w:noProof w:val="0"/>
-          <w:color w:val="0F4761" w:themeColor="accent1" w:themeTint="FF" w:themeShade="BF"/>
-          <w:sz w:val="40"/>
-          <w:szCs w:val="40"/>
+          <w:noProof w:val="0"/>
           <w:lang w:val="lt-LT"/>
         </w:rPr>
         <w:t xml:space="preserve"> </w:t>
       </w:r>
       <w:r>
         <w:rPr>
-          <w:rFonts w:ascii="Aptos Display" w:hAnsi="Aptos Display" w:eastAsia="Aptos Display" w:cs="Aptos Display"/>
-          <w:b w:val="0"/>
-          <w:bCs w:val="0"/>
-          <w:i w:val="0"/>
-          <w:iCs w:val="0"/>
-          <w:caps w:val="0"/>
-          <w:smallCaps w:val="0"/>
-          <w:noProof w:val="0"/>
-          <w:color w:val="0F4761" w:themeColor="accent1" w:themeTint="FF" w:themeShade="BF"/>
-          <w:sz w:val="40"/>
-          <w:szCs w:val="40"/>
+          <w:noProof w:val="0"/>
           <w:lang w:val="lt-LT"/>
         </w:rPr>
         <w:t>Professors</w:t>
       </w:r>
       <w:r>
         <w:rPr>
-          <w:rFonts w:ascii="Aptos Display" w:hAnsi="Aptos Display" w:eastAsia="Aptos Display" w:cs="Aptos Display"/>
-          <w:b w:val="0"/>
-          <w:bCs w:val="0"/>
-          <w:i w:val="0"/>
-          <w:iCs w:val="0"/>
-          <w:caps w:val="0"/>
-          <w:smallCaps w:val="0"/>
-          <w:noProof w:val="0"/>
-          <w:color w:val="0F4761" w:themeColor="accent1" w:themeTint="FF" w:themeShade="BF"/>
-          <w:sz w:val="40"/>
-          <w:szCs w:val="40"/>
+          <w:noProof w:val="0"/>
           <w:lang w:val="lt-LT"/>
         </w:rPr>
         <w:t xml:space="preserve"> </w:t>
@@ -40673,9 +40223,7 @@
         </w:rPr>
         <w:t xml:space="preserve"> in a thematic working group dedicated to examining the quality</w:t>
       </w:r>
-    </w:p>
-    <w:p>
-      <w:pPr>
+      <w:r>
         <w:rPr>
           <w:rFonts w:ascii="Aptos" w:hAnsi="Aptos" w:eastAsia="Aptos" w:cs="Aptos"/>
           <w:b w:val="0"/>
@@ -40690,7 +40238,8 @@
           <w:szCs w:val="24"/>
           <w:lang w:val="en-US"/>
         </w:rPr>
-      </w:pPr>
+        <w:t xml:space="preserve"> </w:t>
+      </w:r>
       <w:r>
         <w:rPr>
           <w:rFonts w:ascii="Aptos" w:hAnsi="Aptos" w:eastAsia="Aptos" w:cs="Aptos"/>
@@ -41074,14 +40623,1986 @@
     </w:p>
     <w:p>
       <w:pPr>
+        <w:pStyle w:val="Heading2"/>
+        <w:rPr>
+          <w:rFonts w:ascii="Aptos Display" w:hAnsi="Aptos Display" w:eastAsia="Aptos Display" w:cs="Aptos Display" w:asciiTheme="majorAscii" w:hAnsiTheme="majorAscii" w:eastAsiaTheme="majorAscii" w:cstheme="majorAscii"/>
+          <w:lang w:val="lt-LT"/>
+        </w:rPr>
+      </w:pPr>
+      <w:r>
+        <w:rPr>
+          <w:lang w:val="lt-LT"/>
+        </w:rPr>
+        <w:t xml:space="preserve">WG on the </w:t>
+      </w:r>
+      <w:r>
+        <w:rPr>
+          <w:lang w:val="lt-LT"/>
+        </w:rPr>
+        <w:t>Master’s Degree</w:t>
+      </w:r>
+      <w:r>
+        <w:rPr>
+          <w:lang w:val="lt-LT"/>
+        </w:rPr>
+        <w:t xml:space="preserve"> Model </w:t>
+      </w:r>
+    </w:p>
+    <w:p>
+      <w:pPr>
         <w:pStyle w:val="Normal"/>
         <w:ind w:right="-630"/>
         <w:jc w:val="both"/>
-        <w:rPr>
-          <w:rFonts w:ascii="Aptos Display" w:hAnsi="Aptos Display" w:eastAsia="Aptos Display" w:cs="Aptos Display" w:asciiTheme="majorAscii" w:hAnsiTheme="majorAscii" w:eastAsiaTheme="majorAscii" w:cstheme="majorAscii"/>
-          <w:lang w:val="en-US"/>
-        </w:rPr>
-      </w:pPr>
+      </w:pPr>
+      <w:r>
+        <w:rPr>
+          <w:rFonts w:ascii="Aptos Display" w:hAnsi="Aptos Display" w:eastAsia="Aptos Display" w:cs="Aptos Display" w:asciiTheme="majorAscii" w:hAnsiTheme="majorAscii" w:eastAsiaTheme="majorAscii" w:cstheme="majorAscii"/>
+          <w:lang w:val="lt-LT"/>
+        </w:rPr>
+        <w:t xml:space="preserve">Student Representative – Emilis Mikulskis </w:t>
+      </w:r>
+    </w:p>
+    <w:p>
+      <w:pPr>
+        <w:pStyle w:val="Normal"/>
+        <w:ind w:right="-630"/>
+        <w:jc w:val="both"/>
+      </w:pPr>
+      <w:r>
+        <w:rPr>
+          <w:rFonts w:ascii="Aptos Display" w:hAnsi="Aptos Display" w:eastAsia="Aptos Display" w:cs="Aptos Display" w:asciiTheme="majorAscii" w:hAnsiTheme="majorAscii" w:eastAsiaTheme="majorAscii" w:cstheme="majorAscii"/>
+          <w:lang w:val="lt-LT"/>
+        </w:rPr>
+        <w:t>The working group was formed to implement the measure “create a value-based master’s degree model” under the “Development of Postgraduate Studies” direction of the 2030 Strategic Action Plan and to update the University’s study regulations by including provisions that update the types of second-cycle study program structures (scientific, academic, applied), reflecting different graduate career trajectories. The working group held 5 meetings and prepared updates to the study regulations. Provisions were defined covering the different types of second-cycle study programs and the principles of their implementation, including study program objectives, teaching and learning methods, individualized teaching and learning, interdisciplinary and international aspects of studies. During the working group’s activities, the VU SR representative emphasized and presented proposals for a wider range of elective courses by adapting the individualized study model used in the first cycle, whereby elective courses could also be chosen from other departments at Vilnius University. In addition, the key principles for implementing all types of MA programs were highlighted: greater opportunities for individualizing studies and the number of elective courses.</w:t>
+      </w:r>
+    </w:p>
+    <w:p>
+      <w:pPr>
+        <w:pStyle w:val="Heading1"/>
+        <w:rPr>
+          <w:rFonts w:ascii="Aptos Display" w:hAnsi="Aptos Display" w:eastAsia="Aptos Display" w:cs="Aptos Display" w:asciiTheme="majorAscii" w:hAnsiTheme="majorAscii" w:eastAsiaTheme="majorAscii" w:cstheme="majorAscii"/>
+          <w:noProof w:val="0"/>
+          <w:sz w:val="24"/>
+          <w:szCs w:val="24"/>
+          <w:lang w:val="lt-LT"/>
+        </w:rPr>
+      </w:pPr>
+      <w:r>
+        <w:rPr>
+          <w:noProof w:val="0"/>
+          <w:lang w:val="lt-LT"/>
+        </w:rPr>
+        <w:t>Health</w:t>
+      </w:r>
+      <w:r>
+        <w:rPr>
+          <w:noProof w:val="0"/>
+          <w:lang w:val="lt-LT"/>
+        </w:rPr>
+        <w:t xml:space="preserve"> </w:t>
+      </w:r>
+      <w:r>
+        <w:rPr>
+          <w:noProof w:val="0"/>
+          <w:lang w:val="lt-LT"/>
+        </w:rPr>
+        <w:t>and</w:t>
+      </w:r>
+      <w:r>
+        <w:rPr>
+          <w:noProof w:val="0"/>
+          <w:lang w:val="lt-LT"/>
+        </w:rPr>
+        <w:t xml:space="preserve"> </w:t>
+      </w:r>
+      <w:r>
+        <w:rPr>
+          <w:noProof w:val="0"/>
+          <w:lang w:val="lt-LT"/>
+        </w:rPr>
+        <w:t>Sport</w:t>
+      </w:r>
+      <w:r>
+        <w:rPr>
+          <w:noProof w:val="0"/>
+          <w:lang w:val="lt-LT"/>
+        </w:rPr>
+        <w:t xml:space="preserve"> </w:t>
+      </w:r>
+      <w:r>
+        <w:rPr>
+          <w:noProof w:val="0"/>
+          <w:lang w:val="lt-LT"/>
+        </w:rPr>
+        <w:t>Center</w:t>
+      </w:r>
+    </w:p>
+    <w:p>
+      <w:pPr>
+        <w:pStyle w:val="Normal"/>
+        <w:spacing w:before="240" w:beforeAutospacing="off" w:after="240" w:afterAutospacing="off"/>
+        <w:ind/>
+        <w:jc w:val="both"/>
+      </w:pPr>
+      <w:r>
+        <w:rPr>
+          <w:rFonts w:ascii="Aptos Display" w:hAnsi="Aptos Display" w:eastAsia="Aptos Display" w:cs="Aptos Display" w:asciiTheme="majorAscii" w:hAnsiTheme="majorAscii" w:eastAsiaTheme="majorAscii" w:cstheme="majorAscii"/>
+          <w:noProof w:val="0"/>
+          <w:sz w:val="24"/>
+          <w:szCs w:val="24"/>
+          <w:lang w:val="en-US"/>
+        </w:rPr>
+        <w:t xml:space="preserve">VU SR </w:t>
+      </w:r>
+      <w:r>
+        <w:rPr>
+          <w:rFonts w:ascii="Aptos Display" w:hAnsi="Aptos Display" w:eastAsia="Aptos Display" w:cs="Aptos Display" w:asciiTheme="majorAscii" w:hAnsiTheme="majorAscii" w:eastAsiaTheme="majorAscii" w:cstheme="majorAscii"/>
+          <w:noProof w:val="0"/>
+          <w:sz w:val="24"/>
+          <w:szCs w:val="24"/>
+          <w:lang w:val="en-US"/>
+        </w:rPr>
+        <w:t>participated</w:t>
+      </w:r>
+      <w:r>
+        <w:rPr>
+          <w:rFonts w:ascii="Aptos Display" w:hAnsi="Aptos Display" w:eastAsia="Aptos Display" w:cs="Aptos Display" w:asciiTheme="majorAscii" w:hAnsiTheme="majorAscii" w:eastAsiaTheme="majorAscii" w:cstheme="majorAscii"/>
+          <w:noProof w:val="0"/>
+          <w:sz w:val="24"/>
+          <w:szCs w:val="24"/>
+          <w:lang w:val="en-US"/>
+        </w:rPr>
+        <w:t xml:space="preserve"> </w:t>
+      </w:r>
+      <w:r>
+        <w:rPr>
+          <w:rFonts w:ascii="Aptos Display" w:hAnsi="Aptos Display" w:eastAsia="Aptos Display" w:cs="Aptos Display" w:asciiTheme="majorAscii" w:hAnsiTheme="majorAscii" w:eastAsiaTheme="majorAscii" w:cstheme="majorAscii"/>
+          <w:noProof w:val="0"/>
+          <w:sz w:val="24"/>
+          <w:szCs w:val="24"/>
+          <w:lang w:val="en-US"/>
+        </w:rPr>
+        <w:t>in</w:t>
+      </w:r>
+      <w:r>
+        <w:rPr>
+          <w:rFonts w:ascii="Aptos Display" w:hAnsi="Aptos Display" w:eastAsia="Aptos Display" w:cs="Aptos Display" w:asciiTheme="majorAscii" w:hAnsiTheme="majorAscii" w:eastAsiaTheme="majorAscii" w:cstheme="majorAscii"/>
+          <w:noProof w:val="0"/>
+          <w:sz w:val="24"/>
+          <w:szCs w:val="24"/>
+          <w:lang w:val="en-US"/>
+        </w:rPr>
+        <w:t xml:space="preserve"> </w:t>
+      </w:r>
+      <w:r>
+        <w:rPr>
+          <w:rFonts w:ascii="Aptos Display" w:hAnsi="Aptos Display" w:eastAsia="Aptos Display" w:cs="Aptos Display" w:asciiTheme="majorAscii" w:hAnsiTheme="majorAscii" w:eastAsiaTheme="majorAscii" w:cstheme="majorAscii"/>
+          <w:noProof w:val="0"/>
+          <w:sz w:val="24"/>
+          <w:szCs w:val="24"/>
+          <w:lang w:val="en-US"/>
+        </w:rPr>
+        <w:t>the</w:t>
+      </w:r>
+      <w:r>
+        <w:rPr>
+          <w:rFonts w:ascii="Aptos Display" w:hAnsi="Aptos Display" w:eastAsia="Aptos Display" w:cs="Aptos Display" w:asciiTheme="majorAscii" w:hAnsiTheme="majorAscii" w:eastAsiaTheme="majorAscii" w:cstheme="majorAscii"/>
+          <w:noProof w:val="0"/>
+          <w:sz w:val="24"/>
+          <w:szCs w:val="24"/>
+          <w:lang w:val="en-US"/>
+        </w:rPr>
+        <w:t xml:space="preserve"> 27th </w:t>
+      </w:r>
+      <w:r>
+        <w:rPr>
+          <w:rFonts w:ascii="Aptos Display" w:hAnsi="Aptos Display" w:eastAsia="Aptos Display" w:cs="Aptos Display" w:asciiTheme="majorAscii" w:hAnsiTheme="majorAscii" w:eastAsiaTheme="majorAscii" w:cstheme="majorAscii"/>
+          <w:noProof w:val="0"/>
+          <w:sz w:val="24"/>
+          <w:szCs w:val="24"/>
+          <w:lang w:val="en-US"/>
+        </w:rPr>
+        <w:t>annual</w:t>
+      </w:r>
+      <w:r>
+        <w:rPr>
+          <w:rFonts w:ascii="Aptos Display" w:hAnsi="Aptos Display" w:eastAsia="Aptos Display" w:cs="Aptos Display" w:asciiTheme="majorAscii" w:hAnsiTheme="majorAscii" w:eastAsiaTheme="majorAscii" w:cstheme="majorAscii"/>
+          <w:noProof w:val="0"/>
+          <w:sz w:val="24"/>
+          <w:szCs w:val="24"/>
+          <w:lang w:val="en-US"/>
+        </w:rPr>
+        <w:t xml:space="preserve"> </w:t>
+      </w:r>
+      <w:r>
+        <w:rPr>
+          <w:rFonts w:ascii="Aptos Display" w:hAnsi="Aptos Display" w:eastAsia="Aptos Display" w:cs="Aptos Display" w:asciiTheme="majorAscii" w:hAnsiTheme="majorAscii" w:eastAsiaTheme="majorAscii" w:cstheme="majorAscii"/>
+          <w:noProof w:val="0"/>
+          <w:sz w:val="24"/>
+          <w:szCs w:val="24"/>
+          <w:lang w:val="en-US"/>
+        </w:rPr>
+        <w:t>forum</w:t>
+      </w:r>
+      <w:r>
+        <w:rPr>
+          <w:rFonts w:ascii="Aptos Display" w:hAnsi="Aptos Display" w:eastAsia="Aptos Display" w:cs="Aptos Display" w:asciiTheme="majorAscii" w:hAnsiTheme="majorAscii" w:eastAsiaTheme="majorAscii" w:cstheme="majorAscii"/>
+          <w:noProof w:val="0"/>
+          <w:sz w:val="24"/>
+          <w:szCs w:val="24"/>
+          <w:lang w:val="en-US"/>
+        </w:rPr>
+        <w:t xml:space="preserve"> </w:t>
+      </w:r>
+      <w:r>
+        <w:rPr>
+          <w:rFonts w:ascii="Aptos Display" w:hAnsi="Aptos Display" w:eastAsia="Aptos Display" w:cs="Aptos Display" w:asciiTheme="majorAscii" w:hAnsiTheme="majorAscii" w:eastAsiaTheme="majorAscii" w:cstheme="majorAscii"/>
+          <w:noProof w:val="0"/>
+          <w:sz w:val="24"/>
+          <w:szCs w:val="24"/>
+          <w:lang w:val="en-US"/>
+        </w:rPr>
+        <w:t>of</w:t>
+      </w:r>
+      <w:r>
+        <w:rPr>
+          <w:rFonts w:ascii="Aptos Display" w:hAnsi="Aptos Display" w:eastAsia="Aptos Display" w:cs="Aptos Display" w:asciiTheme="majorAscii" w:hAnsiTheme="majorAscii" w:eastAsiaTheme="majorAscii" w:cstheme="majorAscii"/>
+          <w:noProof w:val="0"/>
+          <w:sz w:val="24"/>
+          <w:szCs w:val="24"/>
+          <w:lang w:val="en-US"/>
+        </w:rPr>
+        <w:t xml:space="preserve"> </w:t>
+      </w:r>
+      <w:r>
+        <w:rPr>
+          <w:rFonts w:ascii="Aptos Display" w:hAnsi="Aptos Display" w:eastAsia="Aptos Display" w:cs="Aptos Display" w:asciiTheme="majorAscii" w:hAnsiTheme="majorAscii" w:eastAsiaTheme="majorAscii" w:cstheme="majorAscii"/>
+          <w:noProof w:val="0"/>
+          <w:sz w:val="24"/>
+          <w:szCs w:val="24"/>
+          <w:lang w:val="en-US"/>
+        </w:rPr>
+        <w:t>the</w:t>
+      </w:r>
+      <w:r>
+        <w:rPr>
+          <w:rFonts w:ascii="Aptos Display" w:hAnsi="Aptos Display" w:eastAsia="Aptos Display" w:cs="Aptos Display" w:asciiTheme="majorAscii" w:hAnsiTheme="majorAscii" w:eastAsiaTheme="majorAscii" w:cstheme="majorAscii"/>
+          <w:noProof w:val="0"/>
+          <w:sz w:val="24"/>
+          <w:szCs w:val="24"/>
+          <w:lang w:val="en-US"/>
+        </w:rPr>
+        <w:t xml:space="preserve"> </w:t>
+      </w:r>
+      <w:r>
+        <w:rPr>
+          <w:rFonts w:ascii="Aptos Display" w:hAnsi="Aptos Display" w:eastAsia="Aptos Display" w:cs="Aptos Display" w:asciiTheme="majorAscii" w:hAnsiTheme="majorAscii" w:eastAsiaTheme="majorAscii" w:cstheme="majorAscii"/>
+          <w:noProof w:val="0"/>
+          <w:sz w:val="24"/>
+          <w:szCs w:val="24"/>
+          <w:lang w:val="en-US"/>
+        </w:rPr>
+        <w:t>European</w:t>
+      </w:r>
+      <w:r>
+        <w:rPr>
+          <w:rFonts w:ascii="Aptos Display" w:hAnsi="Aptos Display" w:eastAsia="Aptos Display" w:cs="Aptos Display" w:asciiTheme="majorAscii" w:hAnsiTheme="majorAscii" w:eastAsiaTheme="majorAscii" w:cstheme="majorAscii"/>
+          <w:noProof w:val="0"/>
+          <w:sz w:val="24"/>
+          <w:szCs w:val="24"/>
+          <w:lang w:val="en-US"/>
+        </w:rPr>
+        <w:t xml:space="preserve"> Network </w:t>
+      </w:r>
+      <w:r>
+        <w:rPr>
+          <w:rFonts w:ascii="Aptos Display" w:hAnsi="Aptos Display" w:eastAsia="Aptos Display" w:cs="Aptos Display" w:asciiTheme="majorAscii" w:hAnsiTheme="majorAscii" w:eastAsiaTheme="majorAscii" w:cstheme="majorAscii"/>
+          <w:noProof w:val="0"/>
+          <w:sz w:val="24"/>
+          <w:szCs w:val="24"/>
+          <w:lang w:val="en-US"/>
+        </w:rPr>
+        <w:t>of</w:t>
+      </w:r>
+      <w:r>
+        <w:rPr>
+          <w:rFonts w:ascii="Aptos Display" w:hAnsi="Aptos Display" w:eastAsia="Aptos Display" w:cs="Aptos Display" w:asciiTheme="majorAscii" w:hAnsiTheme="majorAscii" w:eastAsiaTheme="majorAscii" w:cstheme="majorAscii"/>
+          <w:noProof w:val="0"/>
+          <w:sz w:val="24"/>
+          <w:szCs w:val="24"/>
+          <w:lang w:val="en-US"/>
+        </w:rPr>
+        <w:t xml:space="preserve"> University </w:t>
+      </w:r>
+      <w:r>
+        <w:rPr>
+          <w:rFonts w:ascii="Aptos Display" w:hAnsi="Aptos Display" w:eastAsia="Aptos Display" w:cs="Aptos Display" w:asciiTheme="majorAscii" w:hAnsiTheme="majorAscii" w:eastAsiaTheme="majorAscii" w:cstheme="majorAscii"/>
+          <w:noProof w:val="0"/>
+          <w:sz w:val="24"/>
+          <w:szCs w:val="24"/>
+          <w:lang w:val="en-US"/>
+        </w:rPr>
+        <w:t>Sports</w:t>
+      </w:r>
+      <w:r>
+        <w:rPr>
+          <w:rFonts w:ascii="Aptos Display" w:hAnsi="Aptos Display" w:eastAsia="Aptos Display" w:cs="Aptos Display" w:asciiTheme="majorAscii" w:hAnsiTheme="majorAscii" w:eastAsiaTheme="majorAscii" w:cstheme="majorAscii"/>
+          <w:noProof w:val="0"/>
+          <w:sz w:val="24"/>
+          <w:szCs w:val="24"/>
+          <w:lang w:val="en-US"/>
+        </w:rPr>
+        <w:t xml:space="preserve"> </w:t>
+      </w:r>
+      <w:r>
+        <w:rPr>
+          <w:rFonts w:ascii="Aptos Display" w:hAnsi="Aptos Display" w:eastAsia="Aptos Display" w:cs="Aptos Display" w:asciiTheme="majorAscii" w:hAnsiTheme="majorAscii" w:eastAsiaTheme="majorAscii" w:cstheme="majorAscii"/>
+          <w:noProof w:val="0"/>
+          <w:sz w:val="24"/>
+          <w:szCs w:val="24"/>
+          <w:lang w:val="en-US"/>
+        </w:rPr>
+        <w:t>Centers</w:t>
+      </w:r>
+      <w:r>
+        <w:rPr>
+          <w:rFonts w:ascii="Aptos Display" w:hAnsi="Aptos Display" w:eastAsia="Aptos Display" w:cs="Aptos Display" w:asciiTheme="majorAscii" w:hAnsiTheme="majorAscii" w:eastAsiaTheme="majorAscii" w:cstheme="majorAscii"/>
+          <w:noProof w:val="0"/>
+          <w:sz w:val="24"/>
+          <w:szCs w:val="24"/>
+          <w:lang w:val="en-US"/>
+        </w:rPr>
+        <w:t xml:space="preserve">, </w:t>
+      </w:r>
+      <w:r>
+        <w:rPr>
+          <w:rFonts w:ascii="Aptos Display" w:hAnsi="Aptos Display" w:eastAsia="Aptos Display" w:cs="Aptos Display" w:asciiTheme="majorAscii" w:hAnsiTheme="majorAscii" w:eastAsiaTheme="majorAscii" w:cstheme="majorAscii"/>
+          <w:noProof w:val="0"/>
+          <w:sz w:val="24"/>
+          <w:szCs w:val="24"/>
+          <w:lang w:val="en-US"/>
+        </w:rPr>
+        <w:t>organized</w:t>
+      </w:r>
+      <w:r>
+        <w:rPr>
+          <w:rFonts w:ascii="Aptos Display" w:hAnsi="Aptos Display" w:eastAsia="Aptos Display" w:cs="Aptos Display" w:asciiTheme="majorAscii" w:hAnsiTheme="majorAscii" w:eastAsiaTheme="majorAscii" w:cstheme="majorAscii"/>
+          <w:noProof w:val="0"/>
+          <w:sz w:val="24"/>
+          <w:szCs w:val="24"/>
+          <w:lang w:val="en-US"/>
+        </w:rPr>
+        <w:t xml:space="preserve"> </w:t>
+      </w:r>
+      <w:r>
+        <w:rPr>
+          <w:rFonts w:ascii="Aptos Display" w:hAnsi="Aptos Display" w:eastAsia="Aptos Display" w:cs="Aptos Display" w:asciiTheme="majorAscii" w:hAnsiTheme="majorAscii" w:eastAsiaTheme="majorAscii" w:cstheme="majorAscii"/>
+          <w:noProof w:val="0"/>
+          <w:sz w:val="24"/>
+          <w:szCs w:val="24"/>
+          <w:lang w:val="en-US"/>
+        </w:rPr>
+        <w:t>by</w:t>
+      </w:r>
+      <w:r>
+        <w:rPr>
+          <w:rFonts w:ascii="Aptos Display" w:hAnsi="Aptos Display" w:eastAsia="Aptos Display" w:cs="Aptos Display" w:asciiTheme="majorAscii" w:hAnsiTheme="majorAscii" w:eastAsiaTheme="majorAscii" w:cstheme="majorAscii"/>
+          <w:noProof w:val="0"/>
+          <w:sz w:val="24"/>
+          <w:szCs w:val="24"/>
+          <w:lang w:val="en-US"/>
+        </w:rPr>
+        <w:t xml:space="preserve"> </w:t>
+      </w:r>
+      <w:r>
+        <w:rPr>
+          <w:rFonts w:ascii="Aptos Display" w:hAnsi="Aptos Display" w:eastAsia="Aptos Display" w:cs="Aptos Display" w:asciiTheme="majorAscii" w:hAnsiTheme="majorAscii" w:eastAsiaTheme="majorAscii" w:cstheme="majorAscii"/>
+          <w:noProof w:val="0"/>
+          <w:sz w:val="24"/>
+          <w:szCs w:val="24"/>
+          <w:lang w:val="en-US"/>
+        </w:rPr>
+        <w:t>the</w:t>
+      </w:r>
+      <w:r>
+        <w:rPr>
+          <w:rFonts w:ascii="Aptos Display" w:hAnsi="Aptos Display" w:eastAsia="Aptos Display" w:cs="Aptos Display" w:asciiTheme="majorAscii" w:hAnsiTheme="majorAscii" w:eastAsiaTheme="majorAscii" w:cstheme="majorAscii"/>
+          <w:noProof w:val="0"/>
+          <w:sz w:val="24"/>
+          <w:szCs w:val="24"/>
+          <w:lang w:val="en-US"/>
+        </w:rPr>
+        <w:t xml:space="preserve"> </w:t>
+      </w:r>
+      <w:r>
+        <w:rPr>
+          <w:rFonts w:ascii="Aptos Display" w:hAnsi="Aptos Display" w:eastAsia="Aptos Display" w:cs="Aptos Display" w:asciiTheme="majorAscii" w:hAnsiTheme="majorAscii" w:eastAsiaTheme="majorAscii" w:cstheme="majorAscii"/>
+          <w:noProof w:val="0"/>
+          <w:sz w:val="24"/>
+          <w:szCs w:val="24"/>
+          <w:lang w:val="en-US"/>
+        </w:rPr>
+        <w:t>Health</w:t>
+      </w:r>
+      <w:r>
+        <w:rPr>
+          <w:rFonts w:ascii="Aptos Display" w:hAnsi="Aptos Display" w:eastAsia="Aptos Display" w:cs="Aptos Display" w:asciiTheme="majorAscii" w:hAnsiTheme="majorAscii" w:eastAsiaTheme="majorAscii" w:cstheme="majorAscii"/>
+          <w:noProof w:val="0"/>
+          <w:sz w:val="24"/>
+          <w:szCs w:val="24"/>
+          <w:lang w:val="en-US"/>
+        </w:rPr>
+        <w:t xml:space="preserve"> </w:t>
+      </w:r>
+      <w:r>
+        <w:rPr>
+          <w:rFonts w:ascii="Aptos Display" w:hAnsi="Aptos Display" w:eastAsia="Aptos Display" w:cs="Aptos Display" w:asciiTheme="majorAscii" w:hAnsiTheme="majorAscii" w:eastAsiaTheme="majorAscii" w:cstheme="majorAscii"/>
+          <w:noProof w:val="0"/>
+          <w:sz w:val="24"/>
+          <w:szCs w:val="24"/>
+          <w:lang w:val="en-US"/>
+        </w:rPr>
+        <w:t>and</w:t>
+      </w:r>
+      <w:r>
+        <w:rPr>
+          <w:rFonts w:ascii="Aptos Display" w:hAnsi="Aptos Display" w:eastAsia="Aptos Display" w:cs="Aptos Display" w:asciiTheme="majorAscii" w:hAnsiTheme="majorAscii" w:eastAsiaTheme="majorAscii" w:cstheme="majorAscii"/>
+          <w:noProof w:val="0"/>
+          <w:sz w:val="24"/>
+          <w:szCs w:val="24"/>
+          <w:lang w:val="en-US"/>
+        </w:rPr>
+        <w:t xml:space="preserve"> </w:t>
+      </w:r>
+      <w:r>
+        <w:rPr>
+          <w:rFonts w:ascii="Aptos Display" w:hAnsi="Aptos Display" w:eastAsia="Aptos Display" w:cs="Aptos Display" w:asciiTheme="majorAscii" w:hAnsiTheme="majorAscii" w:eastAsiaTheme="majorAscii" w:cstheme="majorAscii"/>
+          <w:noProof w:val="0"/>
+          <w:sz w:val="24"/>
+          <w:szCs w:val="24"/>
+          <w:lang w:val="en-US"/>
+        </w:rPr>
+        <w:t>Sport</w:t>
+      </w:r>
+      <w:r>
+        <w:rPr>
+          <w:rFonts w:ascii="Aptos Display" w:hAnsi="Aptos Display" w:eastAsia="Aptos Display" w:cs="Aptos Display" w:asciiTheme="majorAscii" w:hAnsiTheme="majorAscii" w:eastAsiaTheme="majorAscii" w:cstheme="majorAscii"/>
+          <w:noProof w:val="0"/>
+          <w:sz w:val="24"/>
+          <w:szCs w:val="24"/>
+          <w:lang w:val="en-US"/>
+        </w:rPr>
+        <w:t xml:space="preserve"> </w:t>
+      </w:r>
+      <w:r>
+        <w:rPr>
+          <w:rFonts w:ascii="Aptos Display" w:hAnsi="Aptos Display" w:eastAsia="Aptos Display" w:cs="Aptos Display" w:asciiTheme="majorAscii" w:hAnsiTheme="majorAscii" w:eastAsiaTheme="majorAscii" w:cstheme="majorAscii"/>
+          <w:noProof w:val="0"/>
+          <w:sz w:val="24"/>
+          <w:szCs w:val="24"/>
+          <w:lang w:val="en-US"/>
+        </w:rPr>
+        <w:t>Center</w:t>
+      </w:r>
+      <w:r>
+        <w:rPr>
+          <w:rFonts w:ascii="Aptos Display" w:hAnsi="Aptos Display" w:eastAsia="Aptos Display" w:cs="Aptos Display" w:asciiTheme="majorAscii" w:hAnsiTheme="majorAscii" w:eastAsiaTheme="majorAscii" w:cstheme="majorAscii"/>
+          <w:noProof w:val="0"/>
+          <w:sz w:val="24"/>
+          <w:szCs w:val="24"/>
+          <w:lang w:val="en-US"/>
+        </w:rPr>
+        <w:t xml:space="preserve"> at Vilnius University, </w:t>
+      </w:r>
+      <w:r>
+        <w:rPr>
+          <w:rFonts w:ascii="Aptos Display" w:hAnsi="Aptos Display" w:eastAsia="Aptos Display" w:cs="Aptos Display" w:asciiTheme="majorAscii" w:hAnsiTheme="majorAscii" w:eastAsiaTheme="majorAscii" w:cstheme="majorAscii"/>
+          <w:noProof w:val="0"/>
+          <w:sz w:val="24"/>
+          <w:szCs w:val="24"/>
+          <w:lang w:val="en-US"/>
+        </w:rPr>
+        <w:t>which</w:t>
+      </w:r>
+      <w:r>
+        <w:rPr>
+          <w:rFonts w:ascii="Aptos Display" w:hAnsi="Aptos Display" w:eastAsia="Aptos Display" w:cs="Aptos Display" w:asciiTheme="majorAscii" w:hAnsiTheme="majorAscii" w:eastAsiaTheme="majorAscii" w:cstheme="majorAscii"/>
+          <w:noProof w:val="0"/>
+          <w:sz w:val="24"/>
+          <w:szCs w:val="24"/>
+          <w:lang w:val="en-US"/>
+        </w:rPr>
+        <w:t xml:space="preserve"> </w:t>
+      </w:r>
+      <w:r>
+        <w:rPr>
+          <w:rFonts w:ascii="Aptos Display" w:hAnsi="Aptos Display" w:eastAsia="Aptos Display" w:cs="Aptos Display" w:asciiTheme="majorAscii" w:hAnsiTheme="majorAscii" w:eastAsiaTheme="majorAscii" w:cstheme="majorAscii"/>
+          <w:noProof w:val="0"/>
+          <w:sz w:val="24"/>
+          <w:szCs w:val="24"/>
+          <w:lang w:val="en-US"/>
+        </w:rPr>
+        <w:t>took</w:t>
+      </w:r>
+      <w:r>
+        <w:rPr>
+          <w:rFonts w:ascii="Aptos Display" w:hAnsi="Aptos Display" w:eastAsia="Aptos Display" w:cs="Aptos Display" w:asciiTheme="majorAscii" w:hAnsiTheme="majorAscii" w:eastAsiaTheme="majorAscii" w:cstheme="majorAscii"/>
+          <w:noProof w:val="0"/>
+          <w:sz w:val="24"/>
+          <w:szCs w:val="24"/>
+          <w:lang w:val="en-US"/>
+        </w:rPr>
+        <w:t xml:space="preserve"> </w:t>
+      </w:r>
+      <w:r>
+        <w:rPr>
+          <w:rFonts w:ascii="Aptos Display" w:hAnsi="Aptos Display" w:eastAsia="Aptos Display" w:cs="Aptos Display" w:asciiTheme="majorAscii" w:hAnsiTheme="majorAscii" w:eastAsiaTheme="majorAscii" w:cstheme="majorAscii"/>
+          <w:noProof w:val="0"/>
+          <w:sz w:val="24"/>
+          <w:szCs w:val="24"/>
+          <w:lang w:val="en-US"/>
+        </w:rPr>
+        <w:t>place</w:t>
+      </w:r>
+      <w:r>
+        <w:rPr>
+          <w:rFonts w:ascii="Aptos Display" w:hAnsi="Aptos Display" w:eastAsia="Aptos Display" w:cs="Aptos Display" w:asciiTheme="majorAscii" w:hAnsiTheme="majorAscii" w:eastAsiaTheme="majorAscii" w:cstheme="majorAscii"/>
+          <w:noProof w:val="0"/>
+          <w:sz w:val="24"/>
+          <w:szCs w:val="24"/>
+          <w:lang w:val="en-US"/>
+        </w:rPr>
+        <w:t xml:space="preserve"> </w:t>
+      </w:r>
+      <w:r>
+        <w:rPr>
+          <w:rFonts w:ascii="Aptos Display" w:hAnsi="Aptos Display" w:eastAsia="Aptos Display" w:cs="Aptos Display" w:asciiTheme="majorAscii" w:hAnsiTheme="majorAscii" w:eastAsiaTheme="majorAscii" w:cstheme="majorAscii"/>
+          <w:noProof w:val="0"/>
+          <w:sz w:val="24"/>
+          <w:szCs w:val="24"/>
+          <w:lang w:val="en-US"/>
+        </w:rPr>
+        <w:t>November</w:t>
+      </w:r>
+      <w:r>
+        <w:rPr>
+          <w:rFonts w:ascii="Aptos Display" w:hAnsi="Aptos Display" w:eastAsia="Aptos Display" w:cs="Aptos Display" w:asciiTheme="majorAscii" w:hAnsiTheme="majorAscii" w:eastAsiaTheme="majorAscii" w:cstheme="majorAscii"/>
+          <w:noProof w:val="0"/>
+          <w:sz w:val="24"/>
+          <w:szCs w:val="24"/>
+          <w:lang w:val="en-US"/>
+        </w:rPr>
+        <w:t xml:space="preserve"> 11–14 </w:t>
+      </w:r>
+      <w:r>
+        <w:rPr>
+          <w:rFonts w:ascii="Aptos Display" w:hAnsi="Aptos Display" w:eastAsia="Aptos Display" w:cs="Aptos Display" w:asciiTheme="majorAscii" w:hAnsiTheme="majorAscii" w:eastAsiaTheme="majorAscii" w:cstheme="majorAscii"/>
+          <w:noProof w:val="0"/>
+          <w:sz w:val="24"/>
+          <w:szCs w:val="24"/>
+          <w:lang w:val="en-US"/>
+        </w:rPr>
+        <w:t>in</w:t>
+      </w:r>
+      <w:r>
+        <w:rPr>
+          <w:rFonts w:ascii="Aptos Display" w:hAnsi="Aptos Display" w:eastAsia="Aptos Display" w:cs="Aptos Display" w:asciiTheme="majorAscii" w:hAnsiTheme="majorAscii" w:eastAsiaTheme="majorAscii" w:cstheme="majorAscii"/>
+          <w:noProof w:val="0"/>
+          <w:sz w:val="24"/>
+          <w:szCs w:val="24"/>
+          <w:lang w:val="en-US"/>
+        </w:rPr>
+        <w:t xml:space="preserve"> Vilnius. </w:t>
+      </w:r>
+      <w:r>
+        <w:rPr>
+          <w:rFonts w:ascii="Aptos Display" w:hAnsi="Aptos Display" w:eastAsia="Aptos Display" w:cs="Aptos Display" w:asciiTheme="majorAscii" w:hAnsiTheme="majorAscii" w:eastAsiaTheme="majorAscii" w:cstheme="majorAscii"/>
+          <w:noProof w:val="0"/>
+          <w:sz w:val="24"/>
+          <w:szCs w:val="24"/>
+          <w:lang w:val="en-US"/>
+        </w:rPr>
+        <w:t>The</w:t>
+      </w:r>
+      <w:r>
+        <w:rPr>
+          <w:rFonts w:ascii="Aptos Display" w:hAnsi="Aptos Display" w:eastAsia="Aptos Display" w:cs="Aptos Display" w:asciiTheme="majorAscii" w:hAnsiTheme="majorAscii" w:eastAsiaTheme="majorAscii" w:cstheme="majorAscii"/>
+          <w:noProof w:val="0"/>
+          <w:sz w:val="24"/>
+          <w:szCs w:val="24"/>
+          <w:lang w:val="en-US"/>
+        </w:rPr>
+        <w:t xml:space="preserve"> </w:t>
+      </w:r>
+      <w:r>
+        <w:rPr>
+          <w:rFonts w:ascii="Aptos Display" w:hAnsi="Aptos Display" w:eastAsia="Aptos Display" w:cs="Aptos Display" w:asciiTheme="majorAscii" w:hAnsiTheme="majorAscii" w:eastAsiaTheme="majorAscii" w:cstheme="majorAscii"/>
+          <w:noProof w:val="0"/>
+          <w:sz w:val="24"/>
+          <w:szCs w:val="24"/>
+          <w:lang w:val="en-US"/>
+        </w:rPr>
+        <w:t>event</w:t>
+      </w:r>
+      <w:r>
+        <w:rPr>
+          <w:rFonts w:ascii="Aptos Display" w:hAnsi="Aptos Display" w:eastAsia="Aptos Display" w:cs="Aptos Display" w:asciiTheme="majorAscii" w:hAnsiTheme="majorAscii" w:eastAsiaTheme="majorAscii" w:cstheme="majorAscii"/>
+          <w:noProof w:val="0"/>
+          <w:sz w:val="24"/>
+          <w:szCs w:val="24"/>
+          <w:lang w:val="en-US"/>
+        </w:rPr>
+        <w:t xml:space="preserve"> </w:t>
+      </w:r>
+      <w:r>
+        <w:rPr>
+          <w:rFonts w:ascii="Aptos Display" w:hAnsi="Aptos Display" w:eastAsia="Aptos Display" w:cs="Aptos Display" w:asciiTheme="majorAscii" w:hAnsiTheme="majorAscii" w:eastAsiaTheme="majorAscii" w:cstheme="majorAscii"/>
+          <w:noProof w:val="0"/>
+          <w:sz w:val="24"/>
+          <w:szCs w:val="24"/>
+          <w:lang w:val="en-US"/>
+        </w:rPr>
+        <w:t>brought</w:t>
+      </w:r>
+      <w:r>
+        <w:rPr>
+          <w:rFonts w:ascii="Aptos Display" w:hAnsi="Aptos Display" w:eastAsia="Aptos Display" w:cs="Aptos Display" w:asciiTheme="majorAscii" w:hAnsiTheme="majorAscii" w:eastAsiaTheme="majorAscii" w:cstheme="majorAscii"/>
+          <w:noProof w:val="0"/>
+          <w:sz w:val="24"/>
+          <w:szCs w:val="24"/>
+          <w:lang w:val="en-US"/>
+        </w:rPr>
+        <w:t xml:space="preserve"> </w:t>
+      </w:r>
+      <w:r>
+        <w:rPr>
+          <w:rFonts w:ascii="Aptos Display" w:hAnsi="Aptos Display" w:eastAsia="Aptos Display" w:cs="Aptos Display" w:asciiTheme="majorAscii" w:hAnsiTheme="majorAscii" w:eastAsiaTheme="majorAscii" w:cstheme="majorAscii"/>
+          <w:noProof w:val="0"/>
+          <w:sz w:val="24"/>
+          <w:szCs w:val="24"/>
+          <w:lang w:val="en-US"/>
+        </w:rPr>
+        <w:t>together</w:t>
+      </w:r>
+      <w:r>
+        <w:rPr>
+          <w:rFonts w:ascii="Aptos Display" w:hAnsi="Aptos Display" w:eastAsia="Aptos Display" w:cs="Aptos Display" w:asciiTheme="majorAscii" w:hAnsiTheme="majorAscii" w:eastAsiaTheme="majorAscii" w:cstheme="majorAscii"/>
+          <w:noProof w:val="0"/>
+          <w:sz w:val="24"/>
+          <w:szCs w:val="24"/>
+          <w:lang w:val="en-US"/>
+        </w:rPr>
+        <w:t xml:space="preserve"> </w:t>
+      </w:r>
+      <w:r>
+        <w:rPr>
+          <w:rFonts w:ascii="Aptos Display" w:hAnsi="Aptos Display" w:eastAsia="Aptos Display" w:cs="Aptos Display" w:asciiTheme="majorAscii" w:hAnsiTheme="majorAscii" w:eastAsiaTheme="majorAscii" w:cstheme="majorAscii"/>
+          <w:noProof w:val="0"/>
+          <w:sz w:val="24"/>
+          <w:szCs w:val="24"/>
+          <w:lang w:val="en-US"/>
+        </w:rPr>
+        <w:t>an</w:t>
+      </w:r>
+      <w:r>
+        <w:rPr>
+          <w:rFonts w:ascii="Aptos Display" w:hAnsi="Aptos Display" w:eastAsia="Aptos Display" w:cs="Aptos Display" w:asciiTheme="majorAscii" w:hAnsiTheme="majorAscii" w:eastAsiaTheme="majorAscii" w:cstheme="majorAscii"/>
+          <w:noProof w:val="0"/>
+          <w:sz w:val="24"/>
+          <w:szCs w:val="24"/>
+          <w:lang w:val="en-US"/>
+        </w:rPr>
+        <w:t xml:space="preserve"> </w:t>
+      </w:r>
+      <w:r>
+        <w:rPr>
+          <w:rFonts w:ascii="Aptos Display" w:hAnsi="Aptos Display" w:eastAsia="Aptos Display" w:cs="Aptos Display" w:asciiTheme="majorAscii" w:hAnsiTheme="majorAscii" w:eastAsiaTheme="majorAscii" w:cstheme="majorAscii"/>
+          <w:noProof w:val="0"/>
+          <w:sz w:val="24"/>
+          <w:szCs w:val="24"/>
+          <w:lang w:val="en-US"/>
+        </w:rPr>
+        <w:t>international</w:t>
+      </w:r>
+      <w:r>
+        <w:rPr>
+          <w:rFonts w:ascii="Aptos Display" w:hAnsi="Aptos Display" w:eastAsia="Aptos Display" w:cs="Aptos Display" w:asciiTheme="majorAscii" w:hAnsiTheme="majorAscii" w:eastAsiaTheme="majorAscii" w:cstheme="majorAscii"/>
+          <w:noProof w:val="0"/>
+          <w:sz w:val="24"/>
+          <w:szCs w:val="24"/>
+          <w:lang w:val="en-US"/>
+        </w:rPr>
+        <w:t xml:space="preserve"> </w:t>
+      </w:r>
+      <w:r>
+        <w:rPr>
+          <w:rFonts w:ascii="Aptos Display" w:hAnsi="Aptos Display" w:eastAsia="Aptos Display" w:cs="Aptos Display" w:asciiTheme="majorAscii" w:hAnsiTheme="majorAscii" w:eastAsiaTheme="majorAscii" w:cstheme="majorAscii"/>
+          <w:noProof w:val="0"/>
+          <w:sz w:val="24"/>
+          <w:szCs w:val="24"/>
+          <w:lang w:val="en-US"/>
+        </w:rPr>
+        <w:t>audience</w:t>
+      </w:r>
+      <w:r>
+        <w:rPr>
+          <w:rFonts w:ascii="Aptos Display" w:hAnsi="Aptos Display" w:eastAsia="Aptos Display" w:cs="Aptos Display" w:asciiTheme="majorAscii" w:hAnsiTheme="majorAscii" w:eastAsiaTheme="majorAscii" w:cstheme="majorAscii"/>
+          <w:noProof w:val="0"/>
+          <w:sz w:val="24"/>
+          <w:szCs w:val="24"/>
+          <w:lang w:val="en-US"/>
+        </w:rPr>
+        <w:t xml:space="preserve"> </w:t>
+      </w:r>
+      <w:r>
+        <w:rPr>
+          <w:rFonts w:ascii="Aptos Display" w:hAnsi="Aptos Display" w:eastAsia="Aptos Display" w:cs="Aptos Display" w:asciiTheme="majorAscii" w:hAnsiTheme="majorAscii" w:eastAsiaTheme="majorAscii" w:cstheme="majorAscii"/>
+          <w:noProof w:val="0"/>
+          <w:sz w:val="24"/>
+          <w:szCs w:val="24"/>
+          <w:lang w:val="en-US"/>
+        </w:rPr>
+        <w:t>of</w:t>
+      </w:r>
+      <w:r>
+        <w:rPr>
+          <w:rFonts w:ascii="Aptos Display" w:hAnsi="Aptos Display" w:eastAsia="Aptos Display" w:cs="Aptos Display" w:asciiTheme="majorAscii" w:hAnsiTheme="majorAscii" w:eastAsiaTheme="majorAscii" w:cstheme="majorAscii"/>
+          <w:noProof w:val="0"/>
+          <w:sz w:val="24"/>
+          <w:szCs w:val="24"/>
+          <w:lang w:val="en-US"/>
+        </w:rPr>
+        <w:t xml:space="preserve"> </w:t>
+      </w:r>
+      <w:r>
+        <w:rPr>
+          <w:rFonts w:ascii="Aptos Display" w:hAnsi="Aptos Display" w:eastAsia="Aptos Display" w:cs="Aptos Display" w:asciiTheme="majorAscii" w:hAnsiTheme="majorAscii" w:eastAsiaTheme="majorAscii" w:cstheme="majorAscii"/>
+          <w:noProof w:val="0"/>
+          <w:sz w:val="24"/>
+          <w:szCs w:val="24"/>
+          <w:lang w:val="en-US"/>
+        </w:rPr>
+        <w:t>academic</w:t>
+      </w:r>
+      <w:r>
+        <w:rPr>
+          <w:rFonts w:ascii="Aptos Display" w:hAnsi="Aptos Display" w:eastAsia="Aptos Display" w:cs="Aptos Display" w:asciiTheme="majorAscii" w:hAnsiTheme="majorAscii" w:eastAsiaTheme="majorAscii" w:cstheme="majorAscii"/>
+          <w:noProof w:val="0"/>
+          <w:sz w:val="24"/>
+          <w:szCs w:val="24"/>
+          <w:lang w:val="en-US"/>
+        </w:rPr>
+        <w:t xml:space="preserve"> </w:t>
+      </w:r>
+      <w:r>
+        <w:rPr>
+          <w:rFonts w:ascii="Aptos Display" w:hAnsi="Aptos Display" w:eastAsia="Aptos Display" w:cs="Aptos Display" w:asciiTheme="majorAscii" w:hAnsiTheme="majorAscii" w:eastAsiaTheme="majorAscii" w:cstheme="majorAscii"/>
+          <w:noProof w:val="0"/>
+          <w:sz w:val="24"/>
+          <w:szCs w:val="24"/>
+          <w:lang w:val="en-US"/>
+        </w:rPr>
+        <w:t>community</w:t>
+      </w:r>
+      <w:r>
+        <w:rPr>
+          <w:rFonts w:ascii="Aptos Display" w:hAnsi="Aptos Display" w:eastAsia="Aptos Display" w:cs="Aptos Display" w:asciiTheme="majorAscii" w:hAnsiTheme="majorAscii" w:eastAsiaTheme="majorAscii" w:cstheme="majorAscii"/>
+          <w:noProof w:val="0"/>
+          <w:sz w:val="24"/>
+          <w:szCs w:val="24"/>
+          <w:lang w:val="en-US"/>
+        </w:rPr>
+        <w:t xml:space="preserve"> </w:t>
+      </w:r>
+      <w:r>
+        <w:rPr>
+          <w:rFonts w:ascii="Aptos Display" w:hAnsi="Aptos Display" w:eastAsia="Aptos Display" w:cs="Aptos Display" w:asciiTheme="majorAscii" w:hAnsiTheme="majorAscii" w:eastAsiaTheme="majorAscii" w:cstheme="majorAscii"/>
+          <w:noProof w:val="0"/>
+          <w:sz w:val="24"/>
+          <w:szCs w:val="24"/>
+          <w:lang w:val="en-US"/>
+        </w:rPr>
+        <w:t>members</w:t>
+      </w:r>
+      <w:r>
+        <w:rPr>
+          <w:rFonts w:ascii="Aptos Display" w:hAnsi="Aptos Display" w:eastAsia="Aptos Display" w:cs="Aptos Display" w:asciiTheme="majorAscii" w:hAnsiTheme="majorAscii" w:eastAsiaTheme="majorAscii" w:cstheme="majorAscii"/>
+          <w:noProof w:val="0"/>
+          <w:sz w:val="24"/>
+          <w:szCs w:val="24"/>
+          <w:lang w:val="en-US"/>
+        </w:rPr>
+        <w:t xml:space="preserve"> </w:t>
+      </w:r>
+      <w:r>
+        <w:rPr>
+          <w:rFonts w:ascii="Aptos Display" w:hAnsi="Aptos Display" w:eastAsia="Aptos Display" w:cs="Aptos Display" w:asciiTheme="majorAscii" w:hAnsiTheme="majorAscii" w:eastAsiaTheme="majorAscii" w:cstheme="majorAscii"/>
+          <w:noProof w:val="0"/>
+          <w:sz w:val="24"/>
+          <w:szCs w:val="24"/>
+          <w:lang w:val="en-US"/>
+        </w:rPr>
+        <w:t>and</w:t>
+      </w:r>
+      <w:r>
+        <w:rPr>
+          <w:rFonts w:ascii="Aptos Display" w:hAnsi="Aptos Display" w:eastAsia="Aptos Display" w:cs="Aptos Display" w:asciiTheme="majorAscii" w:hAnsiTheme="majorAscii" w:eastAsiaTheme="majorAscii" w:cstheme="majorAscii"/>
+          <w:noProof w:val="0"/>
+          <w:sz w:val="24"/>
+          <w:szCs w:val="24"/>
+          <w:lang w:val="en-US"/>
+        </w:rPr>
+        <w:t xml:space="preserve"> </w:t>
+      </w:r>
+      <w:r>
+        <w:rPr>
+          <w:rFonts w:ascii="Aptos Display" w:hAnsi="Aptos Display" w:eastAsia="Aptos Display" w:cs="Aptos Display" w:asciiTheme="majorAscii" w:hAnsiTheme="majorAscii" w:eastAsiaTheme="majorAscii" w:cstheme="majorAscii"/>
+          <w:noProof w:val="0"/>
+          <w:sz w:val="24"/>
+          <w:szCs w:val="24"/>
+          <w:lang w:val="en-US"/>
+        </w:rPr>
+        <w:t>sports</w:t>
+      </w:r>
+      <w:r>
+        <w:rPr>
+          <w:rFonts w:ascii="Aptos Display" w:hAnsi="Aptos Display" w:eastAsia="Aptos Display" w:cs="Aptos Display" w:asciiTheme="majorAscii" w:hAnsiTheme="majorAscii" w:eastAsiaTheme="majorAscii" w:cstheme="majorAscii"/>
+          <w:noProof w:val="0"/>
+          <w:sz w:val="24"/>
+          <w:szCs w:val="24"/>
+          <w:lang w:val="en-US"/>
+        </w:rPr>
+        <w:t xml:space="preserve"> </w:t>
+      </w:r>
+      <w:r>
+        <w:rPr>
+          <w:rFonts w:ascii="Aptos Display" w:hAnsi="Aptos Display" w:eastAsia="Aptos Display" w:cs="Aptos Display" w:asciiTheme="majorAscii" w:hAnsiTheme="majorAscii" w:eastAsiaTheme="majorAscii" w:cstheme="majorAscii"/>
+          <w:noProof w:val="0"/>
+          <w:sz w:val="24"/>
+          <w:szCs w:val="24"/>
+          <w:lang w:val="en-US"/>
+        </w:rPr>
+        <w:t>and</w:t>
+      </w:r>
+      <w:r>
+        <w:rPr>
+          <w:rFonts w:ascii="Aptos Display" w:hAnsi="Aptos Display" w:eastAsia="Aptos Display" w:cs="Aptos Display" w:asciiTheme="majorAscii" w:hAnsiTheme="majorAscii" w:eastAsiaTheme="majorAscii" w:cstheme="majorAscii"/>
+          <w:noProof w:val="0"/>
+          <w:sz w:val="24"/>
+          <w:szCs w:val="24"/>
+          <w:lang w:val="en-US"/>
+        </w:rPr>
+        <w:t xml:space="preserve"> </w:t>
+      </w:r>
+      <w:r>
+        <w:rPr>
+          <w:rFonts w:ascii="Aptos Display" w:hAnsi="Aptos Display" w:eastAsia="Aptos Display" w:cs="Aptos Display" w:asciiTheme="majorAscii" w:hAnsiTheme="majorAscii" w:eastAsiaTheme="majorAscii" w:cstheme="majorAscii"/>
+          <w:noProof w:val="0"/>
+          <w:sz w:val="24"/>
+          <w:szCs w:val="24"/>
+          <w:lang w:val="en-US"/>
+        </w:rPr>
+        <w:t>wellness</w:t>
+      </w:r>
+      <w:r>
+        <w:rPr>
+          <w:rFonts w:ascii="Aptos Display" w:hAnsi="Aptos Display" w:eastAsia="Aptos Display" w:cs="Aptos Display" w:asciiTheme="majorAscii" w:hAnsiTheme="majorAscii" w:eastAsiaTheme="majorAscii" w:cstheme="majorAscii"/>
+          <w:noProof w:val="0"/>
+          <w:sz w:val="24"/>
+          <w:szCs w:val="24"/>
+          <w:lang w:val="en-US"/>
+        </w:rPr>
+        <w:t xml:space="preserve"> </w:t>
+      </w:r>
+      <w:r>
+        <w:rPr>
+          <w:rFonts w:ascii="Aptos Display" w:hAnsi="Aptos Display" w:eastAsia="Aptos Display" w:cs="Aptos Display" w:asciiTheme="majorAscii" w:hAnsiTheme="majorAscii" w:eastAsiaTheme="majorAscii" w:cstheme="majorAscii"/>
+          <w:noProof w:val="0"/>
+          <w:sz w:val="24"/>
+          <w:szCs w:val="24"/>
+          <w:lang w:val="en-US"/>
+        </w:rPr>
+        <w:t>specialists</w:t>
+      </w:r>
+      <w:r>
+        <w:rPr>
+          <w:rFonts w:ascii="Aptos Display" w:hAnsi="Aptos Display" w:eastAsia="Aptos Display" w:cs="Aptos Display" w:asciiTheme="majorAscii" w:hAnsiTheme="majorAscii" w:eastAsiaTheme="majorAscii" w:cstheme="majorAscii"/>
+          <w:noProof w:val="0"/>
+          <w:sz w:val="24"/>
+          <w:szCs w:val="24"/>
+          <w:lang w:val="en-US"/>
+        </w:rPr>
+        <w:t xml:space="preserve"> </w:t>
+      </w:r>
+      <w:r>
+        <w:rPr>
+          <w:rFonts w:ascii="Aptos Display" w:hAnsi="Aptos Display" w:eastAsia="Aptos Display" w:cs="Aptos Display" w:asciiTheme="majorAscii" w:hAnsiTheme="majorAscii" w:eastAsiaTheme="majorAscii" w:cstheme="majorAscii"/>
+          <w:noProof w:val="0"/>
+          <w:sz w:val="24"/>
+          <w:szCs w:val="24"/>
+          <w:lang w:val="en-US"/>
+        </w:rPr>
+        <w:t>from</w:t>
+      </w:r>
+      <w:r>
+        <w:rPr>
+          <w:rFonts w:ascii="Aptos Display" w:hAnsi="Aptos Display" w:eastAsia="Aptos Display" w:cs="Aptos Display" w:asciiTheme="majorAscii" w:hAnsiTheme="majorAscii" w:eastAsiaTheme="majorAscii" w:cstheme="majorAscii"/>
+          <w:noProof w:val="0"/>
+          <w:sz w:val="24"/>
+          <w:szCs w:val="24"/>
+          <w:lang w:val="en-US"/>
+        </w:rPr>
+        <w:t xml:space="preserve"> </w:t>
+      </w:r>
+      <w:r>
+        <w:rPr>
+          <w:rFonts w:ascii="Aptos Display" w:hAnsi="Aptos Display" w:eastAsia="Aptos Display" w:cs="Aptos Display" w:asciiTheme="majorAscii" w:hAnsiTheme="majorAscii" w:eastAsiaTheme="majorAscii" w:cstheme="majorAscii"/>
+          <w:noProof w:val="0"/>
+          <w:sz w:val="24"/>
+          <w:szCs w:val="24"/>
+          <w:lang w:val="en-US"/>
+        </w:rPr>
+        <w:t>various</w:t>
+      </w:r>
+      <w:r>
+        <w:rPr>
+          <w:rFonts w:ascii="Aptos Display" w:hAnsi="Aptos Display" w:eastAsia="Aptos Display" w:cs="Aptos Display" w:asciiTheme="majorAscii" w:hAnsiTheme="majorAscii" w:eastAsiaTheme="majorAscii" w:cstheme="majorAscii"/>
+          <w:noProof w:val="0"/>
+          <w:sz w:val="24"/>
+          <w:szCs w:val="24"/>
+          <w:lang w:val="en-US"/>
+        </w:rPr>
+        <w:t xml:space="preserve"> </w:t>
+      </w:r>
+      <w:r>
+        <w:rPr>
+          <w:rFonts w:ascii="Aptos Display" w:hAnsi="Aptos Display" w:eastAsia="Aptos Display" w:cs="Aptos Display" w:asciiTheme="majorAscii" w:hAnsiTheme="majorAscii" w:eastAsiaTheme="majorAscii" w:cstheme="majorAscii"/>
+          <w:noProof w:val="0"/>
+          <w:sz w:val="24"/>
+          <w:szCs w:val="24"/>
+          <w:lang w:val="en-US"/>
+        </w:rPr>
+        <w:t>European</w:t>
+      </w:r>
+      <w:r>
+        <w:rPr>
+          <w:rFonts w:ascii="Aptos Display" w:hAnsi="Aptos Display" w:eastAsia="Aptos Display" w:cs="Aptos Display" w:asciiTheme="majorAscii" w:hAnsiTheme="majorAscii" w:eastAsiaTheme="majorAscii" w:cstheme="majorAscii"/>
+          <w:noProof w:val="0"/>
+          <w:sz w:val="24"/>
+          <w:szCs w:val="24"/>
+          <w:lang w:val="en-US"/>
+        </w:rPr>
+        <w:t xml:space="preserve"> </w:t>
+      </w:r>
+      <w:r>
+        <w:rPr>
+          <w:rFonts w:ascii="Aptos Display" w:hAnsi="Aptos Display" w:eastAsia="Aptos Display" w:cs="Aptos Display" w:asciiTheme="majorAscii" w:hAnsiTheme="majorAscii" w:eastAsiaTheme="majorAscii" w:cstheme="majorAscii"/>
+          <w:noProof w:val="0"/>
+          <w:sz w:val="24"/>
+          <w:szCs w:val="24"/>
+          <w:lang w:val="en-US"/>
+        </w:rPr>
+        <w:t>universities</w:t>
+      </w:r>
+      <w:r>
+        <w:rPr>
+          <w:rFonts w:ascii="Aptos Display" w:hAnsi="Aptos Display" w:eastAsia="Aptos Display" w:cs="Aptos Display" w:asciiTheme="majorAscii" w:hAnsiTheme="majorAscii" w:eastAsiaTheme="majorAscii" w:cstheme="majorAscii"/>
+          <w:noProof w:val="0"/>
+          <w:sz w:val="24"/>
+          <w:szCs w:val="24"/>
+          <w:lang w:val="en-US"/>
+        </w:rPr>
+        <w:t xml:space="preserve"> to </w:t>
+      </w:r>
+      <w:r>
+        <w:rPr>
+          <w:rFonts w:ascii="Aptos Display" w:hAnsi="Aptos Display" w:eastAsia="Aptos Display" w:cs="Aptos Display" w:asciiTheme="majorAscii" w:hAnsiTheme="majorAscii" w:eastAsiaTheme="majorAscii" w:cstheme="majorAscii"/>
+          <w:noProof w:val="0"/>
+          <w:sz w:val="24"/>
+          <w:szCs w:val="24"/>
+          <w:lang w:val="en-US"/>
+        </w:rPr>
+        <w:t>share</w:t>
+      </w:r>
+      <w:r>
+        <w:rPr>
+          <w:rFonts w:ascii="Aptos Display" w:hAnsi="Aptos Display" w:eastAsia="Aptos Display" w:cs="Aptos Display" w:asciiTheme="majorAscii" w:hAnsiTheme="majorAscii" w:eastAsiaTheme="majorAscii" w:cstheme="majorAscii"/>
+          <w:noProof w:val="0"/>
+          <w:sz w:val="24"/>
+          <w:szCs w:val="24"/>
+          <w:lang w:val="en-US"/>
+        </w:rPr>
+        <w:t xml:space="preserve"> best </w:t>
+      </w:r>
+      <w:r>
+        <w:rPr>
+          <w:rFonts w:ascii="Aptos Display" w:hAnsi="Aptos Display" w:eastAsia="Aptos Display" w:cs="Aptos Display" w:asciiTheme="majorAscii" w:hAnsiTheme="majorAscii" w:eastAsiaTheme="majorAscii" w:cstheme="majorAscii"/>
+          <w:noProof w:val="0"/>
+          <w:sz w:val="24"/>
+          <w:szCs w:val="24"/>
+          <w:lang w:val="en-US"/>
+        </w:rPr>
+        <w:t>practices</w:t>
+      </w:r>
+      <w:r>
+        <w:rPr>
+          <w:rFonts w:ascii="Aptos Display" w:hAnsi="Aptos Display" w:eastAsia="Aptos Display" w:cs="Aptos Display" w:asciiTheme="majorAscii" w:hAnsiTheme="majorAscii" w:eastAsiaTheme="majorAscii" w:cstheme="majorAscii"/>
+          <w:noProof w:val="0"/>
+          <w:sz w:val="24"/>
+          <w:szCs w:val="24"/>
+          <w:lang w:val="en-US"/>
+        </w:rPr>
+        <w:t xml:space="preserve"> </w:t>
+      </w:r>
+      <w:r>
+        <w:rPr>
+          <w:rFonts w:ascii="Aptos Display" w:hAnsi="Aptos Display" w:eastAsia="Aptos Display" w:cs="Aptos Display" w:asciiTheme="majorAscii" w:hAnsiTheme="majorAscii" w:eastAsiaTheme="majorAscii" w:cstheme="majorAscii"/>
+          <w:noProof w:val="0"/>
+          <w:sz w:val="24"/>
+          <w:szCs w:val="24"/>
+          <w:lang w:val="en-US"/>
+        </w:rPr>
+        <w:t>and</w:t>
+      </w:r>
+      <w:r>
+        <w:rPr>
+          <w:rFonts w:ascii="Aptos Display" w:hAnsi="Aptos Display" w:eastAsia="Aptos Display" w:cs="Aptos Display" w:asciiTheme="majorAscii" w:hAnsiTheme="majorAscii" w:eastAsiaTheme="majorAscii" w:cstheme="majorAscii"/>
+          <w:noProof w:val="0"/>
+          <w:sz w:val="24"/>
+          <w:szCs w:val="24"/>
+          <w:lang w:val="en-US"/>
+        </w:rPr>
+        <w:t xml:space="preserve"> </w:t>
+      </w:r>
+      <w:r>
+        <w:rPr>
+          <w:rFonts w:ascii="Aptos Display" w:hAnsi="Aptos Display" w:eastAsia="Aptos Display" w:cs="Aptos Display" w:asciiTheme="majorAscii" w:hAnsiTheme="majorAscii" w:eastAsiaTheme="majorAscii" w:cstheme="majorAscii"/>
+          <w:noProof w:val="0"/>
+          <w:sz w:val="24"/>
+          <w:szCs w:val="24"/>
+          <w:lang w:val="en-US"/>
+        </w:rPr>
+        <w:t>strengthen</w:t>
+      </w:r>
+      <w:r>
+        <w:rPr>
+          <w:rFonts w:ascii="Aptos Display" w:hAnsi="Aptos Display" w:eastAsia="Aptos Display" w:cs="Aptos Display" w:asciiTheme="majorAscii" w:hAnsiTheme="majorAscii" w:eastAsiaTheme="majorAscii" w:cstheme="majorAscii"/>
+          <w:noProof w:val="0"/>
+          <w:sz w:val="24"/>
+          <w:szCs w:val="24"/>
+          <w:lang w:val="en-US"/>
+        </w:rPr>
+        <w:t xml:space="preserve"> </w:t>
+      </w:r>
+      <w:r>
+        <w:rPr>
+          <w:rFonts w:ascii="Aptos Display" w:hAnsi="Aptos Display" w:eastAsia="Aptos Display" w:cs="Aptos Display" w:asciiTheme="majorAscii" w:hAnsiTheme="majorAscii" w:eastAsiaTheme="majorAscii" w:cstheme="majorAscii"/>
+          <w:noProof w:val="0"/>
+          <w:sz w:val="24"/>
+          <w:szCs w:val="24"/>
+          <w:lang w:val="en-US"/>
+        </w:rPr>
+        <w:t>cooperation</w:t>
+      </w:r>
+      <w:r>
+        <w:rPr>
+          <w:rFonts w:ascii="Aptos Display" w:hAnsi="Aptos Display" w:eastAsia="Aptos Display" w:cs="Aptos Display" w:asciiTheme="majorAscii" w:hAnsiTheme="majorAscii" w:eastAsiaTheme="majorAscii" w:cstheme="majorAscii"/>
+          <w:noProof w:val="0"/>
+          <w:sz w:val="24"/>
+          <w:szCs w:val="24"/>
+          <w:lang w:val="en-US"/>
+        </w:rPr>
+        <w:t xml:space="preserve"> </w:t>
+      </w:r>
+      <w:r>
+        <w:rPr>
+          <w:rFonts w:ascii="Aptos Display" w:hAnsi="Aptos Display" w:eastAsia="Aptos Display" w:cs="Aptos Display" w:asciiTheme="majorAscii" w:hAnsiTheme="majorAscii" w:eastAsiaTheme="majorAscii" w:cstheme="majorAscii"/>
+          <w:noProof w:val="0"/>
+          <w:sz w:val="24"/>
+          <w:szCs w:val="24"/>
+          <w:lang w:val="en-US"/>
+        </w:rPr>
+        <w:t>in</w:t>
+      </w:r>
+      <w:r>
+        <w:rPr>
+          <w:rFonts w:ascii="Aptos Display" w:hAnsi="Aptos Display" w:eastAsia="Aptos Display" w:cs="Aptos Display" w:asciiTheme="majorAscii" w:hAnsiTheme="majorAscii" w:eastAsiaTheme="majorAscii" w:cstheme="majorAscii"/>
+          <w:noProof w:val="0"/>
+          <w:sz w:val="24"/>
+          <w:szCs w:val="24"/>
+          <w:lang w:val="en-US"/>
+        </w:rPr>
+        <w:t xml:space="preserve"> </w:t>
+      </w:r>
+      <w:r>
+        <w:rPr>
+          <w:rFonts w:ascii="Aptos Display" w:hAnsi="Aptos Display" w:eastAsia="Aptos Display" w:cs="Aptos Display" w:asciiTheme="majorAscii" w:hAnsiTheme="majorAscii" w:eastAsiaTheme="majorAscii" w:cstheme="majorAscii"/>
+          <w:noProof w:val="0"/>
+          <w:sz w:val="24"/>
+          <w:szCs w:val="24"/>
+          <w:lang w:val="en-US"/>
+        </w:rPr>
+        <w:t>the</w:t>
+      </w:r>
+      <w:r>
+        <w:rPr>
+          <w:rFonts w:ascii="Aptos Display" w:hAnsi="Aptos Display" w:eastAsia="Aptos Display" w:cs="Aptos Display" w:asciiTheme="majorAscii" w:hAnsiTheme="majorAscii" w:eastAsiaTheme="majorAscii" w:cstheme="majorAscii"/>
+          <w:noProof w:val="0"/>
+          <w:sz w:val="24"/>
+          <w:szCs w:val="24"/>
+          <w:lang w:val="en-US"/>
+        </w:rPr>
+        <w:t xml:space="preserve"> </w:t>
+      </w:r>
+      <w:r>
+        <w:rPr>
+          <w:rFonts w:ascii="Aptos Display" w:hAnsi="Aptos Display" w:eastAsia="Aptos Display" w:cs="Aptos Display" w:asciiTheme="majorAscii" w:hAnsiTheme="majorAscii" w:eastAsiaTheme="majorAscii" w:cstheme="majorAscii"/>
+          <w:noProof w:val="0"/>
+          <w:sz w:val="24"/>
+          <w:szCs w:val="24"/>
+          <w:lang w:val="en-US"/>
+        </w:rPr>
+        <w:t>area</w:t>
+      </w:r>
+      <w:r>
+        <w:rPr>
+          <w:rFonts w:ascii="Aptos Display" w:hAnsi="Aptos Display" w:eastAsia="Aptos Display" w:cs="Aptos Display" w:asciiTheme="majorAscii" w:hAnsiTheme="majorAscii" w:eastAsiaTheme="majorAscii" w:cstheme="majorAscii"/>
+          <w:noProof w:val="0"/>
+          <w:sz w:val="24"/>
+          <w:szCs w:val="24"/>
+          <w:lang w:val="en-US"/>
+        </w:rPr>
+        <w:t xml:space="preserve"> </w:t>
+      </w:r>
+      <w:r>
+        <w:rPr>
+          <w:rFonts w:ascii="Aptos Display" w:hAnsi="Aptos Display" w:eastAsia="Aptos Display" w:cs="Aptos Display" w:asciiTheme="majorAscii" w:hAnsiTheme="majorAscii" w:eastAsiaTheme="majorAscii" w:cstheme="majorAscii"/>
+          <w:noProof w:val="0"/>
+          <w:sz w:val="24"/>
+          <w:szCs w:val="24"/>
+          <w:lang w:val="en-US"/>
+        </w:rPr>
+        <w:t>of</w:t>
+      </w:r>
+      <w:r>
+        <w:rPr>
+          <w:rFonts w:ascii="Aptos Display" w:hAnsi="Aptos Display" w:eastAsia="Aptos Display" w:cs="Aptos Display" w:asciiTheme="majorAscii" w:hAnsiTheme="majorAscii" w:eastAsiaTheme="majorAscii" w:cstheme="majorAscii"/>
+          <w:noProof w:val="0"/>
+          <w:sz w:val="24"/>
+          <w:szCs w:val="24"/>
+          <w:lang w:val="en-US"/>
+        </w:rPr>
+        <w:t xml:space="preserve"> </w:t>
+      </w:r>
+      <w:r>
+        <w:rPr>
+          <w:rFonts w:ascii="Aptos Display" w:hAnsi="Aptos Display" w:eastAsia="Aptos Display" w:cs="Aptos Display" w:asciiTheme="majorAscii" w:hAnsiTheme="majorAscii" w:eastAsiaTheme="majorAscii" w:cstheme="majorAscii"/>
+          <w:noProof w:val="0"/>
+          <w:sz w:val="24"/>
+          <w:szCs w:val="24"/>
+          <w:lang w:val="en-US"/>
+        </w:rPr>
+        <w:t>student</w:t>
+      </w:r>
+      <w:r>
+        <w:rPr>
+          <w:rFonts w:ascii="Aptos Display" w:hAnsi="Aptos Display" w:eastAsia="Aptos Display" w:cs="Aptos Display" w:asciiTheme="majorAscii" w:hAnsiTheme="majorAscii" w:eastAsiaTheme="majorAscii" w:cstheme="majorAscii"/>
+          <w:noProof w:val="0"/>
+          <w:sz w:val="24"/>
+          <w:szCs w:val="24"/>
+          <w:lang w:val="en-US"/>
+        </w:rPr>
+        <w:t xml:space="preserve"> </w:t>
+      </w:r>
+      <w:r>
+        <w:rPr>
+          <w:rFonts w:ascii="Aptos Display" w:hAnsi="Aptos Display" w:eastAsia="Aptos Display" w:cs="Aptos Display" w:asciiTheme="majorAscii" w:hAnsiTheme="majorAscii" w:eastAsiaTheme="majorAscii" w:cstheme="majorAscii"/>
+          <w:noProof w:val="0"/>
+          <w:sz w:val="24"/>
+          <w:szCs w:val="24"/>
+          <w:lang w:val="en-US"/>
+        </w:rPr>
+        <w:t>well-being</w:t>
+      </w:r>
+      <w:r>
+        <w:rPr>
+          <w:rFonts w:ascii="Aptos Display" w:hAnsi="Aptos Display" w:eastAsia="Aptos Display" w:cs="Aptos Display" w:asciiTheme="majorAscii" w:hAnsiTheme="majorAscii" w:eastAsiaTheme="majorAscii" w:cstheme="majorAscii"/>
+          <w:noProof w:val="0"/>
+          <w:sz w:val="24"/>
+          <w:szCs w:val="24"/>
+          <w:lang w:val="en-US"/>
+        </w:rPr>
+        <w:t xml:space="preserve">. </w:t>
+      </w:r>
+    </w:p>
+    <w:p>
+      <w:pPr>
+        <w:pStyle w:val="Normal"/>
+        <w:spacing w:before="240" w:beforeAutospacing="off" w:after="240" w:afterAutospacing="off"/>
+        <w:ind/>
+        <w:jc w:val="both"/>
+      </w:pPr>
+      <w:r>
+        <w:rPr>
+          <w:rFonts w:ascii="Aptos Display" w:hAnsi="Aptos Display" w:eastAsia="Aptos Display" w:cs="Aptos Display" w:asciiTheme="majorAscii" w:hAnsiTheme="majorAscii" w:eastAsiaTheme="majorAscii" w:cstheme="majorAscii"/>
+          <w:noProof w:val="0"/>
+          <w:sz w:val="24"/>
+          <w:szCs w:val="24"/>
+          <w:lang w:val="en-US"/>
+        </w:rPr>
+        <w:t xml:space="preserve">During the forum, VU SR presented a report in a panel discussion format, addressing the topics “Students in university: what they get and what they miss during their study years?” and “Burnout: a case study of Vilnius University, tools, and best practices.” The presentation discussed the challenges students face during their studies, </w:t>
+      </w:r>
+      <w:r>
+        <w:rPr>
+          <w:rFonts w:ascii="Aptos Display" w:hAnsi="Aptos Display" w:eastAsia="Aptos Display" w:cs="Aptos Display" w:asciiTheme="majorAscii" w:hAnsiTheme="majorAscii" w:eastAsiaTheme="majorAscii" w:cstheme="majorAscii"/>
+          <w:noProof w:val="0"/>
+          <w:sz w:val="24"/>
+          <w:szCs w:val="24"/>
+          <w:lang w:val="en-US"/>
+        </w:rPr>
+        <w:t>identified</w:t>
+      </w:r>
+      <w:r>
+        <w:rPr>
+          <w:rFonts w:ascii="Aptos Display" w:hAnsi="Aptos Display" w:eastAsia="Aptos Display" w:cs="Aptos Display" w:asciiTheme="majorAscii" w:hAnsiTheme="majorAscii" w:eastAsiaTheme="majorAscii" w:cstheme="majorAscii"/>
+          <w:noProof w:val="0"/>
+          <w:sz w:val="24"/>
+          <w:szCs w:val="24"/>
+          <w:lang w:val="en-US"/>
+        </w:rPr>
+        <w:t xml:space="preserve"> gaps in the university environment, and presented burnout prevention measures and best practices based on the experience of Vilnius University.</w:t>
+      </w:r>
+    </w:p>
+    <w:p>
+      <w:pPr>
+        <w:pStyle w:val="Normal"/>
+        <w:spacing w:before="240" w:beforeAutospacing="off" w:after="240" w:afterAutospacing="off"/>
+        <w:ind/>
+        <w:jc w:val="both"/>
+      </w:pPr>
+      <w:r>
+        <w:rPr>
+          <w:rFonts w:ascii="Aptos Display" w:hAnsi="Aptos Display" w:eastAsia="Aptos Display" w:cs="Aptos Display" w:asciiTheme="majorAscii" w:hAnsiTheme="majorAscii" w:eastAsiaTheme="majorAscii" w:cstheme="majorAscii"/>
+          <w:noProof w:val="0"/>
+          <w:sz w:val="24"/>
+          <w:szCs w:val="24"/>
+          <w:lang w:val="lt-LT"/>
+        </w:rPr>
+        <w:t>Participation in this international forum provided an opportunity not only to present the experiences of student representation at Vilnius University but also to gain new ideas related to strengthening students’ physical, emotional, and social well-being.</w:t>
+      </w:r>
+    </w:p>
+    <w:p>
+      <w:pPr>
+        <w:pStyle w:val="Normal"/>
+        <w:ind w:right="-630"/>
+        <w:jc w:val="both"/>
+        <w:rPr>
+          <w:rFonts w:ascii="Aptos Display" w:hAnsi="Aptos Display" w:eastAsia="Aptos Display" w:cs="Aptos Display" w:asciiTheme="majorAscii" w:hAnsiTheme="majorAscii" w:eastAsiaTheme="majorAscii" w:cstheme="majorAscii"/>
+          <w:lang w:val="en-US"/>
+        </w:rPr>
+      </w:pPr>
+    </w:p>
+    <w:p>
+      <w:pPr>
+        <w:pStyle w:val="Heading1"/>
+        <w:rPr>
+          <w:rFonts w:ascii="Aptos Display" w:hAnsi="Aptos Display" w:eastAsia="Aptos Display" w:cs="Aptos Display" w:asciiTheme="majorAscii" w:hAnsiTheme="majorAscii" w:eastAsiaTheme="majorAscii" w:cstheme="majorAscii"/>
+          <w:lang w:val="lt-LT"/>
+        </w:rPr>
+      </w:pPr>
+      <w:r>
+        <w:rPr>
+          <w:lang w:val="lt-LT"/>
+        </w:rPr>
+        <w:t>Community Well-Being Division</w:t>
+      </w:r>
+    </w:p>
+    <w:p>
+      <w:pPr>
+        <w:pStyle w:val="Normal"/>
+        <w:ind w:right="-630"/>
+        <w:jc w:val="both"/>
+      </w:pPr>
+      <w:r>
+        <w:rPr>
+          <w:rFonts w:ascii="Aptos Display" w:hAnsi="Aptos Display" w:eastAsia="Aptos Display" w:cs="Aptos Display" w:asciiTheme="majorAscii" w:hAnsiTheme="majorAscii" w:eastAsiaTheme="majorAscii" w:cstheme="majorAscii"/>
+          <w:lang w:val="lt-LT"/>
+        </w:rPr>
+        <w:t xml:space="preserve">During the reporting period, we held more than 8 meetings with staff members of the Community Well-Being Division to discuss various issues, including: ensuring equal opportunities, support and services for students with disabilities, providing psychological assistance, preventing violations of academic ethics, and more.  </w:t>
+      </w:r>
+    </w:p>
+    <w:p>
+      <w:pPr>
+        <w:pStyle w:val="Normal"/>
+        <w:ind w:right="-630"/>
+        <w:jc w:val="both"/>
+        <w:rPr>
+          <w:rFonts w:ascii="Aptos Display" w:hAnsi="Aptos Display" w:eastAsia="Aptos Display" w:cs="Aptos Display" w:asciiTheme="majorAscii" w:hAnsiTheme="majorAscii" w:eastAsiaTheme="majorAscii" w:cstheme="majorAscii"/>
+          <w:lang w:val="lt-LT"/>
+        </w:rPr>
+      </w:pPr>
+      <w:r>
+        <w:rPr>
+          <w:rFonts w:ascii="Aptos Display" w:hAnsi="Aptos Display" w:eastAsia="Aptos Display" w:cs="Aptos Display" w:asciiTheme="majorAscii" w:hAnsiTheme="majorAscii" w:eastAsiaTheme="majorAscii" w:cstheme="majorAscii"/>
+          <w:lang w:val="lt-LT"/>
+        </w:rPr>
+        <w:t xml:space="preserve">We </w:t>
+      </w:r>
+      <w:r>
+        <w:rPr>
+          <w:rFonts w:ascii="Aptos Display" w:hAnsi="Aptos Display" w:eastAsia="Aptos Display" w:cs="Aptos Display" w:asciiTheme="majorAscii" w:hAnsiTheme="majorAscii" w:eastAsiaTheme="majorAscii" w:cstheme="majorAscii"/>
+          <w:lang w:val="lt-LT"/>
+        </w:rPr>
+        <w:t>submitted</w:t>
+      </w:r>
+      <w:r>
+        <w:rPr>
+          <w:rFonts w:ascii="Aptos Display" w:hAnsi="Aptos Display" w:eastAsia="Aptos Display" w:cs="Aptos Display" w:asciiTheme="majorAscii" w:hAnsiTheme="majorAscii" w:eastAsiaTheme="majorAscii" w:cstheme="majorAscii"/>
+          <w:lang w:val="lt-LT"/>
+        </w:rPr>
+        <w:t xml:space="preserve"> proposals </w:t>
+      </w:r>
+      <w:r>
+        <w:rPr>
+          <w:rFonts w:ascii="Aptos Display" w:hAnsi="Aptos Display" w:eastAsia="Aptos Display" w:cs="Aptos Display" w:asciiTheme="majorAscii" w:hAnsiTheme="majorAscii" w:eastAsiaTheme="majorAscii" w:cstheme="majorAscii"/>
+          <w:lang w:val="lt-LT"/>
+        </w:rPr>
+        <w:t>regarding</w:t>
+      </w:r>
+      <w:r>
+        <w:rPr>
+          <w:rFonts w:ascii="Aptos Display" w:hAnsi="Aptos Display" w:eastAsia="Aptos Display" w:cs="Aptos Display" w:asciiTheme="majorAscii" w:hAnsiTheme="majorAscii" w:eastAsiaTheme="majorAscii" w:cstheme="majorAscii"/>
+          <w:lang w:val="lt-LT"/>
+        </w:rPr>
+        <w:t xml:space="preserve"> the procedure for tailoring studies at Vilnius University to individual needs arising from disabilities, which is being updated at the initiative of VU SR; this procedure is expected to be adopted shortly following review by all interested parties. We </w:t>
+      </w:r>
+      <w:r>
+        <w:rPr>
+          <w:rFonts w:ascii="Aptos Display" w:hAnsi="Aptos Display" w:eastAsia="Aptos Display" w:cs="Aptos Display" w:asciiTheme="majorAscii" w:hAnsiTheme="majorAscii" w:eastAsiaTheme="majorAscii" w:cstheme="majorAscii"/>
+          <w:lang w:val="lt-LT"/>
+        </w:rPr>
+        <w:t>initiated</w:t>
+      </w:r>
+      <w:r>
+        <w:rPr>
+          <w:rFonts w:ascii="Aptos Display" w:hAnsi="Aptos Display" w:eastAsia="Aptos Display" w:cs="Aptos Display" w:asciiTheme="majorAscii" w:hAnsiTheme="majorAscii" w:eastAsiaTheme="majorAscii" w:cstheme="majorAscii"/>
+          <w:lang w:val="lt-LT"/>
+        </w:rPr>
+        <w:t xml:space="preserve"> and, with the help of psychologists, implemented resilience training for students. We discussed the need to update VU’s infrastructure to ensure high-quality studies and an accessible environment for students with </w:t>
+      </w:r>
+      <w:r>
+        <w:rPr>
+          <w:rFonts w:ascii="Aptos Display" w:hAnsi="Aptos Display" w:eastAsia="Aptos Display" w:cs="Aptos Display" w:asciiTheme="majorAscii" w:hAnsiTheme="majorAscii" w:eastAsiaTheme="majorAscii" w:cstheme="majorAscii"/>
+          <w:lang w:val="lt-LT"/>
+        </w:rPr>
+        <w:t>disabilities, and</w:t>
+      </w:r>
+      <w:r>
+        <w:rPr>
+          <w:rFonts w:ascii="Aptos Display" w:hAnsi="Aptos Display" w:eastAsia="Aptos Display" w:cs="Aptos Display" w:asciiTheme="majorAscii" w:hAnsiTheme="majorAscii" w:eastAsiaTheme="majorAscii" w:cstheme="majorAscii"/>
+          <w:lang w:val="lt-LT"/>
+        </w:rPr>
+        <w:t xml:space="preserve"> agreed on the need to create a systematic map of physical environment adaptations. We also expressed the need for education on interculturalism and the expansion of prayer/meditation rooms</w:t>
+      </w:r>
+      <w:r>
+        <w:rPr>
+          <w:rFonts w:ascii="Aptos Display" w:hAnsi="Aptos Display" w:eastAsia="Aptos Display" w:cs="Aptos Display" w:asciiTheme="majorAscii" w:hAnsiTheme="majorAscii" w:eastAsiaTheme="majorAscii" w:cstheme="majorAscii"/>
+          <w:lang w:val="lt-LT"/>
+        </w:rPr>
+        <w:t xml:space="preserve">.  </w:t>
+      </w:r>
+    </w:p>
+    <w:p>
+      <w:pPr>
+        <w:pStyle w:val="Normal"/>
+        <w:ind w:right="-630"/>
+        <w:jc w:val="both"/>
+      </w:pPr>
+      <w:r>
+        <w:rPr>
+          <w:rFonts w:ascii="Aptos Display" w:hAnsi="Aptos Display" w:eastAsia="Aptos Display" w:cs="Aptos Display" w:asciiTheme="majorAscii" w:hAnsiTheme="majorAscii" w:eastAsiaTheme="majorAscii" w:cstheme="majorAscii"/>
+          <w:lang w:val="lt-LT"/>
+        </w:rPr>
+        <w:t xml:space="preserve">We raised the issue of allowing students and staff to specify their preferred name and pronouns in the University’s internal information systems, </w:t>
+      </w:r>
+      <w:r>
+        <w:rPr>
+          <w:rFonts w:ascii="Aptos Display" w:hAnsi="Aptos Display" w:eastAsia="Aptos Display" w:cs="Aptos Display" w:asciiTheme="majorAscii" w:hAnsiTheme="majorAscii" w:eastAsiaTheme="majorAscii" w:cstheme="majorAscii"/>
+          <w:lang w:val="lt-LT"/>
+        </w:rPr>
+        <w:t>and for</w:t>
+      </w:r>
+      <w:r>
+        <w:rPr>
+          <w:rFonts w:ascii="Aptos Display" w:hAnsi="Aptos Display" w:eastAsia="Aptos Display" w:cs="Aptos Display" w:asciiTheme="majorAscii" w:hAnsiTheme="majorAscii" w:eastAsiaTheme="majorAscii" w:cstheme="majorAscii"/>
+          <w:lang w:val="lt-LT"/>
+        </w:rPr>
+        <w:t xml:space="preserve"> faculty and administration to receive clear information on how to address individuals correctly. We were unable to implement this change at this time due to the development and integration of the new VU information system, so we expressed the need for this feature to be included in the new system. </w:t>
+      </w:r>
+    </w:p>
+    <w:p>
+      <w:pPr>
+        <w:pStyle w:val="Normal"/>
+        <w:ind w:right="-630"/>
+        <w:jc w:val="both"/>
+      </w:pPr>
+      <w:r>
+        <w:rPr>
+          <w:rFonts w:ascii="Aptos Display" w:hAnsi="Aptos Display" w:eastAsia="Aptos Display" w:cs="Aptos Display" w:asciiTheme="majorAscii" w:hAnsiTheme="majorAscii" w:eastAsiaTheme="majorAscii" w:cstheme="majorAscii"/>
+          <w:lang w:val="en-US"/>
+        </w:rPr>
+        <w:t>In the VU S</w:t>
+      </w:r>
+      <w:r>
+        <w:rPr>
+          <w:rFonts w:ascii="Aptos Display" w:hAnsi="Aptos Display" w:eastAsia="Aptos Display" w:cs="Aptos Display" w:asciiTheme="majorAscii" w:hAnsiTheme="majorAscii" w:eastAsiaTheme="majorAscii" w:cstheme="majorAscii"/>
+          <w:lang w:val="en-US"/>
+        </w:rPr>
+        <w:t xml:space="preserve">R </w:t>
+      </w:r>
+      <w:r>
+        <w:rPr>
+          <w:rFonts w:ascii="Aptos Display" w:hAnsi="Aptos Display" w:eastAsia="Aptos Display" w:cs="Aptos Display" w:asciiTheme="majorAscii" w:hAnsiTheme="majorAscii" w:eastAsiaTheme="majorAscii" w:cstheme="majorAscii"/>
+          <w:lang w:val="en-US"/>
+        </w:rPr>
+        <w:t xml:space="preserve">Parliament, we approved proposals to the University </w:t>
+      </w:r>
+      <w:r>
+        <w:rPr>
+          <w:rFonts w:ascii="Aptos Display" w:hAnsi="Aptos Display" w:eastAsia="Aptos Display" w:cs="Aptos Display" w:asciiTheme="majorAscii" w:hAnsiTheme="majorAscii" w:eastAsiaTheme="majorAscii" w:cstheme="majorAscii"/>
+          <w:lang w:val="en-US"/>
+        </w:rPr>
+        <w:t>regarding</w:t>
+      </w:r>
+      <w:r>
+        <w:rPr>
+          <w:rFonts w:ascii="Aptos Display" w:hAnsi="Aptos Display" w:eastAsia="Aptos Display" w:cs="Aptos Display" w:asciiTheme="majorAscii" w:hAnsiTheme="majorAscii" w:eastAsiaTheme="majorAscii" w:cstheme="majorAscii"/>
+          <w:lang w:val="en-US"/>
+        </w:rPr>
+        <w:t xml:space="preserve"> the promotion of gender, equality, and diversity at the University. We proposed that the necessary measures be included in the University’s newly developed diversity and equal opportunity strategy and its implementation plan.</w:t>
+      </w:r>
+    </w:p>
+    <w:p>
+      <w:pPr>
+        <w:pStyle w:val="Normal"/>
+        <w:ind w:right="-630"/>
+        <w:jc w:val="both"/>
+        <w:rPr>
+          <w:rFonts w:ascii="Aptos Display" w:hAnsi="Aptos Display" w:eastAsia="Aptos Display" w:cs="Aptos Display" w:asciiTheme="majorAscii" w:hAnsiTheme="majorAscii" w:eastAsiaTheme="majorAscii" w:cstheme="majorAscii"/>
+          <w:lang w:val="en-US"/>
+        </w:rPr>
+      </w:pPr>
+    </w:p>
+    <w:p>
+      <w:pPr>
+        <w:pStyle w:val="Heading1"/>
+      </w:pPr>
+      <w:r>
+        <w:rPr>
+          <w:noProof w:val="0"/>
+          <w:lang w:val="en-US"/>
+        </w:rPr>
+        <w:t>Student Affairs and Career Office</w:t>
+      </w:r>
+    </w:p>
+    <w:p>
+      <w:pPr>
+        <w:pStyle w:val="Normal"/>
+        <w:rPr>
+          <w:noProof w:val="0"/>
+          <w:lang w:val="en-US"/>
+        </w:rPr>
+      </w:pPr>
+      <w:r>
+        <w:rPr>
+          <w:noProof w:val="0"/>
+          <w:lang w:val="en-US"/>
+        </w:rPr>
+        <w:t xml:space="preserve">The integration process coordinator worked closely with the Vilnius University integration coordinator and the Vilnius University Student Affairs and Career Office to improve the integration and academic experience of first-year students at the university. Additionally, the Reintegration Week initiative was organized for the first time, involving both student organizations and VU departments. VU SR </w:t>
+      </w:r>
+      <w:r>
+        <w:rPr>
+          <w:noProof w:val="0"/>
+          <w:lang w:val="en-US"/>
+        </w:rPr>
+        <w:t>units</w:t>
+      </w:r>
+      <w:r>
+        <w:rPr>
+          <w:noProof w:val="0"/>
+          <w:lang w:val="en-US"/>
+        </w:rPr>
+        <w:t xml:space="preserve"> and initiatives organized general meetings and events, as well as informal meetings between mentors and first-year students, while the Counseling and Career Centre held an open house and a brainstorming session for first-year students. </w:t>
+      </w:r>
+      <w:r>
+        <w:rPr>
+          <w:noProof w:val="0"/>
+          <w:lang w:val="en-US"/>
+        </w:rPr>
+        <w:t xml:space="preserve"> </w:t>
+      </w:r>
+    </w:p>
+    <w:p>
+      <w:pPr>
+        <w:pStyle w:val="Normal"/>
+      </w:pPr>
+      <w:r>
+        <w:rPr>
+          <w:noProof w:val="0"/>
+          <w:lang w:val="en-US"/>
+        </w:rPr>
+        <w:t xml:space="preserve">Together with the Student Affairs and Career Office (SACO), the concept of study groups was reviewed, and it was agreed that from now on, this activity will be organized directly by SACO in collaboration with the CAU study </w:t>
+      </w:r>
+      <w:r>
+        <w:rPr>
+          <w:noProof w:val="0"/>
+          <w:lang w:val="en-US"/>
+        </w:rPr>
+        <w:t>depar</w:t>
+      </w:r>
+      <w:r>
+        <w:rPr>
+          <w:noProof w:val="0"/>
+          <w:lang w:val="en-US"/>
+        </w:rPr>
+        <w:t>t</w:t>
+      </w:r>
+      <w:r>
+        <w:rPr>
+          <w:noProof w:val="0"/>
+          <w:lang w:val="en-US"/>
+        </w:rPr>
+        <w:t>ments</w:t>
+      </w:r>
+      <w:r>
+        <w:rPr>
+          <w:noProof w:val="0"/>
+          <w:lang w:val="en-US"/>
+        </w:rPr>
+        <w:t>. VU SR will no longer directly organize this activity.</w:t>
+      </w:r>
+    </w:p>
+    <w:p>
+      <w:pPr>
+        <w:pStyle w:val="Normal"/>
+        <w:rPr>
+          <w:noProof w:val="0"/>
+          <w:lang w:val="en-US"/>
+        </w:rPr>
+      </w:pPr>
+      <w:r>
+        <w:rPr>
+          <w:noProof w:val="0"/>
+          <w:lang w:val="en-US"/>
+        </w:rPr>
+        <w:t xml:space="preserve">We collaborate regularly with the academic project coordinator to support the “Ask a </w:t>
+      </w:r>
+      <w:bookmarkStart w:name="_Int_EWmeKiuA" w:id="186200586"/>
+      <w:r>
+        <w:rPr>
+          <w:noProof w:val="0"/>
+          <w:lang w:val="en-US"/>
+        </w:rPr>
+        <w:t>Student</w:t>
+      </w:r>
+      <w:bookmarkEnd w:id="186200586"/>
+      <w:r>
+        <w:rPr>
+          <w:noProof w:val="0"/>
+          <w:lang w:val="en-US"/>
+        </w:rPr>
+        <w:t xml:space="preserve">” initiative and help find student volunteers from various programs. Discussions are also underway </w:t>
+      </w:r>
+      <w:r>
+        <w:rPr>
+          <w:noProof w:val="0"/>
+          <w:lang w:val="en-US"/>
+        </w:rPr>
+        <w:t>regarding</w:t>
+      </w:r>
+      <w:r>
+        <w:rPr>
+          <w:noProof w:val="0"/>
+          <w:lang w:val="en-US"/>
+        </w:rPr>
+        <w:t xml:space="preserve"> the promotion of mentoring and publicizing this opportunity to students, as well as involving doctoral students as mentors in the mentoring network</w:t>
+      </w:r>
+      <w:r>
+        <w:rPr>
+          <w:noProof w:val="0"/>
+          <w:lang w:val="en-US"/>
+        </w:rPr>
+        <w:t xml:space="preserve">.  </w:t>
+      </w:r>
+    </w:p>
+    <w:p>
+      <w:pPr>
+        <w:pStyle w:val="Normal"/>
+      </w:pPr>
+      <w:r>
+        <w:rPr>
+          <w:noProof w:val="0"/>
+          <w:lang w:val="en-US"/>
+        </w:rPr>
+        <w:t xml:space="preserve">In collaboration with the Career Centre, a CV-writing workshop was held at the AD ASTRA festival for first-year students and other festival participants. </w:t>
+      </w:r>
+      <w:r>
+        <w:rPr>
+          <w:noProof w:val="0"/>
+          <w:lang w:val="en-US"/>
+        </w:rPr>
+        <w:t xml:space="preserve"> </w:t>
+      </w:r>
+    </w:p>
+    <w:p>
+      <w:pPr>
+        <w:pStyle w:val="Normal"/>
+        <w:rPr>
+          <w:noProof w:val="0"/>
+          <w:lang w:val="en-US"/>
+        </w:rPr>
+      </w:pPr>
+      <w:r>
+        <w:rPr>
+          <w:noProof w:val="0"/>
+          <w:lang w:val="en-US"/>
+        </w:rPr>
+        <w:t>We also agreed with the department to collaborate on publicizing the funding received by Vilnius University from the project implemented by the Education Exchange</w:t>
+      </w:r>
+      <w:r>
+        <w:rPr>
+          <w:noProof w:val="0"/>
+          <w:lang w:val="en-US"/>
+        </w:rPr>
+        <w:t>s</w:t>
+      </w:r>
+      <w:r>
+        <w:rPr>
+          <w:noProof w:val="0"/>
+          <w:lang w:val="en-US"/>
+        </w:rPr>
+        <w:t xml:space="preserve"> Support F</w:t>
+      </w:r>
+      <w:r>
+        <w:rPr>
+          <w:noProof w:val="0"/>
+          <w:lang w:val="en-US"/>
+        </w:rPr>
+        <w:t>oundation</w:t>
+      </w:r>
+      <w:r>
+        <w:rPr>
+          <w:noProof w:val="0"/>
+          <w:lang w:val="en-US"/>
+        </w:rPr>
+        <w:t>, which is aimed at improving the integration of foreign students studying at Lithuanian higher education institution and Lithuanians living abroad into the labor market by 2026, by awarding scholarships to those undertaking internships.</w:t>
+      </w:r>
+    </w:p>
+    <w:p>
+      <w:pPr>
+        <w:pStyle w:val="Heading1"/>
+        <w:rPr>
+          <w:noProof w:val="0"/>
+          <w:lang w:val="en-US"/>
+        </w:rPr>
+      </w:pPr>
+      <w:r>
+        <w:rPr>
+          <w:noProof w:val="0"/>
+          <w:lang w:val="en-US"/>
+        </w:rPr>
+        <w:t>Culture Center</w:t>
+      </w:r>
+    </w:p>
+    <w:p>
+      <w:pPr>
+        <w:pStyle w:val="Normal"/>
+      </w:pPr>
+      <w:r>
+        <w:rPr>
+          <w:noProof w:val="0"/>
+          <w:lang w:val="en-US"/>
+        </w:rPr>
+        <w:t xml:space="preserve">The Social Process Coordinator participated in a multi-day strategic session at the Culture Center, during which she shared student perspectives and proposals focused on students’ needs and greater student engagement in cultural activities. </w:t>
+      </w:r>
+    </w:p>
+    <w:p>
+      <w:pPr>
+        <w:pStyle w:val="Normal"/>
+      </w:pPr>
+      <w:r>
+        <w:rPr>
+          <w:noProof w:val="0"/>
+          <w:lang w:val="en-US"/>
+        </w:rPr>
+        <w:t>VU S</w:t>
+      </w:r>
+      <w:r>
+        <w:rPr>
+          <w:noProof w:val="0"/>
+          <w:lang w:val="en-US"/>
+        </w:rPr>
+        <w:t>R</w:t>
+      </w:r>
+      <w:r>
+        <w:rPr>
+          <w:noProof w:val="0"/>
+          <w:lang w:val="en-US"/>
+        </w:rPr>
+        <w:t xml:space="preserve">, together with the Culture Center, signed a cooperation agreement, </w:t>
+      </w:r>
+      <w:r>
+        <w:rPr>
+          <w:noProof w:val="0"/>
+          <w:lang w:val="en-US"/>
+        </w:rPr>
+        <w:t>submitting</w:t>
+      </w:r>
+      <w:r>
+        <w:rPr>
+          <w:noProof w:val="0"/>
+          <w:lang w:val="en-US"/>
+        </w:rPr>
+        <w:t xml:space="preserve"> a project to the State Studies Foundation, </w:t>
+      </w:r>
+      <w:r>
+        <w:rPr>
+          <w:noProof w:val="0"/>
+          <w:lang w:val="en-US"/>
+        </w:rPr>
+        <w:t>regarding</w:t>
+      </w:r>
+      <w:r>
+        <w:rPr>
+          <w:noProof w:val="0"/>
+          <w:lang w:val="en-US"/>
+        </w:rPr>
+        <w:t xml:space="preserve"> cooperation in implementing a potential project related to the development of intercultural competence: “Working Together: University Theater Pedagogy for Student Intercultural Integration.” We also held a meeting to discuss future cooperation between VU SR and the Culture Center and potential projects related to promoting student self-expression.</w:t>
+      </w:r>
+    </w:p>
+    <w:p>
+      <w:pPr>
+        <w:pStyle w:val="Normal"/>
+        <w:rPr>
+          <w:noProof w:val="0"/>
+          <w:lang w:val="en-US"/>
+        </w:rPr>
+      </w:pPr>
+    </w:p>
+    <w:p>
+      <w:pPr>
+        <w:pStyle w:val="Heading1"/>
+        <w:rPr>
+          <w:noProof w:val="0"/>
+          <w:lang w:val="en-US"/>
+        </w:rPr>
+      </w:pPr>
+      <w:r>
+        <w:rPr>
+          <w:noProof w:val="0"/>
+          <w:lang w:val="en-US"/>
+        </w:rPr>
+        <w:t xml:space="preserve">Vilnius University Library </w:t>
+      </w:r>
+    </w:p>
+    <w:p>
+      <w:pPr>
+        <w:pStyle w:val="Normal"/>
+      </w:pPr>
+      <w:r>
+        <w:rPr>
+          <w:noProof w:val="0"/>
+          <w:lang w:val="en-US"/>
+        </w:rPr>
+        <w:t xml:space="preserve">VU SR strengthened its cooperation with the Vilnius University Library to ensure that students’ needs are represented and that they are involved in decision-making processes. The Social Affairs Coordinator regularly attended monthly meetings with the library’s management and staff—a total of 7 meetings took place. During these meetings, students’ insights were presented, relevant issues were raised, and potential solutions were discussed. The issues discussed included the accessibility of library services, improving communication about events and services, and the quality of the study environment, and some of them were incorporated into the library’s </w:t>
+      </w:r>
+      <w:r>
+        <w:rPr>
+          <w:noProof w:val="0"/>
+          <w:lang w:val="en-US"/>
+        </w:rPr>
+        <w:t>future plans</w:t>
+      </w:r>
+      <w:r>
+        <w:rPr>
+          <w:noProof w:val="0"/>
+          <w:lang w:val="en-US"/>
+        </w:rPr>
+        <w:t xml:space="preserve">. </w:t>
+      </w:r>
+    </w:p>
+    <w:p>
+      <w:pPr>
+        <w:pStyle w:val="Normal"/>
+      </w:pPr>
+      <w:r>
+        <w:rPr>
+          <w:noProof w:val="0"/>
+          <w:lang w:val="en-US"/>
+        </w:rPr>
+        <w:t xml:space="preserve">In addition, VU SR representatives participated in a strategic library planning session, where they contributed to the development of a vision for the future. During the session, the importance of clearer and more active communication was emphasized, as were the possibilities for integrating artificial intelligence solutions and the need to strengthen both the physical and digital resources of the library. Representing the interests of students, VU SR representatives submitted proposals that were </w:t>
+      </w:r>
+      <w:r>
+        <w:rPr>
+          <w:noProof w:val="0"/>
+          <w:lang w:val="en-US"/>
+        </w:rPr>
+        <w:t>taken into account</w:t>
+      </w:r>
+      <w:r>
+        <w:rPr>
+          <w:noProof w:val="0"/>
+          <w:lang w:val="en-US"/>
+        </w:rPr>
+        <w:t xml:space="preserve"> when drafting the library’s strategic plan. Participation in these processes contributed to a more open dialogue with the community and reinforced the importance of the </w:t>
+      </w:r>
+      <w:r>
+        <w:rPr>
+          <w:noProof w:val="0"/>
+          <w:lang w:val="en-US"/>
+        </w:rPr>
+        <w:t>student</w:t>
+      </w:r>
+      <w:r>
+        <w:rPr>
+          <w:noProof w:val="0"/>
+          <w:lang w:val="en-US"/>
+        </w:rPr>
+        <w:t xml:space="preserve"> voice in strategic decision-making.</w:t>
+      </w:r>
+    </w:p>
+    <w:p>
+      <w:pPr>
+        <w:pStyle w:val="Normal"/>
+        <w:rPr>
+          <w:noProof w:val="0"/>
+          <w:lang w:val="en-US"/>
+        </w:rPr>
+      </w:pPr>
+    </w:p>
+    <w:p>
+      <w:pPr>
+        <w:pStyle w:val="Heading1"/>
+        <w:rPr>
+          <w:noProof w:val="0"/>
+          <w:lang w:val="en-US"/>
+        </w:rPr>
+      </w:pPr>
+      <w:r>
+        <w:rPr>
+          <w:noProof w:val="0"/>
+          <w:lang w:val="en-US"/>
+        </w:rPr>
+        <w:t xml:space="preserve">Representation of </w:t>
+      </w:r>
+      <w:r>
+        <w:rPr>
+          <w:noProof w:val="0"/>
+          <w:lang w:val="en-US"/>
+        </w:rPr>
+        <w:t>Third-Cycle</w:t>
+      </w:r>
+      <w:r>
+        <w:rPr>
+          <w:noProof w:val="0"/>
+          <w:lang w:val="en-US"/>
+        </w:rPr>
+        <w:t xml:space="preserve"> (Doctoral) Students</w:t>
+      </w:r>
+    </w:p>
+    <w:p>
+      <w:pPr>
+        <w:pStyle w:val="Normal"/>
+      </w:pPr>
+      <w:r>
+        <w:rPr>
+          <w:noProof w:val="0"/>
+          <w:lang w:val="en-US"/>
+        </w:rPr>
+        <w:t xml:space="preserve">During the reporting period, several meetings were held with the </w:t>
+      </w:r>
+      <w:r>
+        <w:rPr>
+          <w:noProof w:val="0"/>
+          <w:lang w:val="en-US"/>
+        </w:rPr>
+        <w:t>Vice</w:t>
+      </w:r>
+      <w:r>
+        <w:rPr>
+          <w:noProof w:val="0"/>
+          <w:lang w:val="en-US"/>
+        </w:rPr>
+        <w:t>-Rector for Research and the Doctoral and Postdoctoral Studies Office. During the meetings, discussions focused on increasing funding for the doctoral program, the continuity of training for doctoral advisors, the situation of doctoral students studying under joint doctoral agreements with other academic institutions, and potential measures to strengthen the doctoral program within VU’s Strategic Plan</w:t>
+      </w:r>
+      <w:r>
+        <w:rPr>
+          <w:noProof w:val="0"/>
+          <w:lang w:val="en-US"/>
+        </w:rPr>
+        <w:t xml:space="preserve">.  </w:t>
+      </w:r>
+    </w:p>
+    <w:p>
+      <w:pPr>
+        <w:pStyle w:val="Normal"/>
+      </w:pPr>
+      <w:r>
+        <w:rPr>
+          <w:noProof w:val="0"/>
+          <w:lang w:val="en-US"/>
+        </w:rPr>
+        <w:t xml:space="preserve">This year, the doctoral program received the most attention at the decision-making level: in the VU Senate, the VU Council, the VU Rectorate, and the VU Strategy Development Working Group, with the aim of resolving existing problems and implementing the necessary measures to strengthen the quality of doctoral studies.  </w:t>
+      </w:r>
+    </w:p>
+    <w:p>
+      <w:pPr>
+        <w:pStyle w:val="Normal"/>
+      </w:pPr>
+      <w:r>
+        <w:rPr>
+          <w:noProof w:val="0"/>
+          <w:lang w:val="en-US"/>
+        </w:rPr>
+        <w:t xml:space="preserve">We also brought together senior doctoral students as mentors into a mentoring network for the first time; by sharing their experience, they can assist first-year doctoral students. We presented this initiative to first-year doctoral students at VU.  </w:t>
+      </w:r>
+    </w:p>
+    <w:p>
+      <w:pPr>
+        <w:pStyle w:val="Normal"/>
+        <w:rPr>
+          <w:noProof w:val="0"/>
+          <w:lang w:val="en-US"/>
+        </w:rPr>
+      </w:pPr>
+    </w:p>
+    <w:p>
+      <w:pPr>
+        <w:pStyle w:val="Heading1"/>
+        <w:rPr>
+          <w:noProof w:val="0"/>
+          <w:lang w:val="en-US"/>
+        </w:rPr>
+      </w:pPr>
+      <w:r>
+        <w:rPr>
+          <w:noProof w:val="0"/>
+          <w:lang w:val="en-US"/>
+        </w:rPr>
+        <w:t xml:space="preserve">SCHOLARSHIP REGULATIONS </w:t>
+      </w:r>
+    </w:p>
+    <w:p>
+      <w:pPr>
+        <w:pStyle w:val="Normal"/>
+      </w:pPr>
+      <w:r>
+        <w:rPr>
+          <w:noProof w:val="0"/>
+          <w:lang w:val="en-US"/>
+        </w:rPr>
+        <w:t>VU SR has submitted proposals to improve the VU scholarship regulations, with the aim of increasing the transparency, clarity, and accessibility of the process for students. Among the proposals were establishing a clear appeals mechanism for scholarship award decisions, mandating that students be informed of the decision regardless of its outcome, increasing the number of student representatives on the Scholarship for Social Activities Committee, and indexing the income threshold for social scholarships by linking it to an official index. The administration agreed with some of the proposals and planned to include them in the updated scholarship regulations, while for others it presented alternative solutions or additional explanations regarding the lack of technical feasibility in implementing the proposals.</w:t>
+      </w:r>
     </w:p>
     <w:sectPr>
       <w:pgSz w:w="11906" w:h="16838" w:orient="portrait"/>
@@ -41111,16 +42632,7 @@
     <int2:textHash int2:hashCode="pYyXFdwWEnrhxX" int2:id="u83InZFj">
       <int2:state int2:type="spell" int2:value="Rejected"/>
     </int2:textHash>
-    <int2:bookmark int2:bookmarkName="_Int_zwuEq1YH" int2:invalidationBookmarkName="" int2:hashCode="V7Vea8KG0E3Wet" int2:id="8tO2g2FV">
-      <int2:state int2:type="gram" int2:value="Rejected"/>
-    </int2:bookmark>
-    <int2:bookmark int2:bookmarkName="_Int_Lly3jcvs" int2:invalidationBookmarkName="" int2:hashCode="WUlGlaMXK1IS8K" int2:id="HdCS0rbU">
-      <int2:state int2:type="gram" int2:value="Rejected"/>
-    </int2:bookmark>
-    <int2:bookmark int2:bookmarkName="_Int_KGGsoOvF" int2:invalidationBookmarkName="" int2:hashCode="ctyw96dKPCarwI" int2:id="LKguD3kd">
-      <int2:state int2:type="style" int2:value="Rejected"/>
-    </int2:bookmark>
-    <int2:bookmark int2:bookmarkName="_Int_WWh8dAvB" int2:invalidationBookmarkName="" int2:hashCode="tdUyHBa2JhBc6X" int2:id="38T6Dazu">
+    <int2:bookmark int2:bookmarkName="_Int_EWmeKiuA" int2:invalidationBookmarkName="" int2:hashCode="QrMnlHkrSDE80b" int2:id="Dd9NTYfS">
       <int2:state int2:type="gram" int2:value="Rejected"/>
     </int2:bookmark>
   </int2:observations>
@@ -45011,7 +46523,7 @@
     <w:next w:val="Normal"/>
     <w:unhideWhenUsed/>
     <w:qFormat/>
-    <w:rsid w:val="4336DE4F"/>
+    <w:rsid w:val="407F95FD"/>
     <w:rPr>
       <w:rFonts w:ascii="Aptos Display" w:hAnsi="Aptos Display" w:eastAsia="" w:cs="" w:asciiTheme="majorAscii" w:hAnsiTheme="majorAscii" w:eastAsiaTheme="majorEastAsia" w:cstheme="majorBidi"/>
       <w:color w:val="0F4761" w:themeColor="accent1" w:themeTint="FF" w:themeShade="BF"/>
@@ -45671,8 +47183,8 @@
 </file>
 
 <file path=customXml/item1.xml><?xml version="1.0" encoding="utf-8"?>
-<ct:contentTypeSchema xmlns:ct="http://schemas.microsoft.com/office/2006/metadata/contentType" xmlns:ma="http://schemas.microsoft.com/office/2006/metadata/properties/metaAttributes" ct:_="" ma:_="" ma:contentTypeName="Dokumentas" ma:contentTypeID="0x01010031419BB974FF0444AC761B595520E27F" ma:contentTypeVersion="46" ma:contentTypeDescription="Kurkite naują dokumentą." ma:contentTypeScope="" ma:versionID="6d12eca580733347d153c8d79d06489f">
-  <xsd:schema xmlns:xsd="http://www.w3.org/2001/XMLSchema" xmlns:xs="http://www.w3.org/2001/XMLSchema" xmlns:p="http://schemas.microsoft.com/office/2006/metadata/properties" xmlns:ns1="http://schemas.microsoft.com/sharepoint/v3" xmlns:ns2="b33ada24-f80b-4dbc-a5fd-44f9c36e426a" xmlns:ns3="074b1ed8-1c8d-4c98-8bb5-56e33e4a0d6d" targetNamespace="http://schemas.microsoft.com/office/2006/metadata/properties" ma:root="true" ma:fieldsID="b8c9d70f65cf02a8adfbed8cc100a2fe" ns1:_="" ns2:_="" ns3:_="">
+<ct:contentTypeSchema xmlns:ct="http://schemas.microsoft.com/office/2006/metadata/contentType" xmlns:ma="http://schemas.microsoft.com/office/2006/metadata/properties/metaAttributes" ct:_="" ma:_="" ma:contentTypeName="Document" ma:contentTypeID="0x01010031419BB974FF0444AC761B595520E27F" ma:contentTypeVersion="46" ma:contentTypeDescription="Create a new document." ma:contentTypeScope="" ma:versionID="07526bf6fd83edd7b31f922f86555fa2">
+  <xsd:schema xmlns:xsd="http://www.w3.org/2001/XMLSchema" xmlns:xs="http://www.w3.org/2001/XMLSchema" xmlns:p="http://schemas.microsoft.com/office/2006/metadata/properties" xmlns:ns1="http://schemas.microsoft.com/sharepoint/v3" xmlns:ns2="b33ada24-f80b-4dbc-a5fd-44f9c36e426a" xmlns:ns3="074b1ed8-1c8d-4c98-8bb5-56e33e4a0d6d" targetNamespace="http://schemas.microsoft.com/office/2006/metadata/properties" ma:root="true" ma:fieldsID="35791db9501c7a59747203dac6a051d4" ns1:_="" ns2:_="" ns3:_="">
     <xsd:import namespace="http://schemas.microsoft.com/sharepoint/v3"/>
     <xsd:import namespace="b33ada24-f80b-4dbc-a5fd-44f9c36e426a"/>
     <xsd:import namespace="074b1ed8-1c8d-4c98-8bb5-56e33e4a0d6d"/>
@@ -45719,7 +47231,7 @@
   <xsd:schema xmlns:xsd="http://www.w3.org/2001/XMLSchema" xmlns:xs="http://www.w3.org/2001/XMLSchema" xmlns:dms="http://schemas.microsoft.com/office/2006/documentManagement/types" xmlns:pc="http://schemas.microsoft.com/office/infopath/2007/PartnerControls" targetNamespace="http://schemas.microsoft.com/sharepoint/v3" elementFormDefault="qualified">
     <xsd:import namespace="http://schemas.microsoft.com/office/2006/documentManagement/types"/>
     <xsd:import namespace="http://schemas.microsoft.com/office/infopath/2007/PartnerControls"/>
-    <xsd:element name="Language" ma:index="4" nillable="true" ma:displayName="Kalba" ma:default="Lietuvių" ma:description="" ma:format="Dropdown" ma:internalName="Language">
+    <xsd:element name="Language" ma:index="4" nillable="true" ma:displayName="Language" ma:default="Lietuvių" ma:description="" ma:format="Dropdown" ma:internalName="Language">
       <xsd:simpleType>
         <xsd:union memberTypes="dms:Text">
           <xsd:simpleType>
@@ -45857,7 +47369,7 @@
         <xsd:restriction base="dms:Unknown"/>
       </xsd:simpleType>
     </xsd:element>
-    <xsd:element name="lcf76f155ced4ddcb4097134ff3c332f" ma:index="31" nillable="true" ma:taxonomy="true" ma:internalName="lcf76f155ced4ddcb4097134ff3c332f" ma:taxonomyFieldName="MediaServiceImageTags" ma:displayName="Vaizdų žymės" ma:readOnly="false" ma:fieldId="{5cf76f15-5ced-4ddc-b409-7134ff3c332f}" ma:taxonomyMulti="true" ma:sspId="e6a4ed46-09c1-4180-b5d8-b772bf273c50" ma:termSetId="09814cd3-568e-fe90-9814-8d621ff8fb84" ma:anchorId="fba54fb3-c3e1-fe81-a776-ca4b69148c4d" ma:open="true" ma:isKeyword="false">
+    <xsd:element name="lcf76f155ced4ddcb4097134ff3c332f" ma:index="31" nillable="true" ma:taxonomy="true" ma:internalName="lcf76f155ced4ddcb4097134ff3c332f" ma:taxonomyFieldName="MediaServiceImageTags" ma:displayName="Image Tags" ma:readOnly="false" ma:fieldId="{5cf76f15-5ced-4ddc-b409-7134ff3c332f}" ma:taxonomyMulti="true" ma:sspId="e6a4ed46-09c1-4180-b5d8-b772bf273c50" ma:termSetId="09814cd3-568e-fe90-9814-8d621ff8fb84" ma:anchorId="fba54fb3-c3e1-fe81-a776-ca4b69148c4d" ma:open="true" ma:isKeyword="false">
       <xsd:complexType>
         <xsd:sequence>
           <xsd:element ref="pc:Terms" minOccurs="0" maxOccurs="1"/>
@@ -45904,7 +47416,7 @@
         </xsd:complexContent>
       </xsd:complexType>
     </xsd:element>
-    <xsd:element name="SharedWithUsers" ma:index="27" nillable="true" ma:displayName="Bendrinama su" ma:hidden="true" ma:internalName="SharedWithUsers" ma:readOnly="true">
+    <xsd:element name="SharedWithUsers" ma:index="27" nillable="true" ma:displayName="Shared With" ma:hidden="true" ma:internalName="SharedWithUsers" ma:readOnly="true">
       <xsd:complexType>
         <xsd:complexContent>
           <xsd:extension base="dms:UserMulti">
@@ -45923,7 +47435,7 @@
         </xsd:complexContent>
       </xsd:complexType>
     </xsd:element>
-    <xsd:element name="SharedWithDetails" ma:index="28" nillable="true" ma:displayName="Bendrinta su išsamia informacija" ma:hidden="true" ma:internalName="SharedWithDetails" ma:readOnly="true">
+    <xsd:element name="SharedWithDetails" ma:index="28" nillable="true" ma:displayName="Shared With Details" ma:hidden="true" ma:internalName="SharedWithDetails" ma:readOnly="true">
       <xsd:simpleType>
         <xsd:restriction base="dms:Note"/>
       </xsd:simpleType>
@@ -45938,8 +47450,8 @@
         <xsd:element ref="dc:creator" minOccurs="0" maxOccurs="1"/>
         <xsd:element ref="dcterms:created" minOccurs="0" maxOccurs="1"/>
         <xsd:element ref="dc:identifier" minOccurs="0" maxOccurs="1"/>
-        <xsd:element name="contentType" minOccurs="0" maxOccurs="1" type="xsd:string" ma:displayName="Turinio tipas"/>
-        <xsd:element ref="dc:title" minOccurs="0" maxOccurs="1" ma:index="1" ma:displayName="Antraštė"/>
+        <xsd:element name="contentType" minOccurs="0" maxOccurs="1" type="xsd:string" ma:displayName="Content Type"/>
+        <xsd:element ref="dc:title" minOccurs="0" maxOccurs="1" ma:index="1" ma:displayName="Title"/>
         <xsd:element ref="dc:subject" minOccurs="0" maxOccurs="1"/>
         <xsd:element ref="dc:description" minOccurs="0" maxOccurs="1"/>
         <xsd:element name="keywords" minOccurs="0" maxOccurs="1" type="xsd:string"/>
@@ -46067,7 +47579,7 @@
 </file>
 
 <file path=customXml/itemProps1.xml><?xml version="1.0" encoding="utf-8"?>
-<ds:datastoreItem xmlns:ds="http://schemas.openxmlformats.org/officeDocument/2006/customXml" ds:itemID="{3989DFA1-5547-49ED-BC35-4C5585C4689F}"/>
+<ds:datastoreItem xmlns:ds="http://schemas.openxmlformats.org/officeDocument/2006/customXml" ds:itemID="{E1334750-D859-4D61-A75D-52451908E2E0}"/>
 </file>
 
 <file path=customXml/itemProps2.xml><?xml version="1.0" encoding="utf-8"?>
